--- a/Architecture/FlightPlanAgent-Architecture.docx
+++ b/Architecture/FlightPlanAgent-Architecture.docx
@@ -40,7 +40,7 @@
           <w:iCs/>
           <w:color w:val="5F8683"/>
         </w:rPr>
-        <w:t>Solution Architecture  |  v1.0  |  As-Built Specification</w:t>
+        <w:t>Solution Architecture  |  v1.1  |  As-Built Specification</w:t>
       </w:r>
     </w:p>
     <w:p>
@@ -134,7 +134,7 @@
                 <w:sz w:val="20"/>
                 <w:szCs w:val="20"/>
               </w:rPr>
-              <w:t>FLIGHTAGENT-SA-v1.0</w:t>
+              <w:t>FLIGHTAGENT-SA-v1.1</w:t>
             </w:r>
           </w:p>
         </w:tc>
@@ -204,7 +204,7 @@
                 <w:sz w:val="20"/>
                 <w:szCs w:val="20"/>
               </w:rPr>
-              <w:t>1.0 — As-Built Specification</w:t>
+              <w:t>1.1 — As-Built Specification</w:t>
             </w:r>
           </w:p>
         </w:tc>
@@ -344,7 +344,7 @@
                 <w:sz w:val="20"/>
                 <w:szCs w:val="20"/>
               </w:rPr>
-              <w:t>Active — reflects the application as running locally</w:t>
+              <w:t>Active — reflects the deployed application</w:t>
             </w:r>
           </w:p>
         </w:tc>
@@ -624,25 +624,7 @@
                 <w:sz w:val="20"/>
                 <w:szCs w:val="20"/>
               </w:rPr>
-              <w:t xml:space="preserve">Runs locally with dotnet run; Dockerfile prepared for Render, auto-deploy from GitHub (same pattern as </w:t>
-            </w:r>
-            <w:proofErr w:type="spellStart"/>
-            <w:r>
-              <w:rPr>
-                <w:color w:val="000000"/>
-                <w:sz w:val="20"/>
-                <w:szCs w:val="20"/>
-              </w:rPr>
-              <w:t>VoiceChat</w:t>
-            </w:r>
-            <w:proofErr w:type="spellEnd"/>
-            <w:r>
-              <w:rPr>
-                <w:color w:val="000000"/>
-                <w:sz w:val="20"/>
-                <w:szCs w:val="20"/>
-              </w:rPr>
-              <w:t xml:space="preserve"> and Groundwork)</w:t>
+              <w:t>Docker container on Render, auto-deployed from GitHub (same pattern as VoiceChat and Groundwork). Live at flightplanagent.onrender.com.</w:t>
             </w:r>
           </w:p>
         </w:tc>
@@ -791,8 +773,8 @@
       <w:pPr>
         <w:pStyle w:val="Heading1"/>
       </w:pPr>
-      <w:bookmarkStart w:id="0" w:name="_Toc237904668"/>
-      <w:bookmarkStart w:id="1" w:name="_Toc237904738"/>
+      <w:bookmarkStart w:id="0" w:name="_Toc237906371"/>
+      <w:bookmarkStart w:id="1" w:name="_Toc237906441"/>
       <w:r>
         <w:lastRenderedPageBreak/>
         <w:t>Change Log</w:t>
@@ -1027,25 +1009,107 @@
                 <w:sz w:val="20"/>
                 <w:szCs w:val="20"/>
               </w:rPr>
-              <w:t xml:space="preserve">Initial build. Single Razor page; server-side agent loop against the Anthropic Messages API with three local tools (airfield lookup, live METAR/TAF, nav-log calculation); step-by-step reveal of tool calls in the browser; markdown briefing rendered as HTML. Fixed </w:t>
-            </w:r>
-            <w:proofErr w:type="spellStart"/>
-            <w:r>
-              <w:rPr>
-                <w:color w:val="000000"/>
-                <w:sz w:val="20"/>
-                <w:szCs w:val="20"/>
-              </w:rPr>
-              <w:t>antiforgery</w:t>
-            </w:r>
-            <w:proofErr w:type="spellEnd"/>
-            <w:r>
-              <w:rPr>
-                <w:color w:val="000000"/>
-                <w:sz w:val="20"/>
-                <w:szCs w:val="20"/>
-              </w:rPr>
-              <w:t xml:space="preserve"> rejection of the JSON POST, cached static assets, and error handling that hid the real HTTP status. This document created.</w:t>
+              <w:t>Initial build. Single Razor page; server-side agent loop against the Anthropic Messages API with three local tools (airfield lookup, live METAR/TAF, nav-log calculation); step-by-step reveal of tool calls in the browser; markdown briefing rendered as HTML. Fixed antiforgery rejection of the JSON POST, cached static assets, and error handling that hid the real HTTP status. This document created.</w:t>
+            </w:r>
+          </w:p>
+        </w:tc>
+      </w:tr>
+      <w:tr>
+        <w:tblPrEx>
+          <w:tblCellMar>
+            <w:top w:w="0" w:type="dxa"/>
+            <w:bottom w:w="0" w:type="dxa"/>
+          </w:tblCellMar>
+        </w:tblPrEx>
+        <w:tc>
+          <w:tcPr>
+            <w:tcW w:w="1083" w:type="dxa"/>
+            <w:tcBorders>
+              <w:top w:val="single" w:sz="4" w:space="0" w:color="BFD3D0"/>
+              <w:left w:val="single" w:sz="4" w:space="0" w:color="BFD3D0"/>
+              <w:bottom w:val="single" w:sz="4" w:space="0" w:color="BFD3D0"/>
+              <w:right w:val="single" w:sz="4" w:space="0" w:color="BFD3D0"/>
+            </w:tcBorders>
+            <w:tcMar>
+              <w:top w:w="80" w:type="dxa"/>
+              <w:left w:w="120" w:type="dxa"/>
+              <w:bottom w:w="80" w:type="dxa"/>
+              <w:right w:w="120" w:type="dxa"/>
+            </w:tcMar>
+          </w:tcPr>
+          <w:p>
+            <w:pPr>
+              <w:spacing w:after="60"/>
+            </w:pPr>
+            <w:r>
+              <w:rPr>
+                <w:b/>
+                <w:bCs/>
+                <w:color w:val="000000"/>
+                <w:sz w:val="20"/>
+                <w:szCs w:val="20"/>
+              </w:rPr>
+              <w:t>1.1</w:t>
+            </w:r>
+          </w:p>
+        </w:tc>
+        <w:tc>
+          <w:tcPr>
+            <w:tcW w:w="1264" w:type="dxa"/>
+            <w:tcBorders>
+              <w:top w:val="single" w:sz="4" w:space="0" w:color="BFD3D0"/>
+              <w:left w:val="single" w:sz="4" w:space="0" w:color="BFD3D0"/>
+              <w:bottom w:val="single" w:sz="4" w:space="0" w:color="BFD3D0"/>
+              <w:right w:val="single" w:sz="4" w:space="0" w:color="BFD3D0"/>
+            </w:tcBorders>
+            <w:tcMar>
+              <w:top w:w="80" w:type="dxa"/>
+              <w:left w:w="120" w:type="dxa"/>
+              <w:bottom w:w="80" w:type="dxa"/>
+              <w:right w:w="120" w:type="dxa"/>
+            </w:tcMar>
+          </w:tcPr>
+          <w:p>
+            <w:pPr>
+              <w:spacing w:after="60"/>
+            </w:pPr>
+            <w:r>
+              <w:rPr>
+                <w:color w:val="000000"/>
+                <w:sz w:val="20"/>
+                <w:szCs w:val="20"/>
+              </w:rPr>
+              <w:t>Aug 2026</w:t>
+            </w:r>
+          </w:p>
+        </w:tc>
+        <w:tc>
+          <w:tcPr>
+            <w:tcW w:w="6679" w:type="dxa"/>
+            <w:tcBorders>
+              <w:top w:val="single" w:sz="4" w:space="0" w:color="BFD3D0"/>
+              <w:left w:val="single" w:sz="4" w:space="0" w:color="BFD3D0"/>
+              <w:bottom w:val="single" w:sz="4" w:space="0" w:color="BFD3D0"/>
+              <w:right w:val="single" w:sz="4" w:space="0" w:color="BFD3D0"/>
+            </w:tcBorders>
+            <w:tcMar>
+              <w:top w:w="80" w:type="dxa"/>
+              <w:left w:w="120" w:type="dxa"/>
+              <w:bottom w:w="80" w:type="dxa"/>
+              <w:right w:w="120" w:type="dxa"/>
+            </w:tcMar>
+          </w:tcPr>
+          <w:p>
+            <w:pPr>
+              <w:spacing w:after="60"/>
+            </w:pPr>
+            <w:r>
+              <w:rPr>
+                <w:color w:val="000000"/>
+                <w:sz w:val="20"/>
+                <w:szCs w:val="20"/>
+              </w:rPr>
+              <w:t>Deployed to Render from GitHub (andrewmurrayuk/FlightPlanAgent). UI redesigned as a flight-school briefing desk: navy top bar with UTC clock and aircraft placard, example-request chips including two decision-forcing prompts, elapsed-time indicator, worklog rendered as flight-progress strips, briefing panel with Copy. Typography moved to Barlow Condensed / IBM Plex Sans / IBM Plex Mono via Google Fonts. GitHub push protection caught an API key committed in a stray folder; removed and rotated. This document updated.</w:t>
             </w:r>
           </w:p>
         </w:tc>
@@ -1058,7 +1122,7 @@
     </w:p>
     <w:sdt>
       <w:sdtPr>
-        <w:id w:val="-761058115"/>
+        <w:id w:val="-1779862156"/>
         <w:docPartObj>
           <w:docPartGallery w:val="Table of Contents"/>
           <w:docPartUnique/>
@@ -1107,7 +1171,7 @@
           <w:r>
             <w:fldChar w:fldCharType="separate"/>
           </w:r>
-          <w:hyperlink w:anchor="_Toc237904738" w:history="1">
+          <w:hyperlink w:anchor="_Toc237906441" w:history="1">
             <w:r>
               <w:rPr>
                 <w:rStyle w:val="Hyperlink"/>
@@ -1134,7 +1198,7 @@
                 <w:noProof/>
                 <w:webHidden/>
               </w:rPr>
-              <w:instrText xml:space="preserve"> PAGEREF _Toc237904738 \h </w:instrText>
+              <w:instrText xml:space="preserve"> PAGEREF _Toc237906441 \h </w:instrText>
             </w:r>
             <w:r>
               <w:rPr>
@@ -1178,7 +1242,7 @@
               <w14:ligatures w14:val="standardContextual"/>
             </w:rPr>
           </w:pPr>
-          <w:hyperlink w:anchor="_Toc237904739" w:history="1">
+          <w:hyperlink w:anchor="_Toc237906442" w:history="1">
             <w:r>
               <w:rPr>
                 <w:rStyle w:val="Hyperlink"/>
@@ -1205,7 +1269,7 @@
                 <w:noProof/>
                 <w:webHidden/>
               </w:rPr>
-              <w:instrText xml:space="preserve"> PAGEREF _Toc237904739 \h </w:instrText>
+              <w:instrText xml:space="preserve"> PAGEREF _Toc237906442 \h </w:instrText>
             </w:r>
             <w:r>
               <w:rPr>
@@ -1249,7 +1313,7 @@
               <w14:ligatures w14:val="standardContextual"/>
             </w:rPr>
           </w:pPr>
-          <w:hyperlink w:anchor="_Toc237904740" w:history="1">
+          <w:hyperlink w:anchor="_Toc237906443" w:history="1">
             <w:r>
               <w:rPr>
                 <w:rStyle w:val="Hyperlink"/>
@@ -1276,7 +1340,7 @@
                 <w:noProof/>
                 <w:webHidden/>
               </w:rPr>
-              <w:instrText xml:space="preserve"> PAGEREF _Toc237904740 \h </w:instrText>
+              <w:instrText xml:space="preserve"> PAGEREF _Toc237906443 \h </w:instrText>
             </w:r>
             <w:r>
               <w:rPr>
@@ -1320,7 +1384,7 @@
               <w14:ligatures w14:val="standardContextual"/>
             </w:rPr>
           </w:pPr>
-          <w:hyperlink w:anchor="_Toc237904741" w:history="1">
+          <w:hyperlink w:anchor="_Toc237906444" w:history="1">
             <w:r>
               <w:rPr>
                 <w:rStyle w:val="Hyperlink"/>
@@ -1347,7 +1411,7 @@
                 <w:noProof/>
                 <w:webHidden/>
               </w:rPr>
-              <w:instrText xml:space="preserve"> PAGEREF _Toc237904741 \h </w:instrText>
+              <w:instrText xml:space="preserve"> PAGEREF _Toc237906444 \h </w:instrText>
             </w:r>
             <w:r>
               <w:rPr>
@@ -1391,7 +1455,7 @@
               <w14:ligatures w14:val="standardContextual"/>
             </w:rPr>
           </w:pPr>
-          <w:hyperlink w:anchor="_Toc237904742" w:history="1">
+          <w:hyperlink w:anchor="_Toc237906445" w:history="1">
             <w:r>
               <w:rPr>
                 <w:rStyle w:val="Hyperlink"/>
@@ -1418,7 +1482,7 @@
                 <w:noProof/>
                 <w:webHidden/>
               </w:rPr>
-              <w:instrText xml:space="preserve"> PAGEREF _Toc237904742 \h </w:instrText>
+              <w:instrText xml:space="preserve"> PAGEREF _Toc237906445 \h </w:instrText>
             </w:r>
             <w:r>
               <w:rPr>
@@ -1462,7 +1526,7 @@
               <w14:ligatures w14:val="standardContextual"/>
             </w:rPr>
           </w:pPr>
-          <w:hyperlink w:anchor="_Toc237904743" w:history="1">
+          <w:hyperlink w:anchor="_Toc237906446" w:history="1">
             <w:r>
               <w:rPr>
                 <w:rStyle w:val="Hyperlink"/>
@@ -1489,7 +1553,7 @@
                 <w:noProof/>
                 <w:webHidden/>
               </w:rPr>
-              <w:instrText xml:space="preserve"> PAGEREF _Toc237904743 \h </w:instrText>
+              <w:instrText xml:space="preserve"> PAGEREF _Toc237906446 \h </w:instrText>
             </w:r>
             <w:r>
               <w:rPr>
@@ -1533,7 +1597,7 @@
               <w14:ligatures w14:val="standardContextual"/>
             </w:rPr>
           </w:pPr>
-          <w:hyperlink w:anchor="_Toc237904744" w:history="1">
+          <w:hyperlink w:anchor="_Toc237906447" w:history="1">
             <w:r>
               <w:rPr>
                 <w:rStyle w:val="Hyperlink"/>
@@ -1560,7 +1624,7 @@
                 <w:noProof/>
                 <w:webHidden/>
               </w:rPr>
-              <w:instrText xml:space="preserve"> PAGEREF _Toc237904744 \h </w:instrText>
+              <w:instrText xml:space="preserve"> PAGEREF _Toc237906447 \h </w:instrText>
             </w:r>
             <w:r>
               <w:rPr>
@@ -1604,7 +1668,7 @@
               <w14:ligatures w14:val="standardContextual"/>
             </w:rPr>
           </w:pPr>
-          <w:hyperlink w:anchor="_Toc237904745" w:history="1">
+          <w:hyperlink w:anchor="_Toc237906448" w:history="1">
             <w:r>
               <w:rPr>
                 <w:rStyle w:val="Hyperlink"/>
@@ -1631,7 +1695,7 @@
                 <w:noProof/>
                 <w:webHidden/>
               </w:rPr>
-              <w:instrText xml:space="preserve"> PAGEREF _Toc237904745 \h </w:instrText>
+              <w:instrText xml:space="preserve"> PAGEREF _Toc237906448 \h </w:instrText>
             </w:r>
             <w:r>
               <w:rPr>
@@ -1675,7 +1739,7 @@
               <w14:ligatures w14:val="standardContextual"/>
             </w:rPr>
           </w:pPr>
-          <w:hyperlink w:anchor="_Toc237904746" w:history="1">
+          <w:hyperlink w:anchor="_Toc237906449" w:history="1">
             <w:r>
               <w:rPr>
                 <w:rStyle w:val="Hyperlink"/>
@@ -1702,7 +1766,7 @@
                 <w:noProof/>
                 <w:webHidden/>
               </w:rPr>
-              <w:instrText xml:space="preserve"> PAGEREF _Toc237904746 \h </w:instrText>
+              <w:instrText xml:space="preserve"> PAGEREF _Toc237906449 \h </w:instrText>
             </w:r>
             <w:r>
               <w:rPr>
@@ -1746,7 +1810,7 @@
               <w14:ligatures w14:val="standardContextual"/>
             </w:rPr>
           </w:pPr>
-          <w:hyperlink w:anchor="_Toc237904747" w:history="1">
+          <w:hyperlink w:anchor="_Toc237906450" w:history="1">
             <w:r>
               <w:rPr>
                 <w:rStyle w:val="Hyperlink"/>
@@ -1773,7 +1837,7 @@
                 <w:noProof/>
                 <w:webHidden/>
               </w:rPr>
-              <w:instrText xml:space="preserve"> PAGEREF _Toc237904747 \h </w:instrText>
+              <w:instrText xml:space="preserve"> PAGEREF _Toc237906450 \h </w:instrText>
             </w:r>
             <w:r>
               <w:rPr>
@@ -1817,7 +1881,7 @@
               <w14:ligatures w14:val="standardContextual"/>
             </w:rPr>
           </w:pPr>
-          <w:hyperlink w:anchor="_Toc237904748" w:history="1">
+          <w:hyperlink w:anchor="_Toc237906451" w:history="1">
             <w:r>
               <w:rPr>
                 <w:rStyle w:val="Hyperlink"/>
@@ -1844,7 +1908,7 @@
                 <w:noProof/>
                 <w:webHidden/>
               </w:rPr>
-              <w:instrText xml:space="preserve"> PAGEREF _Toc237904748 \h </w:instrText>
+              <w:instrText xml:space="preserve"> PAGEREF _Toc237906451 \h </w:instrText>
             </w:r>
             <w:r>
               <w:rPr>
@@ -1888,7 +1952,7 @@
               <w14:ligatures w14:val="standardContextual"/>
             </w:rPr>
           </w:pPr>
-          <w:hyperlink w:anchor="_Toc237904749" w:history="1">
+          <w:hyperlink w:anchor="_Toc237906452" w:history="1">
             <w:r>
               <w:rPr>
                 <w:rStyle w:val="Hyperlink"/>
@@ -1915,7 +1979,7 @@
                 <w:noProof/>
                 <w:webHidden/>
               </w:rPr>
-              <w:instrText xml:space="preserve"> PAGEREF _Toc237904749 \h </w:instrText>
+              <w:instrText xml:space="preserve"> PAGEREF _Toc237906452 \h </w:instrText>
             </w:r>
             <w:r>
               <w:rPr>
@@ -1959,7 +2023,7 @@
               <w14:ligatures w14:val="standardContextual"/>
             </w:rPr>
           </w:pPr>
-          <w:hyperlink w:anchor="_Toc237904750" w:history="1">
+          <w:hyperlink w:anchor="_Toc237906453" w:history="1">
             <w:r>
               <w:rPr>
                 <w:rStyle w:val="Hyperlink"/>
@@ -1986,7 +2050,7 @@
                 <w:noProof/>
                 <w:webHidden/>
               </w:rPr>
-              <w:instrText xml:space="preserve"> PAGEREF _Toc237904750 \h </w:instrText>
+              <w:instrText xml:space="preserve"> PAGEREF _Toc237906453 \h </w:instrText>
             </w:r>
             <w:r>
               <w:rPr>
@@ -2030,7 +2094,7 @@
               <w14:ligatures w14:val="standardContextual"/>
             </w:rPr>
           </w:pPr>
-          <w:hyperlink w:anchor="_Toc237904751" w:history="1">
+          <w:hyperlink w:anchor="_Toc237906454" w:history="1">
             <w:r>
               <w:rPr>
                 <w:rStyle w:val="Hyperlink"/>
@@ -2057,7 +2121,7 @@
                 <w:noProof/>
                 <w:webHidden/>
               </w:rPr>
-              <w:instrText xml:space="preserve"> PAGEREF _Toc237904751 \h </w:instrText>
+              <w:instrText xml:space="preserve"> PAGEREF _Toc237906454 \h </w:instrText>
             </w:r>
             <w:r>
               <w:rPr>
@@ -2101,7 +2165,7 @@
               <w14:ligatures w14:val="standardContextual"/>
             </w:rPr>
           </w:pPr>
-          <w:hyperlink w:anchor="_Toc237904752" w:history="1">
+          <w:hyperlink w:anchor="_Toc237906455" w:history="1">
             <w:r>
               <w:rPr>
                 <w:rStyle w:val="Hyperlink"/>
@@ -2128,7 +2192,7 @@
                 <w:noProof/>
                 <w:webHidden/>
               </w:rPr>
-              <w:instrText xml:space="preserve"> PAGEREF _Toc237904752 \h </w:instrText>
+              <w:instrText xml:space="preserve"> PAGEREF _Toc237906455 \h </w:instrText>
             </w:r>
             <w:r>
               <w:rPr>
@@ -2172,7 +2236,7 @@
               <w14:ligatures w14:val="standardContextual"/>
             </w:rPr>
           </w:pPr>
-          <w:hyperlink w:anchor="_Toc237904753" w:history="1">
+          <w:hyperlink w:anchor="_Toc237906456" w:history="1">
             <w:r>
               <w:rPr>
                 <w:rStyle w:val="Hyperlink"/>
@@ -2199,7 +2263,7 @@
                 <w:noProof/>
                 <w:webHidden/>
               </w:rPr>
-              <w:instrText xml:space="preserve"> PAGEREF _Toc237904753 \h </w:instrText>
+              <w:instrText xml:space="preserve"> PAGEREF _Toc237906456 \h </w:instrText>
             </w:r>
             <w:r>
               <w:rPr>
@@ -2219,7 +2283,7 @@
                 <w:noProof/>
                 <w:webHidden/>
               </w:rPr>
-              <w:t>8</w:t>
+              <w:t>9</w:t>
             </w:r>
             <w:r>
               <w:rPr>
@@ -2243,7 +2307,7 @@
               <w14:ligatures w14:val="standardContextual"/>
             </w:rPr>
           </w:pPr>
-          <w:hyperlink w:anchor="_Toc237904754" w:history="1">
+          <w:hyperlink w:anchor="_Toc237906457" w:history="1">
             <w:r>
               <w:rPr>
                 <w:rStyle w:val="Hyperlink"/>
@@ -2270,7 +2334,7 @@
                 <w:noProof/>
                 <w:webHidden/>
               </w:rPr>
-              <w:instrText xml:space="preserve"> PAGEREF _Toc237904754 \h </w:instrText>
+              <w:instrText xml:space="preserve"> PAGEREF _Toc237906457 \h </w:instrText>
             </w:r>
             <w:r>
               <w:rPr>
@@ -2314,7 +2378,7 @@
               <w14:ligatures w14:val="standardContextual"/>
             </w:rPr>
           </w:pPr>
-          <w:hyperlink w:anchor="_Toc237904755" w:history="1">
+          <w:hyperlink w:anchor="_Toc237906458" w:history="1">
             <w:r>
               <w:rPr>
                 <w:rStyle w:val="Hyperlink"/>
@@ -2341,7 +2405,7 @@
                 <w:noProof/>
                 <w:webHidden/>
               </w:rPr>
-              <w:instrText xml:space="preserve"> PAGEREF _Toc237904755 \h </w:instrText>
+              <w:instrText xml:space="preserve"> PAGEREF _Toc237906458 \h </w:instrText>
             </w:r>
             <w:r>
               <w:rPr>
@@ -2361,7 +2425,7 @@
                 <w:noProof/>
                 <w:webHidden/>
               </w:rPr>
-              <w:t>9</w:t>
+              <w:t>10</w:t>
             </w:r>
             <w:r>
               <w:rPr>
@@ -2385,7 +2449,7 @@
               <w14:ligatures w14:val="standardContextual"/>
             </w:rPr>
           </w:pPr>
-          <w:hyperlink w:anchor="_Toc237904756" w:history="1">
+          <w:hyperlink w:anchor="_Toc237906459" w:history="1">
             <w:r>
               <w:rPr>
                 <w:rStyle w:val="Hyperlink"/>
@@ -2412,7 +2476,7 @@
                 <w:noProof/>
                 <w:webHidden/>
               </w:rPr>
-              <w:instrText xml:space="preserve"> PAGEREF _Toc237904756 \h </w:instrText>
+              <w:instrText xml:space="preserve"> PAGEREF _Toc237906459 \h </w:instrText>
             </w:r>
             <w:r>
               <w:rPr>
@@ -2456,7 +2520,7 @@
               <w14:ligatures w14:val="standardContextual"/>
             </w:rPr>
           </w:pPr>
-          <w:hyperlink w:anchor="_Toc237904757" w:history="1">
+          <w:hyperlink w:anchor="_Toc237906460" w:history="1">
             <w:r>
               <w:rPr>
                 <w:rStyle w:val="Hyperlink"/>
@@ -2483,7 +2547,7 @@
                 <w:noProof/>
                 <w:webHidden/>
               </w:rPr>
-              <w:instrText xml:space="preserve"> PAGEREF _Toc237904757 \h </w:instrText>
+              <w:instrText xml:space="preserve"> PAGEREF _Toc237906460 \h </w:instrText>
             </w:r>
             <w:r>
               <w:rPr>
@@ -2503,7 +2567,7 @@
                 <w:noProof/>
                 <w:webHidden/>
               </w:rPr>
-              <w:t>10</w:t>
+              <w:t>11</w:t>
             </w:r>
             <w:r>
               <w:rPr>
@@ -2527,7 +2591,7 @@
               <w14:ligatures w14:val="standardContextual"/>
             </w:rPr>
           </w:pPr>
-          <w:hyperlink w:anchor="_Toc237904758" w:history="1">
+          <w:hyperlink w:anchor="_Toc237906461" w:history="1">
             <w:r>
               <w:rPr>
                 <w:rStyle w:val="Hyperlink"/>
@@ -2554,7 +2618,7 @@
                 <w:noProof/>
                 <w:webHidden/>
               </w:rPr>
-              <w:instrText xml:space="preserve"> PAGEREF _Toc237904758 \h </w:instrText>
+              <w:instrText xml:space="preserve"> PAGEREF _Toc237906461 \h </w:instrText>
             </w:r>
             <w:r>
               <w:rPr>
@@ -2598,7 +2662,7 @@
               <w14:ligatures w14:val="standardContextual"/>
             </w:rPr>
           </w:pPr>
-          <w:hyperlink w:anchor="_Toc237904759" w:history="1">
+          <w:hyperlink w:anchor="_Toc237906462" w:history="1">
             <w:r>
               <w:rPr>
                 <w:rStyle w:val="Hyperlink"/>
@@ -2625,7 +2689,7 @@
                 <w:noProof/>
                 <w:webHidden/>
               </w:rPr>
-              <w:instrText xml:space="preserve"> PAGEREF _Toc237904759 \h </w:instrText>
+              <w:instrText xml:space="preserve"> PAGEREF _Toc237906462 \h </w:instrText>
             </w:r>
             <w:r>
               <w:rPr>
@@ -2645,7 +2709,7 @@
                 <w:noProof/>
                 <w:webHidden/>
               </w:rPr>
-              <w:t>11</w:t>
+              <w:t>12</w:t>
             </w:r>
             <w:r>
               <w:rPr>
@@ -2669,7 +2733,7 @@
               <w14:ligatures w14:val="standardContextual"/>
             </w:rPr>
           </w:pPr>
-          <w:hyperlink w:anchor="_Toc237904760" w:history="1">
+          <w:hyperlink w:anchor="_Toc237906463" w:history="1">
             <w:r>
               <w:rPr>
                 <w:rStyle w:val="Hyperlink"/>
@@ -2696,7 +2760,7 @@
                 <w:noProof/>
                 <w:webHidden/>
               </w:rPr>
-              <w:instrText xml:space="preserve"> PAGEREF _Toc237904760 \h </w:instrText>
+              <w:instrText xml:space="preserve"> PAGEREF _Toc237906463 \h </w:instrText>
             </w:r>
             <w:r>
               <w:rPr>
@@ -2716,7 +2780,7 @@
                 <w:noProof/>
                 <w:webHidden/>
               </w:rPr>
-              <w:t>12</w:t>
+              <w:t>13</w:t>
             </w:r>
             <w:r>
               <w:rPr>
@@ -2740,7 +2804,7 @@
               <w14:ligatures w14:val="standardContextual"/>
             </w:rPr>
           </w:pPr>
-          <w:hyperlink w:anchor="_Toc237904761" w:history="1">
+          <w:hyperlink w:anchor="_Toc237906464" w:history="1">
             <w:r>
               <w:rPr>
                 <w:rStyle w:val="Hyperlink"/>
@@ -2767,7 +2831,7 @@
                 <w:noProof/>
                 <w:webHidden/>
               </w:rPr>
-              <w:instrText xml:space="preserve"> PAGEREF _Toc237904761 \h </w:instrText>
+              <w:instrText xml:space="preserve"> PAGEREF _Toc237906464 \h </w:instrText>
             </w:r>
             <w:r>
               <w:rPr>
@@ -2787,7 +2851,7 @@
                 <w:noProof/>
                 <w:webHidden/>
               </w:rPr>
-              <w:t>12</w:t>
+              <w:t>13</w:t>
             </w:r>
             <w:r>
               <w:rPr>
@@ -2811,7 +2875,7 @@
               <w14:ligatures w14:val="standardContextual"/>
             </w:rPr>
           </w:pPr>
-          <w:hyperlink w:anchor="_Toc237904762" w:history="1">
+          <w:hyperlink w:anchor="_Toc237906465" w:history="1">
             <w:r>
               <w:rPr>
                 <w:rStyle w:val="Hyperlink"/>
@@ -2838,7 +2902,7 @@
                 <w:noProof/>
                 <w:webHidden/>
               </w:rPr>
-              <w:instrText xml:space="preserve"> PAGEREF _Toc237904762 \h </w:instrText>
+              <w:instrText xml:space="preserve"> PAGEREF _Toc237906465 \h </w:instrText>
             </w:r>
             <w:r>
               <w:rPr>
@@ -2882,7 +2946,7 @@
               <w14:ligatures w14:val="standardContextual"/>
             </w:rPr>
           </w:pPr>
-          <w:hyperlink w:anchor="_Toc237904763" w:history="1">
+          <w:hyperlink w:anchor="_Toc237906466" w:history="1">
             <w:r>
               <w:rPr>
                 <w:rStyle w:val="Hyperlink"/>
@@ -2909,7 +2973,7 @@
                 <w:noProof/>
                 <w:webHidden/>
               </w:rPr>
-              <w:instrText xml:space="preserve"> PAGEREF _Toc237904763 \h </w:instrText>
+              <w:instrText xml:space="preserve"> PAGEREF _Toc237906466 \h </w:instrText>
             </w:r>
             <w:r>
               <w:rPr>
@@ -2953,7 +3017,7 @@
               <w14:ligatures w14:val="standardContextual"/>
             </w:rPr>
           </w:pPr>
-          <w:hyperlink w:anchor="_Toc237904764" w:history="1">
+          <w:hyperlink w:anchor="_Toc237906467" w:history="1">
             <w:r>
               <w:rPr>
                 <w:rStyle w:val="Hyperlink"/>
@@ -2980,7 +3044,7 @@
                 <w:noProof/>
                 <w:webHidden/>
               </w:rPr>
-              <w:instrText xml:space="preserve"> PAGEREF _Toc237904764 \h </w:instrText>
+              <w:instrText xml:space="preserve"> PAGEREF _Toc237906467 \h </w:instrText>
             </w:r>
             <w:r>
               <w:rPr>
@@ -3000,7 +3064,7 @@
                 <w:noProof/>
                 <w:webHidden/>
               </w:rPr>
-              <w:t>13</w:t>
+              <w:t>14</w:t>
             </w:r>
             <w:r>
               <w:rPr>
@@ -3024,7 +3088,7 @@
               <w14:ligatures w14:val="standardContextual"/>
             </w:rPr>
           </w:pPr>
-          <w:hyperlink w:anchor="_Toc237904765" w:history="1">
+          <w:hyperlink w:anchor="_Toc237906468" w:history="1">
             <w:r>
               <w:rPr>
                 <w:rStyle w:val="Hyperlink"/>
@@ -3051,7 +3115,7 @@
                 <w:noProof/>
                 <w:webHidden/>
               </w:rPr>
-              <w:instrText xml:space="preserve"> PAGEREF _Toc237904765 \h </w:instrText>
+              <w:instrText xml:space="preserve"> PAGEREF _Toc237906468 \h </w:instrText>
             </w:r>
             <w:r>
               <w:rPr>
@@ -3071,7 +3135,7 @@
                 <w:noProof/>
                 <w:webHidden/>
               </w:rPr>
-              <w:t>13</w:t>
+              <w:t>14</w:t>
             </w:r>
             <w:r>
               <w:rPr>
@@ -3095,7 +3159,7 @@
               <w14:ligatures w14:val="standardContextual"/>
             </w:rPr>
           </w:pPr>
-          <w:hyperlink w:anchor="_Toc237904766" w:history="1">
+          <w:hyperlink w:anchor="_Toc237906469" w:history="1">
             <w:r>
               <w:rPr>
                 <w:rStyle w:val="Hyperlink"/>
@@ -3122,7 +3186,7 @@
                 <w:noProof/>
                 <w:webHidden/>
               </w:rPr>
-              <w:instrText xml:space="preserve"> PAGEREF _Toc237904766 \h </w:instrText>
+              <w:instrText xml:space="preserve"> PAGEREF _Toc237906469 \h </w:instrText>
             </w:r>
             <w:r>
               <w:rPr>
@@ -3142,7 +3206,7 @@
                 <w:noProof/>
                 <w:webHidden/>
               </w:rPr>
-              <w:t>13</w:t>
+              <w:t>14</w:t>
             </w:r>
             <w:r>
               <w:rPr>
@@ -3166,7 +3230,7 @@
               <w14:ligatures w14:val="standardContextual"/>
             </w:rPr>
           </w:pPr>
-          <w:hyperlink w:anchor="_Toc237904767" w:history="1">
+          <w:hyperlink w:anchor="_Toc237906470" w:history="1">
             <w:r>
               <w:rPr>
                 <w:rStyle w:val="Hyperlink"/>
@@ -3193,7 +3257,7 @@
                 <w:noProof/>
                 <w:webHidden/>
               </w:rPr>
-              <w:instrText xml:space="preserve"> PAGEREF _Toc237904767 \h </w:instrText>
+              <w:instrText xml:space="preserve"> PAGEREF _Toc237906470 \h </w:instrText>
             </w:r>
             <w:r>
               <w:rPr>
@@ -3213,7 +3277,7 @@
                 <w:noProof/>
                 <w:webHidden/>
               </w:rPr>
-              <w:t>13</w:t>
+              <w:t>14</w:t>
             </w:r>
             <w:r>
               <w:rPr>
@@ -3237,7 +3301,7 @@
               <w14:ligatures w14:val="standardContextual"/>
             </w:rPr>
           </w:pPr>
-          <w:hyperlink w:anchor="_Toc237904768" w:history="1">
+          <w:hyperlink w:anchor="_Toc237906471" w:history="1">
             <w:r>
               <w:rPr>
                 <w:rStyle w:val="Hyperlink"/>
@@ -3264,7 +3328,7 @@
                 <w:noProof/>
                 <w:webHidden/>
               </w:rPr>
-              <w:instrText xml:space="preserve"> PAGEREF _Toc237904768 \h </w:instrText>
+              <w:instrText xml:space="preserve"> PAGEREF _Toc237906471 \h </w:instrText>
             </w:r>
             <w:r>
               <w:rPr>
@@ -3284,7 +3348,7 @@
                 <w:noProof/>
                 <w:webHidden/>
               </w:rPr>
-              <w:t>13</w:t>
+              <w:t>14</w:t>
             </w:r>
             <w:r>
               <w:rPr>
@@ -3308,7 +3372,7 @@
               <w14:ligatures w14:val="standardContextual"/>
             </w:rPr>
           </w:pPr>
-          <w:hyperlink w:anchor="_Toc237904769" w:history="1">
+          <w:hyperlink w:anchor="_Toc237906472" w:history="1">
             <w:r>
               <w:rPr>
                 <w:rStyle w:val="Hyperlink"/>
@@ -3335,7 +3399,7 @@
                 <w:noProof/>
                 <w:webHidden/>
               </w:rPr>
-              <w:instrText xml:space="preserve"> PAGEREF _Toc237904769 \h </w:instrText>
+              <w:instrText xml:space="preserve"> PAGEREF _Toc237906472 \h </w:instrText>
             </w:r>
             <w:r>
               <w:rPr>
@@ -3388,8 +3452,8 @@
       <w:pPr>
         <w:pStyle w:val="Heading1"/>
       </w:pPr>
-      <w:bookmarkStart w:id="2" w:name="_Toc237904669"/>
-      <w:bookmarkStart w:id="3" w:name="_Toc237904739"/>
+      <w:bookmarkStart w:id="2" w:name="_Toc237906372"/>
+      <w:bookmarkStart w:id="3" w:name="_Toc237906442"/>
       <w:r>
         <w:lastRenderedPageBreak/>
         <w:t>1. What the Flight Planning Agent Is</w:t>
@@ -3402,7 +3466,7 @@
         <w:spacing w:after="140"/>
       </w:pPr>
       <w:r>
-        <w:t>The PA28 Flight Planning Agent is a browser application in which the user describes a flight in plain English — "Fly from Perth to Oban, VFR, check the weather and give me a nav log and go/no-go briefing" — and an AI agent works out what needs to be done, does it, and produces a briefing. The page shows every step the agent took, in order, as numbered entries with a one-line summary and an expandable view of the exact tool input and result. Below the steps sits the briefing itself: route summary, weather picture, nav-log figures per leg, and anything that stands out.</w:t>
+        <w:t>The PA28 Flight Planning Agent is a browser application in which the user describes a flight in plain English — "Fly from Perth to Oban, VFR, check the weather and give me a nav log and go/no-go briefing" — and an AI agent works out what needs to be done, does it, and produces a briefing. The page is styled as a flight-school briefing desk: a navy top bar carrying a PA28-161 placard and a live UTC clock, a route-request field with example prompts, and — once the agent has run — an agent worklog laid out as flight-progress strips down a runway centreline, each with a one-line summary and an expandable view of the exact tool input and result. Alongside it sits the briefing itself: route summary, weather picture, nav-log figures per leg, and anything that stands out, with a Copy control.</w:t>
       </w:r>
     </w:p>
     <w:p>
@@ -3476,18 +3540,10 @@
       <w:pPr>
         <w:pStyle w:val="Heading1"/>
       </w:pPr>
-      <w:bookmarkStart w:id="4" w:name="_Toc237904670"/>
-      <w:bookmarkStart w:id="5" w:name="_Toc237904740"/>
+      <w:bookmarkStart w:id="4" w:name="_Toc237906373"/>
+      <w:bookmarkStart w:id="5" w:name="_Toc237906443"/>
       <w:r>
-        <w:t xml:space="preserve">2. Why This Is an Agent, </w:t>
-      </w:r>
-      <w:proofErr w:type="gramStart"/>
-      <w:r>
-        <w:t>Not</w:t>
-      </w:r>
-      <w:proofErr w:type="gramEnd"/>
-      <w:r>
-        <w:t xml:space="preserve"> a Lookup</w:t>
+        <w:t>2. Why This Is an Agent, Not a Lookup</w:t>
       </w:r>
       <w:bookmarkEnd w:id="4"/>
       <w:bookmarkEnd w:id="5"/>
@@ -3497,23 +3553,15 @@
         <w:spacing w:after="140"/>
       </w:pPr>
       <w:r>
-        <w:t xml:space="preserve">A reasonable first reaction to the running application is scepticism: a question goes in, a formatted report comes out — how is that different from typing the same question into a chat window? The formatted briefing is the least interesting part of what happens. This section explains where the agent behaviour </w:t>
-      </w:r>
-      <w:proofErr w:type="gramStart"/>
-      <w:r>
-        <w:t>actually lives</w:t>
-      </w:r>
-      <w:proofErr w:type="gramEnd"/>
-      <w:r>
-        <w:t xml:space="preserve"> and how to see it.</w:t>
+        <w:t>A reasonable first reaction to the running application is scepticism: a question goes in, a formatted report comes out — how is that different from typing the same question into a chat window? The formatted briefing is the least interesting part of what happens. This section explains where the agent behaviour actually lives and how to see it.</w:t>
       </w:r>
     </w:p>
     <w:p>
       <w:pPr>
         <w:pStyle w:val="Heading2"/>
       </w:pPr>
-      <w:bookmarkStart w:id="6" w:name="_Toc237904671"/>
-      <w:bookmarkStart w:id="7" w:name="_Toc237904741"/>
+      <w:bookmarkStart w:id="6" w:name="_Toc237906374"/>
+      <w:bookmarkStart w:id="7" w:name="_Toc237906444"/>
       <w:r>
         <w:t>2.1 What a plain LLM call would do</w:t>
       </w:r>
@@ -3532,8 +3580,8 @@
       <w:pPr>
         <w:pStyle w:val="Heading2"/>
       </w:pPr>
-      <w:bookmarkStart w:id="8" w:name="_Toc237904672"/>
-      <w:bookmarkStart w:id="9" w:name="_Toc237904742"/>
+      <w:bookmarkStart w:id="8" w:name="_Toc237906375"/>
+      <w:bookmarkStart w:id="9" w:name="_Toc237906445"/>
       <w:r>
         <w:t>2.2 What happens here instead</w:t>
       </w:r>
@@ -3976,25 +4024,7 @@
                 <w:sz w:val="20"/>
                 <w:szCs w:val="20"/>
               </w:rPr>
-              <w:t xml:space="preserve">As many as the model needs (capped at eight). </w:t>
-            </w:r>
-            <w:proofErr w:type="spellStart"/>
-            <w:r>
-              <w:rPr>
-                <w:color w:val="000000"/>
-                <w:sz w:val="20"/>
-                <w:szCs w:val="20"/>
-              </w:rPr>
-              <w:t>Perth→Oban</w:t>
-            </w:r>
-            <w:proofErr w:type="spellEnd"/>
-            <w:r>
-              <w:rPr>
-                <w:color w:val="000000"/>
-                <w:sz w:val="20"/>
-                <w:szCs w:val="20"/>
-              </w:rPr>
-              <w:t xml:space="preserve"> took three model turns and five tool calls.</w:t>
+              <w:t>As many as the model needs (capped at eight). Perth→Oban took three model turns and five tool calls.</w:t>
             </w:r>
           </w:p>
         </w:tc>
@@ -4209,8 +4239,8 @@
       <w:pPr>
         <w:pStyle w:val="Heading2"/>
       </w:pPr>
-      <w:bookmarkStart w:id="10" w:name="_Toc237904673"/>
-      <w:bookmarkStart w:id="11" w:name="_Toc237904743"/>
+      <w:bookmarkStart w:id="10" w:name="_Toc237906376"/>
+      <w:bookmarkStart w:id="11" w:name="_Toc237906446"/>
       <w:r>
         <w:t>2.3 The evidence from the first live run</w:t>
       </w:r>
@@ -4248,39 +4278,7 @@
         <w:spacing w:after="100"/>
       </w:pPr>
       <w:r>
-        <w:t xml:space="preserve">It chose to call </w:t>
-      </w:r>
-      <w:proofErr w:type="spellStart"/>
-      <w:r>
-        <w:t>get_airfield</w:t>
-      </w:r>
-      <w:proofErr w:type="spellEnd"/>
-      <w:r>
-        <w:t xml:space="preserve"> twice, </w:t>
-      </w:r>
-      <w:proofErr w:type="spellStart"/>
-      <w:r>
-        <w:t>get_weather</w:t>
-      </w:r>
-      <w:proofErr w:type="spellEnd"/>
-      <w:r>
-        <w:t xml:space="preserve"> twice and </w:t>
-      </w:r>
-      <w:proofErr w:type="spellStart"/>
-      <w:r>
-        <w:t>calculate_leg</w:t>
-      </w:r>
-      <w:proofErr w:type="spellEnd"/>
-      <w:r>
-        <w:t xml:space="preserve"> once, and chose the order. The tool definitions say what each tool does; nothing </w:t>
-      </w:r>
-      <w:proofErr w:type="gramStart"/>
-      <w:r>
-        <w:t>says</w:t>
-      </w:r>
-      <w:proofErr w:type="gramEnd"/>
-      <w:r>
-        <w:t xml:space="preserve"> "call these five in this sequence".</w:t>
+        <w:t>It chose to call get_airfield twice, get_weather twice and calculate_leg once, and chose the order. The tool definitions say what each tool does; nothing says "call these five in this sequence".</w:t>
       </w:r>
     </w:p>
     <w:p>
@@ -4293,15 +4291,7 @@
         <w:spacing w:after="100"/>
       </w:pPr>
       <w:r>
-        <w:t xml:space="preserve">The distance (66.8 nm) and heading (273°T) in the briefing came from the </w:t>
-      </w:r>
-      <w:proofErr w:type="spellStart"/>
-      <w:r>
-        <w:t>NavCalculator's</w:t>
-      </w:r>
-      <w:proofErr w:type="spellEnd"/>
-      <w:r>
-        <w:t xml:space="preserve"> great-circle maths, not from the model's memory. The Oban TAF quoted in the briefing was the live TAF at that moment, fetched from aviationweather.gov.</w:t>
+        <w:t>The distance (66.8 nm) and heading (273°T) in the briefing came from the NavCalculator's great-circle maths, not from the model's memory. The Oban TAF quoted in the briefing was the live TAF at that moment, fetched from aviationweather.gov.</w:t>
       </w:r>
     </w:p>
     <w:p>
@@ -4334,8 +4324,8 @@
       <w:pPr>
         <w:pStyle w:val="Heading2"/>
       </w:pPr>
-      <w:bookmarkStart w:id="12" w:name="_Toc237904674"/>
-      <w:bookmarkStart w:id="13" w:name="_Toc237904744"/>
+      <w:bookmarkStart w:id="12" w:name="_Toc237906377"/>
+      <w:bookmarkStart w:id="13" w:name="_Toc237906447"/>
       <w:r>
         <w:t>2.4 Where the boundary sits</w:t>
       </w:r>
@@ -4417,8 +4407,8 @@
       <w:pPr>
         <w:pStyle w:val="Heading1"/>
       </w:pPr>
-      <w:bookmarkStart w:id="14" w:name="_Toc237904675"/>
-      <w:bookmarkStart w:id="15" w:name="_Toc237904745"/>
+      <w:bookmarkStart w:id="14" w:name="_Toc237906378"/>
+      <w:bookmarkStart w:id="15" w:name="_Toc237906448"/>
       <w:r>
         <w:t>3. Architecture Decision — Server-Side Tool Loop</w:t>
       </w:r>
@@ -4469,15 +4459,7 @@
         <w:spacing w:after="100"/>
       </w:pPr>
       <w:r>
-        <w:t xml:space="preserve">Fidelity. The step trace is the record of what the model </w:t>
-      </w:r>
-      <w:proofErr w:type="gramStart"/>
-      <w:r>
-        <w:t>actually asked</w:t>
-      </w:r>
-      <w:proofErr w:type="gramEnd"/>
-      <w:r>
-        <w:t xml:space="preserve"> for and what it received — the same JSON that went into the conversation. It is not a reconstruction.</w:t>
+        <w:t>Fidelity. The step trace is the record of what the model actually asked for and what it received — the same JSON that went into the conversation. It is not a reconstruction.</w:t>
       </w:r>
     </w:p>
     <w:tbl>
@@ -4533,29 +4515,7 @@
                 <w:sz w:val="22"/>
                 <w:szCs w:val="22"/>
               </w:rPr>
-              <w:t xml:space="preserve">The consequence for a demonstration audience: the page is blank for the duration of the loop (typically 10–20 seconds for a two-airfield route) and then fills quickly. That is acceptable for a </w:t>
-            </w:r>
-            <w:proofErr w:type="gramStart"/>
-            <w:r>
-              <w:rPr>
-                <w:i/>
-                <w:iCs/>
-                <w:color w:val="003635"/>
-                <w:sz w:val="22"/>
-                <w:szCs w:val="22"/>
-              </w:rPr>
-              <w:t>demo</w:t>
-            </w:r>
-            <w:proofErr w:type="gramEnd"/>
-            <w:r>
-              <w:rPr>
-                <w:i/>
-                <w:iCs/>
-                <w:color w:val="003635"/>
-                <w:sz w:val="22"/>
-                <w:szCs w:val="22"/>
-              </w:rPr>
-              <w:t xml:space="preserve"> but a real product would stream. Section 16 notes that Server-Sent Events from the same handler is the natural upgrade and would not change the loop itself.</w:t>
+              <w:t>The consequence for a demonstration audience: the page is blank for the duration of the loop (typically 10–20 seconds for a two-airfield route) and then fills quickly. That is acceptable for a demo but a real product would stream. Section 16 notes that Server-Sent Events from the same handler is the natural upgrade and would not change the loop itself.</w:t>
             </w:r>
           </w:p>
         </w:tc>
@@ -4565,8 +4525,8 @@
       <w:pPr>
         <w:pStyle w:val="Heading1"/>
       </w:pPr>
-      <w:bookmarkStart w:id="16" w:name="_Toc237904676"/>
-      <w:bookmarkStart w:id="17" w:name="_Toc237904746"/>
+      <w:bookmarkStart w:id="16" w:name="_Toc237906379"/>
+      <w:bookmarkStart w:id="17" w:name="_Toc237906449"/>
       <w:r>
         <w:t>4. Solution Structure</w:t>
       </w:r>
@@ -4577,13 +4537,8 @@
       <w:pPr>
         <w:spacing w:after="140"/>
       </w:pPr>
-      <w:proofErr w:type="spellStart"/>
       <w:r>
-        <w:t>FlightPlanAgent</w:t>
-      </w:r>
-      <w:proofErr w:type="spellEnd"/>
-      <w:r>
-        <w:t xml:space="preserve"> is a single project with no separate class libraries.</w:t>
+        <w:t>FlightPlanAgent is a single project with no separate class libraries.</w:t>
       </w:r>
     </w:p>
     <w:tbl>
@@ -4666,23 +4621,13 @@
             <w:pPr>
               <w:spacing w:after="60"/>
             </w:pPr>
-            <w:proofErr w:type="spellStart"/>
-            <w:r>
-              <w:rPr>
-                <w:color w:val="000000"/>
-                <w:sz w:val="20"/>
-                <w:szCs w:val="20"/>
-              </w:rPr>
-              <w:t>FlightPlanAgent</w:t>
-            </w:r>
-            <w:proofErr w:type="spellEnd"/>
-            <w:r>
-              <w:rPr>
-                <w:color w:val="000000"/>
-                <w:sz w:val="20"/>
-                <w:szCs w:val="20"/>
-              </w:rPr>
-              <w:t xml:space="preserve"> (ASP.NET Core 8 Razor Pages)</w:t>
+            <w:r>
+              <w:rPr>
+                <w:color w:val="000000"/>
+                <w:sz w:val="20"/>
+                <w:szCs w:val="20"/>
+              </w:rPr>
+              <w:t>FlightPlanAgent (ASP.NET Core 8 Razor Pages)</w:t>
             </w:r>
           </w:p>
         </w:tc>
@@ -4822,7 +4767,7 @@
                 <w:sz w:val="20"/>
                 <w:szCs w:val="20"/>
               </w:rPr>
-              <w:t>Program.cs — Razor Pages plus DI registration for the three services</w:t>
+              <w:t>Program.cs — Razor Pages plus DI registration for the three services. FlightPlanAgent.sln at the root for Visual Studio.</w:t>
             </w:r>
           </w:p>
         </w:tc>
@@ -4892,61 +4837,7 @@
                 <w:sz w:val="20"/>
                 <w:szCs w:val="20"/>
               </w:rPr>
-              <w:t xml:space="preserve">Constants in code: model name and iteration cap in </w:t>
-            </w:r>
-            <w:proofErr w:type="spellStart"/>
-            <w:r>
-              <w:rPr>
-                <w:color w:val="000000"/>
-                <w:sz w:val="20"/>
-                <w:szCs w:val="20"/>
-              </w:rPr>
-              <w:t>ClaudeAgentService.cs</w:t>
-            </w:r>
-            <w:proofErr w:type="spellEnd"/>
-            <w:r>
-              <w:rPr>
-                <w:color w:val="000000"/>
-                <w:sz w:val="20"/>
-                <w:szCs w:val="20"/>
-              </w:rPr>
-              <w:t xml:space="preserve">, aircraft figures in </w:t>
-            </w:r>
-            <w:proofErr w:type="spellStart"/>
-            <w:r>
-              <w:rPr>
-                <w:color w:val="000000"/>
-                <w:sz w:val="20"/>
-                <w:szCs w:val="20"/>
-              </w:rPr>
-              <w:t>NavCalculator.cs</w:t>
-            </w:r>
-            <w:proofErr w:type="spellEnd"/>
-            <w:r>
-              <w:rPr>
-                <w:color w:val="000000"/>
-                <w:sz w:val="20"/>
-                <w:szCs w:val="20"/>
-              </w:rPr>
-              <w:t xml:space="preserve">, airfields in </w:t>
-            </w:r>
-            <w:proofErr w:type="spellStart"/>
-            <w:r>
-              <w:rPr>
-                <w:color w:val="000000"/>
-                <w:sz w:val="20"/>
-                <w:szCs w:val="20"/>
-              </w:rPr>
-              <w:t>ScottishAirfields.cs</w:t>
-            </w:r>
-            <w:proofErr w:type="spellEnd"/>
-            <w:r>
-              <w:rPr>
-                <w:color w:val="000000"/>
-                <w:sz w:val="20"/>
-                <w:szCs w:val="20"/>
-              </w:rPr>
-              <w:t>. appsettings.json holds only logging defaults.</w:t>
+              <w:t>Constants in code: model name and iteration cap in ClaudeAgentService.cs, aircraft figures in NavCalculator.cs, airfields in ScottishAirfields.cs. appsettings.json holds only logging defaults.</w:t>
             </w:r>
           </w:p>
         </w:tc>
@@ -5086,25 +4977,7 @@
                 <w:sz w:val="20"/>
                 <w:szCs w:val="20"/>
               </w:rPr>
-              <w:t xml:space="preserve">None. Nothing </w:t>
-            </w:r>
-            <w:proofErr w:type="gramStart"/>
-            <w:r>
-              <w:rPr>
-                <w:color w:val="000000"/>
-                <w:sz w:val="20"/>
-                <w:szCs w:val="20"/>
-              </w:rPr>
-              <w:t>is persisted</w:t>
-            </w:r>
-            <w:proofErr w:type="gramEnd"/>
-            <w:r>
-              <w:rPr>
-                <w:color w:val="000000"/>
-                <w:sz w:val="20"/>
-                <w:szCs w:val="20"/>
-              </w:rPr>
-              <w:t xml:space="preserve"> between runs.</w:t>
+              <w:t>None. Nothing is persisted between runs.</w:t>
             </w:r>
           </w:p>
         </w:tc>
@@ -5144,6 +5017,7 @@
                 <w:sz w:val="20"/>
                 <w:szCs w:val="20"/>
               </w:rPr>
+              <w:lastRenderedPageBreak/>
               <w:t>Repository</w:t>
             </w:r>
           </w:p>
@@ -5174,36 +5048,8 @@
                 <w:sz w:val="20"/>
                 <w:szCs w:val="20"/>
               </w:rPr>
-              <w:t xml:space="preserve">GitHub — </w:t>
-            </w:r>
-            <w:proofErr w:type="spellStart"/>
-            <w:r>
-              <w:rPr>
-                <w:color w:val="000000"/>
-                <w:sz w:val="20"/>
-                <w:szCs w:val="20"/>
-              </w:rPr>
-              <w:t>andrewmurrayuk</w:t>
-            </w:r>
-            <w:proofErr w:type="spellEnd"/>
-            <w:r>
-              <w:rPr>
-                <w:color w:val="000000"/>
-                <w:sz w:val="20"/>
-                <w:szCs w:val="20"/>
-              </w:rPr>
-              <w:t>/</w:t>
-            </w:r>
-            <w:proofErr w:type="spellStart"/>
-            <w:r>
-              <w:rPr>
-                <w:color w:val="000000"/>
-                <w:sz w:val="20"/>
-                <w:szCs w:val="20"/>
-              </w:rPr>
-              <w:t>FlightPlanAgent</w:t>
-            </w:r>
-            <w:proofErr w:type="spellEnd"/>
+              <w:t>GitHub — andrewmurrayuk/FlightPlanAgent</w:t>
+            </w:r>
           </w:p>
         </w:tc>
       </w:tr>
@@ -5212,10 +5058,9 @@
       <w:pPr>
         <w:pStyle w:val="Heading1"/>
       </w:pPr>
-      <w:bookmarkStart w:id="18" w:name="_Toc237904677"/>
-      <w:bookmarkStart w:id="19" w:name="_Toc237904747"/>
+      <w:bookmarkStart w:id="18" w:name="_Toc237906380"/>
+      <w:bookmarkStart w:id="19" w:name="_Toc237906450"/>
       <w:r>
-        <w:lastRenderedPageBreak/>
         <w:t>5. Technology Stack</w:t>
       </w:r>
       <w:bookmarkEnd w:id="18"/>
@@ -5225,8 +5070,8 @@
       <w:pPr>
         <w:pStyle w:val="Heading2"/>
       </w:pPr>
-      <w:bookmarkStart w:id="20" w:name="_Toc237904678"/>
-      <w:bookmarkStart w:id="21" w:name="_Toc237904748"/>
+      <w:bookmarkStart w:id="20" w:name="_Toc237906381"/>
+      <w:bookmarkStart w:id="21" w:name="_Toc237906451"/>
       <w:r>
         <w:t>5.1 NuGet Packages</w:t>
       </w:r>
@@ -5238,39 +5083,15 @@
         <w:spacing w:after="140"/>
       </w:pPr>
       <w:r>
-        <w:t xml:space="preserve">None beyond the ASP.NET Core shared framework. There is no Anthropic SDK dependency: the Messages API is called with a plain </w:t>
-      </w:r>
-      <w:proofErr w:type="spellStart"/>
-      <w:r>
-        <w:t>HttpClient</w:t>
-      </w:r>
-      <w:proofErr w:type="spellEnd"/>
-      <w:r>
-        <w:t xml:space="preserve"> </w:t>
-      </w:r>
-      <w:proofErr w:type="gramStart"/>
-      <w:r>
-        <w:t>POST</w:t>
-      </w:r>
-      <w:proofErr w:type="gramEnd"/>
-      <w:r>
-        <w:t xml:space="preserve"> and the request and response bodies are handled with </w:t>
-      </w:r>
-      <w:proofErr w:type="spellStart"/>
-      <w:r>
-        <w:t>System.Text.Json.Nodes</w:t>
-      </w:r>
-      <w:proofErr w:type="spellEnd"/>
-      <w:r>
-        <w:t>. This is deliberate — the loop is more instructive when every field in the request is visible in the code.</w:t>
+        <w:t>None beyond the ASP.NET Core shared framework. There is no Anthropic SDK dependency: the Messages API is called with a plain HttpClient POST and the request and response bodies are handled with System.Text.Json.Nodes. This is deliberate — the loop is more instructive when every field in the request is visible in the code.</w:t>
       </w:r>
     </w:p>
     <w:p>
       <w:pPr>
         <w:pStyle w:val="Heading2"/>
       </w:pPr>
-      <w:bookmarkStart w:id="22" w:name="_Toc237904679"/>
-      <w:bookmarkStart w:id="23" w:name="_Toc237904749"/>
+      <w:bookmarkStart w:id="22" w:name="_Toc237906382"/>
+      <w:bookmarkStart w:id="23" w:name="_Toc237906452"/>
       <w:r>
         <w:t>5.2 External Services</w:t>
       </w:r>
@@ -5440,25 +5261,7 @@
                 <w:sz w:val="20"/>
                 <w:szCs w:val="20"/>
               </w:rPr>
-              <w:t xml:space="preserve">The model. Called with a tools array and the running conversation; returns text and/or </w:t>
-            </w:r>
-            <w:proofErr w:type="spellStart"/>
-            <w:r>
-              <w:rPr>
-                <w:color w:val="000000"/>
-                <w:sz w:val="20"/>
-                <w:szCs w:val="20"/>
-              </w:rPr>
-              <w:t>tool_use</w:t>
-            </w:r>
-            <w:proofErr w:type="spellEnd"/>
-            <w:r>
-              <w:rPr>
-                <w:color w:val="000000"/>
-                <w:sz w:val="20"/>
-                <w:szCs w:val="20"/>
-              </w:rPr>
-              <w:t xml:space="preserve"> blocks. See Section 9.</w:t>
+              <w:t>The model. Called with a tools array and the running conversation; returns text and/or tool_use blocks. See Section 9.</w:t>
             </w:r>
           </w:p>
         </w:tc>
@@ -5528,25 +5331,7 @@
                 <w:sz w:val="20"/>
                 <w:szCs w:val="20"/>
               </w:rPr>
-              <w:t xml:space="preserve">Free, no-key METAR and TAF lookup by ICAO code (format=raw). Used by the </w:t>
-            </w:r>
-            <w:proofErr w:type="spellStart"/>
-            <w:r>
-              <w:rPr>
-                <w:color w:val="000000"/>
-                <w:sz w:val="20"/>
-                <w:szCs w:val="20"/>
-              </w:rPr>
-              <w:t>get_weather</w:t>
-            </w:r>
-            <w:proofErr w:type="spellEnd"/>
-            <w:r>
-              <w:rPr>
-                <w:color w:val="000000"/>
-                <w:sz w:val="20"/>
-                <w:szCs w:val="20"/>
-              </w:rPr>
-              <w:t xml:space="preserve"> tool. Coverage of UK GA fields varies; some do not publish.</w:t>
+              <w:t>Free, no-key METAR and TAF lookup by ICAO code (format=raw). Used by the get_weather tool. Coverage of UK GA fields varies; some do not publish.</w:t>
             </w:r>
           </w:p>
         </w:tc>
@@ -5616,7 +5401,7 @@
                 <w:sz w:val="20"/>
                 <w:szCs w:val="20"/>
               </w:rPr>
-              <w:t>Intended Docker-based hosting, auto-deployed from GitHub. Not yet deployed at v1.0. See Section 13.</w:t>
+              <w:t>Docker-based hosting, auto-deployed from GitHub on push to main. Live at flightplanagent.onrender.com. See Section 13.</w:t>
             </w:r>
           </w:p>
         </w:tc>
@@ -5648,7 +5433,6 @@
             <w:pPr>
               <w:spacing w:after="60"/>
             </w:pPr>
-            <w:proofErr w:type="spellStart"/>
             <w:r>
               <w:rPr>
                 <w:b/>
@@ -5657,9 +5441,68 @@
                 <w:sz w:val="20"/>
                 <w:szCs w:val="20"/>
               </w:rPr>
-              <w:t>cdnjs</w:t>
-            </w:r>
-            <w:proofErr w:type="spellEnd"/>
+              <w:t>Google Fonts</w:t>
+            </w:r>
+          </w:p>
+        </w:tc>
+        <w:tc>
+          <w:tcPr>
+            <w:tcW w:w="6418" w:type="dxa"/>
+            <w:tcBorders>
+              <w:top w:val="single" w:sz="4" w:space="0" w:color="BFD3D0"/>
+              <w:left w:val="single" w:sz="4" w:space="0" w:color="BFD3D0"/>
+              <w:bottom w:val="single" w:sz="4" w:space="0" w:color="BFD3D0"/>
+              <w:right w:val="single" w:sz="4" w:space="0" w:color="BFD3D0"/>
+            </w:tcBorders>
+            <w:tcMar>
+              <w:top w:w="80" w:type="dxa"/>
+              <w:left w:w="120" w:type="dxa"/>
+              <w:bottom w:w="80" w:type="dxa"/>
+              <w:right w:w="120" w:type="dxa"/>
+            </w:tcMar>
+          </w:tcPr>
+          <w:p>
+            <w:pPr>
+              <w:spacing w:after="60"/>
+            </w:pPr>
+            <w:r>
+              <w:rPr>
+                <w:color w:val="000000"/>
+                <w:sz w:val="20"/>
+                <w:szCs w:val="20"/>
+              </w:rPr>
+              <w:t>Barlow Condensed, IBM Plex Sans and IBM Plex Mono, loaded from fonts.googleapis.com. Falls back to system fonts if unreachable.</w:t>
+            </w:r>
+          </w:p>
+        </w:tc>
+      </w:tr>
+      <w:tr>
+        <w:tblPrEx>
+          <w:tblCellMar>
+            <w:top w:w="0" w:type="dxa"/>
+            <w:bottom w:w="0" w:type="dxa"/>
+          </w:tblCellMar>
+        </w:tblPrEx>
+        <w:tc>
+          <w:tcPr>
+            <w:tcW w:w="2608" w:type="dxa"/>
+            <w:tcBorders>
+              <w:top w:val="single" w:sz="4" w:space="0" w:color="BFD3D0"/>
+              <w:left w:val="single" w:sz="4" w:space="0" w:color="BFD3D0"/>
+              <w:bottom w:val="single" w:sz="4" w:space="0" w:color="BFD3D0"/>
+              <w:right w:val="single" w:sz="4" w:space="0" w:color="BFD3D0"/>
+            </w:tcBorders>
+            <w:tcMar>
+              <w:top w:w="80" w:type="dxa"/>
+              <w:left w:w="120" w:type="dxa"/>
+              <w:bottom w:w="80" w:type="dxa"/>
+              <w:right w:w="120" w:type="dxa"/>
+            </w:tcMar>
+          </w:tcPr>
+          <w:p>
+            <w:pPr>
+              <w:spacing w:after="60"/>
+            </w:pPr>
             <w:r>
               <w:rPr>
                 <w:b/>
@@ -5668,7 +5511,7 @@
                 <w:sz w:val="20"/>
                 <w:szCs w:val="20"/>
               </w:rPr>
-              <w:t xml:space="preserve"> (marked.js)</w:t>
+              <w:t>cdnjs (marked.js)</w:t>
             </w:r>
           </w:p>
         </w:tc>
@@ -5708,8 +5551,8 @@
       <w:pPr>
         <w:pStyle w:val="Heading1"/>
       </w:pPr>
-      <w:bookmarkStart w:id="24" w:name="_Toc237904680"/>
-      <w:bookmarkStart w:id="25" w:name="_Toc237904750"/>
+      <w:bookmarkStart w:id="24" w:name="_Toc237906383"/>
+      <w:bookmarkStart w:id="25" w:name="_Toc237906453"/>
       <w:r>
         <w:t>6. Project File Structure</w:t>
       </w:r>
@@ -5879,79 +5722,7 @@
                 <w:sz w:val="20"/>
                 <w:szCs w:val="20"/>
               </w:rPr>
-              <w:t xml:space="preserve">App bootstrap. Registers </w:t>
-            </w:r>
-            <w:proofErr w:type="spellStart"/>
-            <w:r>
-              <w:rPr>
-                <w:color w:val="000000"/>
-                <w:sz w:val="20"/>
-                <w:szCs w:val="20"/>
-              </w:rPr>
-              <w:t>HttpClient</w:t>
-            </w:r>
-            <w:proofErr w:type="spellEnd"/>
-            <w:r>
-              <w:rPr>
-                <w:color w:val="000000"/>
-                <w:sz w:val="20"/>
-                <w:szCs w:val="20"/>
-              </w:rPr>
-              <w:t xml:space="preserve"> factory, </w:t>
-            </w:r>
-            <w:proofErr w:type="spellStart"/>
-            <w:r>
-              <w:rPr>
-                <w:color w:val="000000"/>
-                <w:sz w:val="20"/>
-                <w:szCs w:val="20"/>
-              </w:rPr>
-              <w:t>NavCalculator</w:t>
-            </w:r>
-            <w:proofErr w:type="spellEnd"/>
-            <w:r>
-              <w:rPr>
-                <w:color w:val="000000"/>
-                <w:sz w:val="20"/>
-                <w:szCs w:val="20"/>
-              </w:rPr>
-              <w:t xml:space="preserve"> and </w:t>
-            </w:r>
-            <w:proofErr w:type="spellStart"/>
-            <w:r>
-              <w:rPr>
-                <w:color w:val="000000"/>
-                <w:sz w:val="20"/>
-                <w:szCs w:val="20"/>
-              </w:rPr>
-              <w:t>WeatherService</w:t>
-            </w:r>
-            <w:proofErr w:type="spellEnd"/>
-            <w:r>
-              <w:rPr>
-                <w:color w:val="000000"/>
-                <w:sz w:val="20"/>
-                <w:szCs w:val="20"/>
-              </w:rPr>
-              <w:t xml:space="preserve"> as singletons, </w:t>
-            </w:r>
-            <w:proofErr w:type="spellStart"/>
-            <w:r>
-              <w:rPr>
-                <w:color w:val="000000"/>
-                <w:sz w:val="20"/>
-                <w:szCs w:val="20"/>
-              </w:rPr>
-              <w:t>ClaudeAgentService</w:t>
-            </w:r>
-            <w:proofErr w:type="spellEnd"/>
-            <w:r>
-              <w:rPr>
-                <w:color w:val="000000"/>
-                <w:sz w:val="20"/>
-                <w:szCs w:val="20"/>
-              </w:rPr>
-              <w:t xml:space="preserve"> as scoped; maps Razor Pages.</w:t>
+              <w:t>App bootstrap. Registers HttpClient factory, NavCalculator and WeatherService as singletons, ClaudeAgentService as scoped; maps Razor Pages.</w:t>
             </w:r>
           </w:p>
         </w:tc>
@@ -6061,20 +5832,8 @@
                 <w:sz w:val="20"/>
                 <w:szCs w:val="20"/>
               </w:rPr>
-              <w:t>Models/</w:t>
-            </w:r>
-            <w:proofErr w:type="spellStart"/>
-            <w:r>
-              <w:rPr>
-                <w:b/>
-                <w:bCs/>
-                <w:color w:val="000000"/>
-                <w:sz w:val="20"/>
-                <w:szCs w:val="20"/>
-              </w:rPr>
-              <w:t>Airfield.cs</w:t>
-            </w:r>
-            <w:proofErr w:type="spellEnd"/>
+              <w:t>Models/Airfield.cs</w:t>
+            </w:r>
           </w:p>
         </w:tc>
         <w:tc>
@@ -6103,25 +5862,7 @@
                 <w:sz w:val="20"/>
                 <w:szCs w:val="20"/>
               </w:rPr>
-              <w:t xml:space="preserve">Airfield record: ICAO, name, </w:t>
-            </w:r>
-            <w:proofErr w:type="spellStart"/>
-            <w:r>
-              <w:rPr>
-                <w:color w:val="000000"/>
-                <w:sz w:val="20"/>
-                <w:szCs w:val="20"/>
-              </w:rPr>
-              <w:t>lat</w:t>
-            </w:r>
-            <w:proofErr w:type="spellEnd"/>
-            <w:r>
-              <w:rPr>
-                <w:color w:val="000000"/>
-                <w:sz w:val="20"/>
-                <w:szCs w:val="20"/>
-              </w:rPr>
-              <w:t>/long, elevation, runway info, notes.</w:t>
+              <w:t>Airfield record: ICAO, name, lat/long, elevation, runway info, notes.</w:t>
             </w:r>
           </w:p>
         </w:tc>
@@ -6161,20 +5902,8 @@
                 <w:sz w:val="20"/>
                 <w:szCs w:val="20"/>
               </w:rPr>
-              <w:t>Models/</w:t>
-            </w:r>
-            <w:proofErr w:type="spellStart"/>
-            <w:r>
-              <w:rPr>
-                <w:b/>
-                <w:bCs/>
-                <w:color w:val="000000"/>
-                <w:sz w:val="20"/>
-                <w:szCs w:val="20"/>
-              </w:rPr>
-              <w:t>AgentModels.cs</w:t>
-            </w:r>
-            <w:proofErr w:type="spellEnd"/>
+              <w:t>Models/AgentModels.cs</w:t>
+            </w:r>
           </w:p>
         </w:tc>
         <w:tc>
@@ -6197,59 +5926,13 @@
             <w:pPr>
               <w:spacing w:after="60"/>
             </w:pPr>
-            <w:proofErr w:type="spellStart"/>
-            <w:r>
-              <w:rPr>
-                <w:color w:val="000000"/>
-                <w:sz w:val="20"/>
-                <w:szCs w:val="20"/>
-              </w:rPr>
-              <w:t>AgentStep</w:t>
-            </w:r>
-            <w:proofErr w:type="spellEnd"/>
-            <w:r>
-              <w:rPr>
-                <w:color w:val="000000"/>
-                <w:sz w:val="20"/>
-                <w:szCs w:val="20"/>
-              </w:rPr>
-              <w:t xml:space="preserve"> (step number, tool name, input JSON, result JSON), </w:t>
-            </w:r>
-            <w:proofErr w:type="spellStart"/>
-            <w:r>
-              <w:rPr>
-                <w:color w:val="000000"/>
-                <w:sz w:val="20"/>
-                <w:szCs w:val="20"/>
-              </w:rPr>
-              <w:t>AgentRunResult</w:t>
-            </w:r>
-            <w:proofErr w:type="spellEnd"/>
-            <w:r>
-              <w:rPr>
-                <w:color w:val="000000"/>
-                <w:sz w:val="20"/>
-                <w:szCs w:val="20"/>
-              </w:rPr>
-              <w:t xml:space="preserve"> (steps, final briefing, error), </w:t>
-            </w:r>
-            <w:proofErr w:type="spellStart"/>
-            <w:r>
-              <w:rPr>
-                <w:color w:val="000000"/>
-                <w:sz w:val="20"/>
-                <w:szCs w:val="20"/>
-              </w:rPr>
-              <w:t>AgentRunRequest</w:t>
-            </w:r>
-            <w:proofErr w:type="spellEnd"/>
-            <w:r>
-              <w:rPr>
-                <w:color w:val="000000"/>
-                <w:sz w:val="20"/>
-                <w:szCs w:val="20"/>
-              </w:rPr>
-              <w:t xml:space="preserve"> (route text).</w:t>
+            <w:r>
+              <w:rPr>
+                <w:color w:val="000000"/>
+                <w:sz w:val="20"/>
+                <w:szCs w:val="20"/>
+              </w:rPr>
+              <w:t>AgentStep (step number, tool name, input JSON, result JSON), AgentRunResult (steps, final briefing, error), AgentRunRequest (route text).</w:t>
             </w:r>
           </w:p>
         </w:tc>
@@ -6289,20 +5972,8 @@
                 <w:sz w:val="20"/>
                 <w:szCs w:val="20"/>
               </w:rPr>
-              <w:t>Data/</w:t>
-            </w:r>
-            <w:proofErr w:type="spellStart"/>
-            <w:r>
-              <w:rPr>
-                <w:b/>
-                <w:bCs/>
-                <w:color w:val="000000"/>
-                <w:sz w:val="20"/>
-                <w:szCs w:val="20"/>
-              </w:rPr>
-              <w:t>ScottishAirfields.cs</w:t>
-            </w:r>
-            <w:proofErr w:type="spellEnd"/>
+              <w:t>Data/ScottishAirfields.cs</w:t>
+            </w:r>
           </w:p>
         </w:tc>
         <w:tc>
@@ -6331,25 +6002,7 @@
                 <w:sz w:val="20"/>
                 <w:szCs w:val="20"/>
               </w:rPr>
-              <w:t>Twelve Scottish airfields as a static list, plus Find(</w:t>
-            </w:r>
-            <w:proofErr w:type="spellStart"/>
-            <w:r>
-              <w:rPr>
-                <w:color w:val="000000"/>
-                <w:sz w:val="20"/>
-                <w:szCs w:val="20"/>
-              </w:rPr>
-              <w:t>icao</w:t>
-            </w:r>
-            <w:proofErr w:type="spellEnd"/>
-            <w:r>
-              <w:rPr>
-                <w:color w:val="000000"/>
-                <w:sz w:val="20"/>
-                <w:szCs w:val="20"/>
-              </w:rPr>
-              <w:t>). The demo's entire 'database'.</w:t>
+              <w:t>Twelve Scottish airfields as a static list, plus Find(icao). The demo's entire 'database'.</w:t>
             </w:r>
           </w:p>
         </w:tc>
@@ -6389,20 +6042,8 @@
                 <w:sz w:val="20"/>
                 <w:szCs w:val="20"/>
               </w:rPr>
-              <w:t>Services/</w:t>
-            </w:r>
-            <w:proofErr w:type="spellStart"/>
-            <w:r>
-              <w:rPr>
-                <w:b/>
-                <w:bCs/>
-                <w:color w:val="000000"/>
-                <w:sz w:val="20"/>
-                <w:szCs w:val="20"/>
-              </w:rPr>
-              <w:t>NavCalculator.cs</w:t>
-            </w:r>
-            <w:proofErr w:type="spellEnd"/>
+              <w:t>Services/NavCalculator.cs</w:t>
+            </w:r>
           </w:p>
         </w:tc>
         <w:tc>
@@ -6431,25 +6072,7 @@
                 <w:sz w:val="20"/>
                 <w:szCs w:val="20"/>
               </w:rPr>
-              <w:t xml:space="preserve">Pa28WarriorPerformance constants (cruise TAS, fuel burn, usable fuel) and </w:t>
-            </w:r>
-            <w:proofErr w:type="spellStart"/>
-            <w:r>
-              <w:rPr>
-                <w:color w:val="000000"/>
-                <w:sz w:val="20"/>
-                <w:szCs w:val="20"/>
-              </w:rPr>
-              <w:t>CalculateLeg</w:t>
-            </w:r>
-            <w:proofErr w:type="spellEnd"/>
-            <w:r>
-              <w:rPr>
-                <w:color w:val="000000"/>
-                <w:sz w:val="20"/>
-                <w:szCs w:val="20"/>
-              </w:rPr>
-              <w:t>: great-circle distance and initial true heading, headwind/tailwind-corrected ground speed, ETE, fuel burn and remaining, with a reserve-threshold note.</w:t>
+              <w:t>Pa28WarriorPerformance constants (cruise TAS, fuel burn, usable fuel) and CalculateLeg: great-circle distance and initial true heading, headwind/tailwind-corrected ground speed, ETE, fuel burn and remaining, with a reserve-threshold note.</w:t>
             </w:r>
           </w:p>
         </w:tc>
@@ -6489,20 +6112,9 @@
                 <w:sz w:val="20"/>
                 <w:szCs w:val="20"/>
               </w:rPr>
-              <w:t>Services/</w:t>
-            </w:r>
-            <w:proofErr w:type="spellStart"/>
-            <w:r>
-              <w:rPr>
-                <w:b/>
-                <w:bCs/>
-                <w:color w:val="000000"/>
-                <w:sz w:val="20"/>
-                <w:szCs w:val="20"/>
-              </w:rPr>
-              <w:t>WeatherService.cs</w:t>
-            </w:r>
-            <w:proofErr w:type="spellEnd"/>
+              <w:lastRenderedPageBreak/>
+              <w:t>Services/WeatherService.cs</w:t>
+            </w:r>
           </w:p>
         </w:tc>
         <w:tc>
@@ -6531,43 +6143,7 @@
                 <w:sz w:val="20"/>
                 <w:szCs w:val="20"/>
               </w:rPr>
-              <w:t xml:space="preserve">Fetches raw METAR and TAF text for an ICAO from aviationweather.gov, tolerating either being absent, </w:t>
-            </w:r>
-            <w:proofErr w:type="gramStart"/>
-            <w:r>
-              <w:rPr>
-                <w:color w:val="000000"/>
-                <w:sz w:val="20"/>
-                <w:szCs w:val="20"/>
-              </w:rPr>
-              <w:t>and</w:t>
-            </w:r>
-            <w:proofErr w:type="gramEnd"/>
-            <w:r>
-              <w:rPr>
-                <w:color w:val="000000"/>
-                <w:sz w:val="20"/>
-                <w:szCs w:val="20"/>
-              </w:rPr>
-              <w:t xml:space="preserve"> returns a </w:t>
-            </w:r>
-            <w:proofErr w:type="spellStart"/>
-            <w:r>
-              <w:rPr>
-                <w:color w:val="000000"/>
-                <w:sz w:val="20"/>
-                <w:szCs w:val="20"/>
-              </w:rPr>
-              <w:t>WeatherResult</w:t>
-            </w:r>
-            <w:proofErr w:type="spellEnd"/>
-            <w:r>
-              <w:rPr>
-                <w:color w:val="000000"/>
-                <w:sz w:val="20"/>
-                <w:szCs w:val="20"/>
-              </w:rPr>
-              <w:t xml:space="preserve"> with an error string when nothing came back.</w:t>
+              <w:t>Fetches raw METAR and TAF text for an ICAO from aviationweather.gov, tolerating either being absent, and returns a WeatherResult with an error string when nothing came back.</w:t>
             </w:r>
           </w:p>
         </w:tc>
@@ -6607,21 +6183,8 @@
                 <w:sz w:val="20"/>
                 <w:szCs w:val="20"/>
               </w:rPr>
-              <w:lastRenderedPageBreak/>
-              <w:t>Services/</w:t>
-            </w:r>
-            <w:proofErr w:type="spellStart"/>
-            <w:r>
-              <w:rPr>
-                <w:b/>
-                <w:bCs/>
-                <w:color w:val="000000"/>
-                <w:sz w:val="20"/>
-                <w:szCs w:val="20"/>
-              </w:rPr>
-              <w:t>ClaudeAgentService.cs</w:t>
-            </w:r>
-            <w:proofErr w:type="spellEnd"/>
+              <w:t>Services/ClaudeAgentService.cs</w:t>
+            </w:r>
           </w:p>
         </w:tc>
         <w:tc>
@@ -6690,29 +6253,7 @@
                 <w:sz w:val="20"/>
                 <w:szCs w:val="20"/>
               </w:rPr>
-              <w:t>Pages/</w:t>
-            </w:r>
-            <w:proofErr w:type="spellStart"/>
-            <w:r>
-              <w:rPr>
-                <w:b/>
-                <w:bCs/>
-                <w:color w:val="000000"/>
-                <w:sz w:val="20"/>
-                <w:szCs w:val="20"/>
-              </w:rPr>
-              <w:t>Index.cshtml</w:t>
-            </w:r>
-            <w:proofErr w:type="spellEnd"/>
-            <w:r>
-              <w:rPr>
-                <w:b/>
-                <w:bCs/>
-                <w:color w:val="000000"/>
-                <w:sz w:val="20"/>
-                <w:szCs w:val="20"/>
-              </w:rPr>
-              <w:t>(.cs)</w:t>
+              <w:t>Pages/Index.cshtml(.cs)</w:t>
             </w:r>
           </w:p>
         </w:tc>
@@ -6742,79 +6283,7 @@
                 <w:sz w:val="20"/>
                 <w:szCs w:val="20"/>
               </w:rPr>
-              <w:t xml:space="preserve">The single page: title, disclaimer, route </w:t>
-            </w:r>
-            <w:proofErr w:type="spellStart"/>
-            <w:r>
-              <w:rPr>
-                <w:color w:val="000000"/>
-                <w:sz w:val="20"/>
-                <w:szCs w:val="20"/>
-              </w:rPr>
-              <w:t>textarea</w:t>
-            </w:r>
-            <w:proofErr w:type="spellEnd"/>
-            <w:r>
-              <w:rPr>
-                <w:color w:val="000000"/>
-                <w:sz w:val="20"/>
-                <w:szCs w:val="20"/>
-              </w:rPr>
-              <w:t xml:space="preserve">, </w:t>
-            </w:r>
-            <w:proofErr w:type="gramStart"/>
-            <w:r>
-              <w:rPr>
-                <w:color w:val="000000"/>
-                <w:sz w:val="20"/>
-                <w:szCs w:val="20"/>
-              </w:rPr>
-              <w:t>Run</w:t>
-            </w:r>
-            <w:proofErr w:type="gramEnd"/>
-            <w:r>
-              <w:rPr>
-                <w:color w:val="000000"/>
-                <w:sz w:val="20"/>
-                <w:szCs w:val="20"/>
-              </w:rPr>
-              <w:t xml:space="preserve"> button, steps panel, briefing panel, error panel. Code-behind exposes </w:t>
-            </w:r>
-            <w:proofErr w:type="spellStart"/>
-            <w:r>
-              <w:rPr>
-                <w:color w:val="000000"/>
-                <w:sz w:val="20"/>
-                <w:szCs w:val="20"/>
-              </w:rPr>
-              <w:t>OnPostRunAgentAsync</w:t>
-            </w:r>
-            <w:proofErr w:type="spellEnd"/>
-            <w:r>
-              <w:rPr>
-                <w:color w:val="000000"/>
-                <w:sz w:val="20"/>
-                <w:szCs w:val="20"/>
-              </w:rPr>
-              <w:t xml:space="preserve"> as a JSON endpoint; the class carries [</w:t>
-            </w:r>
-            <w:proofErr w:type="spellStart"/>
-            <w:r>
-              <w:rPr>
-                <w:color w:val="000000"/>
-                <w:sz w:val="20"/>
-                <w:szCs w:val="20"/>
-              </w:rPr>
-              <w:t>IgnoreAntiforgeryToken</w:t>
-            </w:r>
-            <w:proofErr w:type="spellEnd"/>
-            <w:r>
-              <w:rPr>
-                <w:color w:val="000000"/>
-                <w:sz w:val="20"/>
-                <w:szCs w:val="20"/>
-              </w:rPr>
-              <w:t>].</w:t>
+              <w:t>The single page: top bar (brand, placard, UTC clock), intro and caution notice, route textarea with example chips, Prepare-briefing button and status, worklog panel, briefing panel with Copy, error panel, footer. Code-behind exposes OnPostRunAgentAsync as a JSON endpoint; the class carries [IgnoreAntiforgeryToken].</w:t>
             </w:r>
           </w:p>
         </w:tc>
@@ -6884,7 +6353,7 @@
                 <w:sz w:val="20"/>
                 <w:szCs w:val="20"/>
               </w:rPr>
-              <w:t>Minimal layout; cache-busted CSS and JS via asp-append-version; loads marked.js.</w:t>
+              <w:t>Minimal layout; Google Fonts preconnect and stylesheet; cache-busted CSS and JS via asp-append-version; loads marked.js.</w:t>
             </w:r>
           </w:p>
         </w:tc>
@@ -6924,42 +6393,8 @@
                 <w:sz w:val="20"/>
                 <w:szCs w:val="20"/>
               </w:rPr>
-              <w:t>Pages/_</w:t>
-            </w:r>
-            <w:proofErr w:type="spellStart"/>
-            <w:r>
-              <w:rPr>
-                <w:b/>
-                <w:bCs/>
-                <w:color w:val="000000"/>
-                <w:sz w:val="20"/>
-                <w:szCs w:val="20"/>
-              </w:rPr>
-              <w:t>ViewImports.cshtml</w:t>
-            </w:r>
-            <w:proofErr w:type="spellEnd"/>
-            <w:r>
-              <w:rPr>
-                <w:b/>
-                <w:bCs/>
-                <w:color w:val="000000"/>
-                <w:sz w:val="20"/>
-                <w:szCs w:val="20"/>
-              </w:rPr>
-              <w:t xml:space="preserve"> / _</w:t>
-            </w:r>
-            <w:proofErr w:type="spellStart"/>
-            <w:r>
-              <w:rPr>
-                <w:b/>
-                <w:bCs/>
-                <w:color w:val="000000"/>
-                <w:sz w:val="20"/>
-                <w:szCs w:val="20"/>
-              </w:rPr>
-              <w:t>ViewStart.cshtml</w:t>
-            </w:r>
-            <w:proofErr w:type="spellEnd"/>
+              <w:t>Pages/_ViewImports.cshtml / _ViewStart.cshtml</w:t>
+            </w:r>
           </w:p>
         </w:tc>
         <w:tc>
@@ -7020,7 +6455,6 @@
             <w:pPr>
               <w:spacing w:after="60"/>
             </w:pPr>
-            <w:proofErr w:type="spellStart"/>
             <w:r>
               <w:rPr>
                 <w:b/>
@@ -7029,40 +6463,7 @@
                 <w:sz w:val="20"/>
                 <w:szCs w:val="20"/>
               </w:rPr>
-              <w:t>wwwroot</w:t>
-            </w:r>
-            <w:proofErr w:type="spellEnd"/>
-            <w:r>
-              <w:rPr>
-                <w:b/>
-                <w:bCs/>
-                <w:color w:val="000000"/>
-                <w:sz w:val="20"/>
-                <w:szCs w:val="20"/>
-              </w:rPr>
-              <w:t>/</w:t>
-            </w:r>
-            <w:proofErr w:type="spellStart"/>
-            <w:r>
-              <w:rPr>
-                <w:b/>
-                <w:bCs/>
-                <w:color w:val="000000"/>
-                <w:sz w:val="20"/>
-                <w:szCs w:val="20"/>
-              </w:rPr>
-              <w:t>js</w:t>
-            </w:r>
-            <w:proofErr w:type="spellEnd"/>
-            <w:r>
-              <w:rPr>
-                <w:b/>
-                <w:bCs/>
-                <w:color w:val="000000"/>
-                <w:sz w:val="20"/>
-                <w:szCs w:val="20"/>
-              </w:rPr>
-              <w:t>/agent.js</w:t>
+              <w:t>wwwroot/js/agent.js</w:t>
             </w:r>
           </w:p>
         </w:tc>
@@ -7092,7 +6493,7 @@
                 <w:sz w:val="20"/>
                 <w:szCs w:val="20"/>
               </w:rPr>
-              <w:t>All client logic: POST the request, read the response as text first so a non-JSON failure surfaces its status and body, reveal steps with a delay, summarise each step in plain English, render the briefing markdown.</w:t>
+              <w:t>All client logic: UTC clock, example chips, POST the request with an elapsed-seconds status, read the response as text first so a non-JSON failure surfaces its status and body, reveal worklog strips one at a time, summarise each step in plain English, render the briefing markdown, Copy briefing.</w:t>
             </w:r>
           </w:p>
         </w:tc>
@@ -7124,7 +6525,6 @@
             <w:pPr>
               <w:spacing w:after="60"/>
             </w:pPr>
-            <w:proofErr w:type="spellStart"/>
             <w:r>
               <w:rPr>
                 <w:b/>
@@ -7133,40 +6533,7 @@
                 <w:sz w:val="20"/>
                 <w:szCs w:val="20"/>
               </w:rPr>
-              <w:t>wwwroot</w:t>
-            </w:r>
-            <w:proofErr w:type="spellEnd"/>
-            <w:r>
-              <w:rPr>
-                <w:b/>
-                <w:bCs/>
-                <w:color w:val="000000"/>
-                <w:sz w:val="20"/>
-                <w:szCs w:val="20"/>
-              </w:rPr>
-              <w:t>/</w:t>
-            </w:r>
-            <w:proofErr w:type="spellStart"/>
-            <w:r>
-              <w:rPr>
-                <w:b/>
-                <w:bCs/>
-                <w:color w:val="000000"/>
-                <w:sz w:val="20"/>
-                <w:szCs w:val="20"/>
-              </w:rPr>
-              <w:t>css</w:t>
-            </w:r>
-            <w:proofErr w:type="spellEnd"/>
-            <w:r>
-              <w:rPr>
-                <w:b/>
-                <w:bCs/>
-                <w:color w:val="000000"/>
-                <w:sz w:val="20"/>
-                <w:szCs w:val="20"/>
-              </w:rPr>
-              <w:t>/site.css</w:t>
+              <w:t>wwwroot/css/site.css</w:t>
             </w:r>
           </w:p>
         </w:tc>
@@ -7196,7 +6563,7 @@
                 <w:sz w:val="20"/>
                 <w:szCs w:val="20"/>
               </w:rPr>
-              <w:t>Light professional theme: warning callout, input panel, step list with left rule, collapsible tool I/O, briefing typography.</w:t>
+              <w:t>Briefing-desk theme: design tokens (navy, amber, steel), top bar, request panel and chips, worklog strips with dashed centreline and slide-in, briefing typography for markdown/tables/TAF blocks, error and footer, reduced-motion and mobile rules.</w:t>
             </w:r>
           </w:p>
         </w:tc>
@@ -7236,20 +6603,8 @@
                 <w:sz w:val="20"/>
                 <w:szCs w:val="20"/>
               </w:rPr>
-              <w:t>Dockerfile / .</w:t>
-            </w:r>
-            <w:proofErr w:type="spellStart"/>
-            <w:r>
-              <w:rPr>
-                <w:b/>
-                <w:bCs/>
-                <w:color w:val="000000"/>
-                <w:sz w:val="20"/>
-                <w:szCs w:val="20"/>
-              </w:rPr>
-              <w:t>dockerignore</w:t>
-            </w:r>
-            <w:proofErr w:type="spellEnd"/>
+              <w:t>Dockerfile / .dockerignore</w:t>
+            </w:r>
           </w:p>
         </w:tc>
         <w:tc>
@@ -7318,6 +6673,216 @@
                 <w:sz w:val="20"/>
                 <w:szCs w:val="20"/>
               </w:rPr>
+              <w:t>Properties/launchSettings.json</w:t>
+            </w:r>
+          </w:p>
+        </w:tc>
+        <w:tc>
+          <w:tcPr>
+            <w:tcW w:w="5616" w:type="dxa"/>
+            <w:tcBorders>
+              <w:top w:val="single" w:sz="4" w:space="0" w:color="BFD3D0"/>
+              <w:left w:val="single" w:sz="4" w:space="0" w:color="BFD3D0"/>
+              <w:bottom w:val="single" w:sz="4" w:space="0" w:color="BFD3D0"/>
+              <w:right w:val="single" w:sz="4" w:space="0" w:color="BFD3D0"/>
+            </w:tcBorders>
+            <w:tcMar>
+              <w:top w:w="80" w:type="dxa"/>
+              <w:left w:w="120" w:type="dxa"/>
+              <w:bottom w:w="80" w:type="dxa"/>
+              <w:right w:w="120" w:type="dxa"/>
+            </w:tcMar>
+          </w:tcPr>
+          <w:p>
+            <w:pPr>
+              <w:spacing w:after="60"/>
+            </w:pPr>
+            <w:r>
+              <w:rPr>
+                <w:color w:val="000000"/>
+                <w:sz w:val="20"/>
+                <w:szCs w:val="20"/>
+              </w:rPr>
+              <w:t>Visual Studio / dotnet run launch profiles. Contains no secrets.</w:t>
+            </w:r>
+          </w:p>
+        </w:tc>
+      </w:tr>
+      <w:tr>
+        <w:tblPrEx>
+          <w:tblCellMar>
+            <w:top w:w="0" w:type="dxa"/>
+            <w:bottom w:w="0" w:type="dxa"/>
+          </w:tblCellMar>
+        </w:tblPrEx>
+        <w:tc>
+          <w:tcPr>
+            <w:tcW w:w="3410" w:type="dxa"/>
+            <w:tcBorders>
+              <w:top w:val="single" w:sz="4" w:space="0" w:color="BFD3D0"/>
+              <w:left w:val="single" w:sz="4" w:space="0" w:color="BFD3D0"/>
+              <w:bottom w:val="single" w:sz="4" w:space="0" w:color="BFD3D0"/>
+              <w:right w:val="single" w:sz="4" w:space="0" w:color="BFD3D0"/>
+            </w:tcBorders>
+            <w:tcMar>
+              <w:top w:w="80" w:type="dxa"/>
+              <w:left w:w="120" w:type="dxa"/>
+              <w:bottom w:w="80" w:type="dxa"/>
+              <w:right w:w="120" w:type="dxa"/>
+            </w:tcMar>
+          </w:tcPr>
+          <w:p>
+            <w:pPr>
+              <w:spacing w:after="60"/>
+            </w:pPr>
+            <w:r>
+              <w:rPr>
+                <w:b/>
+                <w:bCs/>
+                <w:color w:val="000000"/>
+                <w:sz w:val="20"/>
+                <w:szCs w:val="20"/>
+              </w:rPr>
+              <w:t>.github/copilot-instructions.md</w:t>
+            </w:r>
+          </w:p>
+        </w:tc>
+        <w:tc>
+          <w:tcPr>
+            <w:tcW w:w="5616" w:type="dxa"/>
+            <w:tcBorders>
+              <w:top w:val="single" w:sz="4" w:space="0" w:color="BFD3D0"/>
+              <w:left w:val="single" w:sz="4" w:space="0" w:color="BFD3D0"/>
+              <w:bottom w:val="single" w:sz="4" w:space="0" w:color="BFD3D0"/>
+              <w:right w:val="single" w:sz="4" w:space="0" w:color="BFD3D0"/>
+            </w:tcBorders>
+            <w:tcMar>
+              <w:top w:w="80" w:type="dxa"/>
+              <w:left w:w="120" w:type="dxa"/>
+              <w:bottom w:w="80" w:type="dxa"/>
+              <w:right w:w="120" w:type="dxa"/>
+            </w:tcMar>
+          </w:tcPr>
+          <w:p>
+            <w:pPr>
+              <w:spacing w:after="60"/>
+            </w:pPr>
+            <w:r>
+              <w:rPr>
+                <w:color w:val="000000"/>
+                <w:sz w:val="20"/>
+                <w:szCs w:val="20"/>
+              </w:rPr>
+              <w:t>Editor-assistant guidance file created alongside the solution. Not used by the application.</w:t>
+            </w:r>
+          </w:p>
+        </w:tc>
+      </w:tr>
+      <w:tr>
+        <w:tblPrEx>
+          <w:tblCellMar>
+            <w:top w:w="0" w:type="dxa"/>
+            <w:bottom w:w="0" w:type="dxa"/>
+          </w:tblCellMar>
+        </w:tblPrEx>
+        <w:tc>
+          <w:tcPr>
+            <w:tcW w:w="3410" w:type="dxa"/>
+            <w:tcBorders>
+              <w:top w:val="single" w:sz="4" w:space="0" w:color="BFD3D0"/>
+              <w:left w:val="single" w:sz="4" w:space="0" w:color="BFD3D0"/>
+              <w:bottom w:val="single" w:sz="4" w:space="0" w:color="BFD3D0"/>
+              <w:right w:val="single" w:sz="4" w:space="0" w:color="BFD3D0"/>
+            </w:tcBorders>
+            <w:tcMar>
+              <w:top w:w="80" w:type="dxa"/>
+              <w:left w:w="120" w:type="dxa"/>
+              <w:bottom w:w="80" w:type="dxa"/>
+              <w:right w:w="120" w:type="dxa"/>
+            </w:tcMar>
+          </w:tcPr>
+          <w:p>
+            <w:pPr>
+              <w:spacing w:after="60"/>
+            </w:pPr>
+            <w:r>
+              <w:rPr>
+                <w:b/>
+                <w:bCs/>
+                <w:color w:val="000000"/>
+                <w:sz w:val="20"/>
+                <w:szCs w:val="20"/>
+              </w:rPr>
+              <w:t>Architecture/</w:t>
+            </w:r>
+          </w:p>
+        </w:tc>
+        <w:tc>
+          <w:tcPr>
+            <w:tcW w:w="5616" w:type="dxa"/>
+            <w:tcBorders>
+              <w:top w:val="single" w:sz="4" w:space="0" w:color="BFD3D0"/>
+              <w:left w:val="single" w:sz="4" w:space="0" w:color="BFD3D0"/>
+              <w:bottom w:val="single" w:sz="4" w:space="0" w:color="BFD3D0"/>
+              <w:right w:val="single" w:sz="4" w:space="0" w:color="BFD3D0"/>
+            </w:tcBorders>
+            <w:tcMar>
+              <w:top w:w="80" w:type="dxa"/>
+              <w:left w:w="120" w:type="dxa"/>
+              <w:bottom w:w="80" w:type="dxa"/>
+              <w:right w:w="120" w:type="dxa"/>
+            </w:tcMar>
+          </w:tcPr>
+          <w:p>
+            <w:pPr>
+              <w:spacing w:after="60"/>
+            </w:pPr>
+            <w:r>
+              <w:rPr>
+                <w:color w:val="000000"/>
+                <w:sz w:val="20"/>
+                <w:szCs w:val="20"/>
+              </w:rPr>
+              <w:t>This document. Committed to the repository. (Not yet excluded from the Docker image — see Section 16.)</w:t>
+            </w:r>
+          </w:p>
+        </w:tc>
+      </w:tr>
+      <w:tr>
+        <w:tblPrEx>
+          <w:tblCellMar>
+            <w:top w:w="0" w:type="dxa"/>
+            <w:bottom w:w="0" w:type="dxa"/>
+          </w:tblCellMar>
+        </w:tblPrEx>
+        <w:tc>
+          <w:tcPr>
+            <w:tcW w:w="3410" w:type="dxa"/>
+            <w:tcBorders>
+              <w:top w:val="single" w:sz="4" w:space="0" w:color="BFD3D0"/>
+              <w:left w:val="single" w:sz="4" w:space="0" w:color="BFD3D0"/>
+              <w:bottom w:val="single" w:sz="4" w:space="0" w:color="BFD3D0"/>
+              <w:right w:val="single" w:sz="4" w:space="0" w:color="BFD3D0"/>
+            </w:tcBorders>
+            <w:tcMar>
+              <w:top w:w="80" w:type="dxa"/>
+              <w:left w:w="120" w:type="dxa"/>
+              <w:bottom w:w="80" w:type="dxa"/>
+              <w:right w:w="120" w:type="dxa"/>
+            </w:tcMar>
+          </w:tcPr>
+          <w:p>
+            <w:pPr>
+              <w:spacing w:after="60"/>
+            </w:pPr>
+            <w:r>
+              <w:rPr>
+                <w:b/>
+                <w:bCs/>
+                <w:color w:val="000000"/>
+                <w:sz w:val="20"/>
+                <w:szCs w:val="20"/>
+              </w:rPr>
               <w:t>README.md</w:t>
             </w:r>
           </w:p>
@@ -7358,8 +6923,8 @@
       <w:pPr>
         <w:pStyle w:val="Heading1"/>
       </w:pPr>
-      <w:bookmarkStart w:id="26" w:name="_Toc237904681"/>
-      <w:bookmarkStart w:id="27" w:name="_Toc237904751"/>
+      <w:bookmarkStart w:id="26" w:name="_Toc237906384"/>
+      <w:bookmarkStart w:id="27" w:name="_Toc237906454"/>
       <w:r>
         <w:t>7. Architecture Overview</w:t>
       </w:r>
@@ -7370,8 +6935,8 @@
       <w:pPr>
         <w:pStyle w:val="Heading2"/>
       </w:pPr>
-      <w:bookmarkStart w:id="28" w:name="_Toc237904682"/>
-      <w:bookmarkStart w:id="29" w:name="_Toc237904752"/>
+      <w:bookmarkStart w:id="28" w:name="_Toc237906385"/>
+      <w:bookmarkStart w:id="29" w:name="_Toc237906455"/>
       <w:r>
         <w:t>7.1 Layers</w:t>
       </w:r>
@@ -7575,7 +7140,7 @@
                 <w:sz w:val="20"/>
                 <w:szCs w:val="20"/>
               </w:rPr>
-              <w:t>Razor Pages + vanilla JS</w:t>
+              <w:t>Razor Pages + vanilla JS + CSS</w:t>
             </w:r>
           </w:p>
         </w:tc>
@@ -7605,7 +7170,7 @@
                 <w:sz w:val="20"/>
                 <w:szCs w:val="20"/>
               </w:rPr>
-              <w:t>One page. Request in, steps and briefing out. No framework.</w:t>
+              <w:t>One page styled as a briefing desk. Request in, worklog and briefing out. No front-end framework; fonts and markdown renderer from CDNs.</w:t>
             </w:r>
           </w:p>
         </w:tc>
@@ -7645,6 +7210,7 @@
                 <w:sz w:val="20"/>
                 <w:szCs w:val="20"/>
               </w:rPr>
+              <w:lastRenderedPageBreak/>
               <w:t>Agent orchestration</w:t>
             </w:r>
           </w:p>
@@ -7669,7 +7235,6 @@
             <w:pPr>
               <w:spacing w:after="60"/>
             </w:pPr>
-            <w:proofErr w:type="spellStart"/>
             <w:r>
               <w:rPr>
                 <w:color w:val="000000"/>
@@ -7678,7 +7243,6 @@
               </w:rPr>
               <w:t>ClaudeAgentService</w:t>
             </w:r>
-            <w:proofErr w:type="spellEnd"/>
           </w:p>
         </w:tc>
         <w:tc>
@@ -7771,52 +7335,14 @@
             <w:pPr>
               <w:spacing w:after="60"/>
             </w:pPr>
-            <w:proofErr w:type="spellStart"/>
-            <w:r>
-              <w:rPr>
-                <w:color w:val="000000"/>
-                <w:sz w:val="20"/>
-                <w:szCs w:val="20"/>
-              </w:rPr>
-              <w:t>NavCalculator</w:t>
-            </w:r>
-            <w:proofErr w:type="spellEnd"/>
-            <w:r>
-              <w:rPr>
-                <w:color w:val="000000"/>
-                <w:sz w:val="20"/>
-                <w:szCs w:val="20"/>
-              </w:rPr>
-              <w:t xml:space="preserve">, </w:t>
-            </w:r>
-            <w:proofErr w:type="spellStart"/>
-            <w:r>
-              <w:rPr>
-                <w:color w:val="000000"/>
-                <w:sz w:val="20"/>
-                <w:szCs w:val="20"/>
-              </w:rPr>
-              <w:t>WeatherService</w:t>
-            </w:r>
-            <w:proofErr w:type="spellEnd"/>
-            <w:r>
-              <w:rPr>
-                <w:color w:val="000000"/>
-                <w:sz w:val="20"/>
-                <w:szCs w:val="20"/>
-              </w:rPr>
-              <w:t xml:space="preserve">, </w:t>
-            </w:r>
-            <w:proofErr w:type="spellStart"/>
-            <w:r>
-              <w:rPr>
-                <w:color w:val="000000"/>
-                <w:sz w:val="20"/>
-                <w:szCs w:val="20"/>
-              </w:rPr>
-              <w:t>ScottishAirfields</w:t>
-            </w:r>
-            <w:proofErr w:type="spellEnd"/>
+            <w:r>
+              <w:rPr>
+                <w:color w:val="000000"/>
+                <w:sz w:val="20"/>
+                <w:szCs w:val="20"/>
+              </w:rPr>
+              <w:t>NavCalculator, WeatherService, ScottishAirfields</w:t>
+            </w:r>
           </w:p>
         </w:tc>
         <w:tc>
@@ -7909,23 +7435,13 @@
             <w:pPr>
               <w:spacing w:after="60"/>
             </w:pPr>
-            <w:proofErr w:type="spellStart"/>
-            <w:r>
-              <w:rPr>
-                <w:color w:val="000000"/>
-                <w:sz w:val="20"/>
-                <w:szCs w:val="20"/>
-              </w:rPr>
-              <w:t>ScottishAirfields</w:t>
-            </w:r>
-            <w:proofErr w:type="spellEnd"/>
-            <w:r>
-              <w:rPr>
-                <w:color w:val="000000"/>
-                <w:sz w:val="20"/>
-                <w:szCs w:val="20"/>
-              </w:rPr>
-              <w:t>, Pa28WarriorPerformance</w:t>
+            <w:r>
+              <w:rPr>
+                <w:color w:val="000000"/>
+                <w:sz w:val="20"/>
+                <w:szCs w:val="20"/>
+              </w:rPr>
+              <w:t>ScottishAirfields, Pa28WarriorPerformance</w:t>
             </w:r>
           </w:p>
         </w:tc>
@@ -8065,8 +7581,8 @@
       <w:pPr>
         <w:pStyle w:val="Heading2"/>
       </w:pPr>
-      <w:bookmarkStart w:id="30" w:name="_Toc237904683"/>
-      <w:bookmarkStart w:id="31" w:name="_Toc237904753"/>
+      <w:bookmarkStart w:id="30" w:name="_Toc237906386"/>
+      <w:bookmarkStart w:id="31" w:name="_Toc237906456"/>
       <w:r>
         <w:t>7.2 Data Flow — Running the Agent</w:t>
       </w:r>
@@ -8083,68 +7599,7 @@
         <w:spacing w:after="100"/>
       </w:pPr>
       <w:r>
-        <w:lastRenderedPageBreak/>
-        <w:t xml:space="preserve">User edits the route text and presses Run. agent.js clears the panels, disables the button and POSTs { </w:t>
-      </w:r>
-      <w:proofErr w:type="spellStart"/>
-      <w:r>
-        <w:t>routeRequest</w:t>
-      </w:r>
-      <w:proofErr w:type="spellEnd"/>
-      <w:r>
-        <w:t xml:space="preserve"> } as JSON to the page handler ?handler=</w:t>
-      </w:r>
-      <w:proofErr w:type="spellStart"/>
-      <w:r>
-        <w:t>RunAgent</w:t>
-      </w:r>
-      <w:proofErr w:type="spellEnd"/>
-      <w:r>
-        <w:t>.</w:t>
-      </w:r>
-    </w:p>
-    <w:p>
-      <w:pPr>
-        <w:pStyle w:val="ListParagraph"/>
-        <w:numPr>
-          <w:ilvl w:val="0"/>
-          <w:numId w:val="2"/>
-        </w:numPr>
-        <w:spacing w:after="100"/>
-      </w:pPr>
-      <w:proofErr w:type="spellStart"/>
-      <w:r>
-        <w:t>IndexModel.OnPostRunAgentAsync</w:t>
-      </w:r>
-      <w:proofErr w:type="spellEnd"/>
-      <w:r>
-        <w:t xml:space="preserve"> validates the text and calls </w:t>
-      </w:r>
-      <w:proofErr w:type="spellStart"/>
-      <w:r>
-        <w:t>ClaudeAgentService.RunAsync</w:t>
-      </w:r>
-      <w:proofErr w:type="spellEnd"/>
-      <w:r>
-        <w:t>.</w:t>
-      </w:r>
-    </w:p>
-    <w:p>
-      <w:pPr>
-        <w:pStyle w:val="ListParagraph"/>
-        <w:numPr>
-          <w:ilvl w:val="0"/>
-          <w:numId w:val="2"/>
-        </w:numPr>
-        <w:spacing w:after="100"/>
-      </w:pPr>
-      <w:proofErr w:type="spellStart"/>
-      <w:r>
-        <w:t>RunAsync</w:t>
-      </w:r>
-      <w:proofErr w:type="spellEnd"/>
-      <w:r>
-        <w:t xml:space="preserve"> reads ANTHROPIC_API_KEY, builds the system prompt and tool definitions, seeds the messages array with the user's request, and enters the loop (7.3).</w:t>
+        <w:t>User edits the route text (or taps an example chip) and presses Prepare briefing. agent.js clears the panels, disables the button, starts an elapsed-seconds indicator, and POSTs { routeRequest } as JSON to the page handler ?handler=RunAgent.</w:t>
       </w:r>
     </w:p>
     <w:p>
@@ -8157,15 +7612,7 @@
         <w:spacing w:after="100"/>
       </w:pPr>
       <w:r>
-        <w:t xml:space="preserve">When the loop ends the handler returns an </w:t>
-      </w:r>
-      <w:proofErr w:type="spellStart"/>
-      <w:r>
-        <w:t>AgentRunResult</w:t>
-      </w:r>
-      <w:proofErr w:type="spellEnd"/>
-      <w:r>
-        <w:t xml:space="preserve"> as JSON: the ordered steps, the final briefing text, or an error.</w:t>
+        <w:t>IndexModel.OnPostRunAgentAsync validates the text and calls ClaudeAgentService.RunAsync.</w:t>
       </w:r>
     </w:p>
     <w:p>
@@ -8178,15 +7625,41 @@
         <w:spacing w:after="100"/>
       </w:pPr>
       <w:r>
-        <w:t>agent.js reads the body as text, checks the HTTP status, parses the JSON, then appends one step every 450 ms with a plain-English summary and a collapsed input/result view, and finally renders the briefing markdown as HTML.</w:t>
+        <w:t>RunAsync reads ANTHROPIC_API_KEY, builds the system prompt and tool definitions, seeds the messages array with the user's request, and enters the loop (7.3).</w:t>
+      </w:r>
+    </w:p>
+    <w:p>
+      <w:pPr>
+        <w:pStyle w:val="ListParagraph"/>
+        <w:numPr>
+          <w:ilvl w:val="0"/>
+          <w:numId w:val="2"/>
+        </w:numPr>
+        <w:spacing w:after="100"/>
+      </w:pPr>
+      <w:r>
+        <w:t>When the loop ends the handler returns an AgentRunResult as JSON: the ordered steps, the final briefing text, or an error.</w:t>
+      </w:r>
+    </w:p>
+    <w:p>
+      <w:pPr>
+        <w:pStyle w:val="ListParagraph"/>
+        <w:numPr>
+          <w:ilvl w:val="0"/>
+          <w:numId w:val="2"/>
+        </w:numPr>
+        <w:spacing w:after="100"/>
+      </w:pPr>
+      <w:r>
+        <w:t>agent.js reads the body as text, checks the HTTP status, parses the JSON, then appends one worklog strip every ~420 ms with a plain-English summary and a collapsed input/result view, and finally renders the briefing markdown as HTML in the adjacent panel.</w:t>
       </w:r>
     </w:p>
     <w:p>
       <w:pPr>
         <w:pStyle w:val="Heading2"/>
       </w:pPr>
-      <w:bookmarkStart w:id="32" w:name="_Toc237904684"/>
-      <w:bookmarkStart w:id="33" w:name="_Toc237904754"/>
+      <w:bookmarkStart w:id="32" w:name="_Toc237906387"/>
+      <w:bookmarkStart w:id="33" w:name="_Toc237906457"/>
       <w:r>
         <w:t>7.3 Data Flow — Inside the Tool Loop</w:t>
       </w:r>
@@ -8224,15 +7697,7 @@
         <w:spacing w:after="100"/>
       </w:pPr>
       <w:r>
-        <w:t xml:space="preserve">The response's content array is appended to messages as an assistant turn, exactly as received — text blocks and </w:t>
-      </w:r>
-      <w:proofErr w:type="spellStart"/>
-      <w:r>
-        <w:t>tool_use</w:t>
-      </w:r>
-      <w:proofErr w:type="spellEnd"/>
-      <w:r>
-        <w:t xml:space="preserve"> blocks together. This preserves the model's own record of what it decided.</w:t>
+        <w:t>The response's content array is appended to messages as an assistant turn, exactly as received — text blocks and tool_use blocks together. This preserves the model's own record of what it decided.</w:t>
       </w:r>
     </w:p>
     <w:p>
@@ -8245,73 +7710,7 @@
         <w:spacing w:after="100"/>
       </w:pPr>
       <w:r>
-        <w:t xml:space="preserve">If there are no </w:t>
-      </w:r>
-      <w:proofErr w:type="spellStart"/>
-      <w:r>
-        <w:t>tool_use</w:t>
-      </w:r>
-      <w:proofErr w:type="spellEnd"/>
-      <w:r>
-        <w:t xml:space="preserve"> blocks, the text blocks are joined and returned as the final briefing. The loop ends.</w:t>
-      </w:r>
-    </w:p>
-    <w:p>
-      <w:pPr>
-        <w:pStyle w:val="ListParagraph"/>
-        <w:numPr>
-          <w:ilvl w:val="0"/>
-          <w:numId w:val="2"/>
-        </w:numPr>
-        <w:spacing w:after="100"/>
-      </w:pPr>
-      <w:proofErr w:type="gramStart"/>
-      <w:r>
-        <w:t>Otherwise</w:t>
-      </w:r>
-      <w:proofErr w:type="gramEnd"/>
-      <w:r>
-        <w:t xml:space="preserve"> each </w:t>
-      </w:r>
-      <w:proofErr w:type="spellStart"/>
-      <w:r>
-        <w:t>tool_use</w:t>
-      </w:r>
-      <w:proofErr w:type="spellEnd"/>
-      <w:r>
-        <w:t xml:space="preserve"> block is dispatched by name to </w:t>
-      </w:r>
-      <w:proofErr w:type="spellStart"/>
-      <w:r>
-        <w:t>GetAirfield</w:t>
-      </w:r>
-      <w:proofErr w:type="spellEnd"/>
-      <w:r>
-        <w:t xml:space="preserve">, </w:t>
-      </w:r>
-      <w:proofErr w:type="spellStart"/>
-      <w:r>
-        <w:t>GetWeather</w:t>
-      </w:r>
-      <w:proofErr w:type="spellEnd"/>
-      <w:r>
-        <w:t xml:space="preserve"> or </w:t>
-      </w:r>
-      <w:proofErr w:type="spellStart"/>
-      <w:r>
-        <w:t>CalculateLeg</w:t>
-      </w:r>
-      <w:proofErr w:type="spellEnd"/>
-      <w:r>
-        <w:t xml:space="preserve"> with its input object. Every call is captured as an </w:t>
-      </w:r>
-      <w:proofErr w:type="spellStart"/>
-      <w:r>
-        <w:t>AgentStep</w:t>
-      </w:r>
-      <w:proofErr w:type="spellEnd"/>
-      <w:r>
-        <w:t>. Exceptions become { error } JSON rather than propagating, so the model sees the failure and can react.</w:t>
+        <w:t>If there are no tool_use blocks, the text blocks are joined and returned as the final briefing. The loop ends.</w:t>
       </w:r>
     </w:p>
     <w:p>
@@ -8324,23 +7723,7 @@
         <w:spacing w:after="100"/>
       </w:pPr>
       <w:r>
-        <w:t xml:space="preserve">All results for that turn are packaged as </w:t>
-      </w:r>
-      <w:proofErr w:type="spellStart"/>
-      <w:r>
-        <w:t>tool_result</w:t>
-      </w:r>
-      <w:proofErr w:type="spellEnd"/>
-      <w:r>
-        <w:t xml:space="preserve"> blocks (each carrying its </w:t>
-      </w:r>
-      <w:proofErr w:type="spellStart"/>
-      <w:r>
-        <w:t>tool_use_id</w:t>
-      </w:r>
-      <w:proofErr w:type="spellEnd"/>
-      <w:r>
-        <w:t>) in a single user turn, appended to messages, and the loop goes round again.</w:t>
+        <w:t>Otherwise each tool_use block is dispatched by name to GetAirfield, GetWeather or CalculateLeg with its input object. Every call is captured as an AgentStep. Exceptions become { error } JSON rather than propagating, so the model sees the failure and can react.</w:t>
       </w:r>
     </w:p>
     <w:p>
@@ -8353,6 +7736,20 @@
         <w:spacing w:after="100"/>
       </w:pPr>
       <w:r>
+        <w:t>All results for that turn are packaged as tool_result blocks (each carrying its tool_use_id) in a single user turn, appended to messages, and the loop goes round again.</w:t>
+      </w:r>
+    </w:p>
+    <w:p>
+      <w:pPr>
+        <w:pStyle w:val="ListParagraph"/>
+        <w:numPr>
+          <w:ilvl w:val="0"/>
+          <w:numId w:val="2"/>
+        </w:numPr>
+        <w:spacing w:after="100"/>
+      </w:pPr>
+      <w:r>
+        <w:lastRenderedPageBreak/>
         <w:t>A cap of eight iterations prevents a runaway; hitting it returns an error asking for a simpler route rather than a partial briefing.</w:t>
       </w:r>
     </w:p>
@@ -8409,73 +7806,7 @@
                 <w:sz w:val="22"/>
                 <w:szCs w:val="22"/>
               </w:rPr>
-              <w:t xml:space="preserve">The model may request several tools in one turn — the </w:t>
-            </w:r>
-            <w:proofErr w:type="spellStart"/>
-            <w:r>
-              <w:rPr>
-                <w:i/>
-                <w:iCs/>
-                <w:color w:val="003635"/>
-                <w:sz w:val="22"/>
-                <w:szCs w:val="22"/>
-              </w:rPr>
-              <w:t>Perth→Oban</w:t>
-            </w:r>
-            <w:proofErr w:type="spellEnd"/>
-            <w:r>
-              <w:rPr>
-                <w:i/>
-                <w:iCs/>
-                <w:color w:val="003635"/>
-                <w:sz w:val="22"/>
-                <w:szCs w:val="22"/>
-              </w:rPr>
-              <w:t xml:space="preserve"> run asked for both airfields at once. The loop handles that by executing all of them and returning all results together, which is what the API requires: every </w:t>
-            </w:r>
-            <w:proofErr w:type="spellStart"/>
-            <w:r>
-              <w:rPr>
-                <w:i/>
-                <w:iCs/>
-                <w:color w:val="003635"/>
-                <w:sz w:val="22"/>
-                <w:szCs w:val="22"/>
-              </w:rPr>
-              <w:t>tool_use</w:t>
-            </w:r>
-            <w:proofErr w:type="spellEnd"/>
-            <w:r>
-              <w:rPr>
-                <w:i/>
-                <w:iCs/>
-                <w:color w:val="003635"/>
-                <w:sz w:val="22"/>
-                <w:szCs w:val="22"/>
-              </w:rPr>
-              <w:t xml:space="preserve"> in an assistant turn must be answered by a </w:t>
-            </w:r>
-            <w:proofErr w:type="spellStart"/>
-            <w:r>
-              <w:rPr>
-                <w:i/>
-                <w:iCs/>
-                <w:color w:val="003635"/>
-                <w:sz w:val="22"/>
-                <w:szCs w:val="22"/>
-              </w:rPr>
-              <w:t>tool_result</w:t>
-            </w:r>
-            <w:proofErr w:type="spellEnd"/>
-            <w:r>
-              <w:rPr>
-                <w:i/>
-                <w:iCs/>
-                <w:color w:val="003635"/>
-                <w:sz w:val="22"/>
-                <w:szCs w:val="22"/>
-              </w:rPr>
-              <w:t xml:space="preserve"> in the next user turn.</w:t>
+              <w:t>The model may request several tools in one turn — the Perth→Oban run asked for both airfields at once. The loop handles that by executing all of them and returning all results together, which is what the API requires: every tool_use in an assistant turn must be answered by a tool_result in the next user turn.</w:t>
             </w:r>
           </w:p>
         </w:tc>
@@ -8485,8 +7816,8 @@
       <w:pPr>
         <w:pStyle w:val="Heading1"/>
       </w:pPr>
-      <w:bookmarkStart w:id="34" w:name="_Toc237904685"/>
-      <w:bookmarkStart w:id="35" w:name="_Toc237904755"/>
+      <w:bookmarkStart w:id="34" w:name="_Toc237906388"/>
+      <w:bookmarkStart w:id="35" w:name="_Toc237906458"/>
       <w:r>
         <w:t>8. Tool Catalogue</w:t>
       </w:r>
@@ -8660,7 +7991,6 @@
             <w:pPr>
               <w:spacing w:after="60"/>
             </w:pPr>
-            <w:proofErr w:type="spellStart"/>
             <w:r>
               <w:rPr>
                 <w:b/>
@@ -8671,7 +8001,6 @@
               </w:rPr>
               <w:t>get_airfield</w:t>
             </w:r>
-            <w:proofErr w:type="spellEnd"/>
           </w:p>
         </w:tc>
         <w:tc>
@@ -8694,23 +8023,13 @@
             <w:pPr>
               <w:spacing w:after="60"/>
             </w:pPr>
-            <w:proofErr w:type="spellStart"/>
-            <w:r>
-              <w:rPr>
-                <w:color w:val="000000"/>
-                <w:sz w:val="20"/>
-                <w:szCs w:val="20"/>
-              </w:rPr>
-              <w:t>icao</w:t>
-            </w:r>
-            <w:proofErr w:type="spellEnd"/>
-            <w:r>
-              <w:rPr>
-                <w:color w:val="000000"/>
-                <w:sz w:val="20"/>
-                <w:szCs w:val="20"/>
-              </w:rPr>
-              <w:t xml:space="preserve"> (string, required)</w:t>
+            <w:r>
+              <w:rPr>
+                <w:color w:val="000000"/>
+                <w:sz w:val="20"/>
+                <w:szCs w:val="20"/>
+              </w:rPr>
+              <w:t>icao (string, required)</w:t>
             </w:r>
           </w:p>
         </w:tc>
@@ -8740,34 +8059,7 @@
                 <w:sz w:val="20"/>
                 <w:szCs w:val="20"/>
               </w:rPr>
-              <w:t xml:space="preserve">Looks up </w:t>
-            </w:r>
-            <w:proofErr w:type="spellStart"/>
-            <w:r>
-              <w:rPr>
-                <w:color w:val="000000"/>
-                <w:sz w:val="20"/>
-                <w:szCs w:val="20"/>
-              </w:rPr>
-              <w:t>ScottishAirfields</w:t>
-            </w:r>
-            <w:proofErr w:type="spellEnd"/>
-            <w:r>
-              <w:rPr>
-                <w:color w:val="000000"/>
-                <w:sz w:val="20"/>
-                <w:szCs w:val="20"/>
-              </w:rPr>
-              <w:t xml:space="preserve">. Returns the Airfield record as JSON, or { error } </w:t>
-            </w:r>
-            <w:r>
-              <w:rPr>
-                <w:color w:val="000000"/>
-                <w:sz w:val="20"/>
-                <w:szCs w:val="20"/>
-              </w:rPr>
-              <w:lastRenderedPageBreak/>
-              <w:t>naming the twelve known codes if not found — which tells the model exactly what it may ask for instead.</w:t>
+              <w:t>Looks up ScottishAirfields. Returns the Airfield record as JSON, or { error } naming the twelve known codes if not found — which tells the model exactly what it may ask for instead.</w:t>
             </w:r>
           </w:p>
         </w:tc>
@@ -8799,7 +8091,6 @@
             <w:pPr>
               <w:spacing w:after="60"/>
             </w:pPr>
-            <w:proofErr w:type="spellStart"/>
             <w:r>
               <w:rPr>
                 <w:b/>
@@ -8808,10 +8099,8 @@
                 <w:sz w:val="20"/>
                 <w:szCs w:val="20"/>
               </w:rPr>
-              <w:lastRenderedPageBreak/>
               <w:t>get_weather</w:t>
             </w:r>
-            <w:proofErr w:type="spellEnd"/>
           </w:p>
         </w:tc>
         <w:tc>
@@ -8834,23 +8123,13 @@
             <w:pPr>
               <w:spacing w:after="60"/>
             </w:pPr>
-            <w:proofErr w:type="spellStart"/>
-            <w:r>
-              <w:rPr>
-                <w:color w:val="000000"/>
-                <w:sz w:val="20"/>
-                <w:szCs w:val="20"/>
-              </w:rPr>
-              <w:t>icao</w:t>
-            </w:r>
-            <w:proofErr w:type="spellEnd"/>
-            <w:r>
-              <w:rPr>
-                <w:color w:val="000000"/>
-                <w:sz w:val="20"/>
-                <w:szCs w:val="20"/>
-              </w:rPr>
-              <w:t xml:space="preserve"> (string, required)</w:t>
+            <w:r>
+              <w:rPr>
+                <w:color w:val="000000"/>
+                <w:sz w:val="20"/>
+                <w:szCs w:val="20"/>
+              </w:rPr>
+              <w:t>icao (string, required)</w:t>
             </w:r>
           </w:p>
         </w:tc>
@@ -8880,43 +8159,7 @@
                 <w:sz w:val="20"/>
                 <w:szCs w:val="20"/>
               </w:rPr>
-              <w:t xml:space="preserve">Fetches raw METAR and TAF from aviationweather.gov. Returns { </w:t>
-            </w:r>
-            <w:proofErr w:type="spellStart"/>
-            <w:r>
-              <w:rPr>
-                <w:color w:val="000000"/>
-                <w:sz w:val="20"/>
-                <w:szCs w:val="20"/>
-              </w:rPr>
-              <w:t>Icao</w:t>
-            </w:r>
-            <w:proofErr w:type="spellEnd"/>
-            <w:r>
-              <w:rPr>
-                <w:color w:val="000000"/>
-                <w:sz w:val="20"/>
-                <w:szCs w:val="20"/>
-              </w:rPr>
-              <w:t xml:space="preserve">, </w:t>
-            </w:r>
-            <w:proofErr w:type="spellStart"/>
-            <w:r>
-              <w:rPr>
-                <w:color w:val="000000"/>
-                <w:sz w:val="20"/>
-                <w:szCs w:val="20"/>
-              </w:rPr>
-              <w:t>Metar</w:t>
-            </w:r>
-            <w:proofErr w:type="spellEnd"/>
-            <w:r>
-              <w:rPr>
-                <w:color w:val="000000"/>
-                <w:sz w:val="20"/>
-                <w:szCs w:val="20"/>
-              </w:rPr>
-              <w:t>, Taf, Error }; either text may be null. The model is left to interpret the raw strings, which it does well.</w:t>
+              <w:t>Fetches raw METAR and TAF from aviationweather.gov. Returns { Icao, Metar, Taf, Error }; either text may be null. The model is left to interpret the raw strings, which it does well.</w:t>
             </w:r>
           </w:p>
         </w:tc>
@@ -8948,7 +8191,6 @@
             <w:pPr>
               <w:spacing w:after="60"/>
             </w:pPr>
-            <w:proofErr w:type="spellStart"/>
             <w:r>
               <w:rPr>
                 <w:b/>
@@ -8959,7 +8201,6 @@
               </w:rPr>
               <w:t>calculate_leg</w:t>
             </w:r>
-            <w:proofErr w:type="spellEnd"/>
           </w:p>
         </w:tc>
         <w:tc>
@@ -8982,77 +8223,13 @@
             <w:pPr>
               <w:spacing w:after="60"/>
             </w:pPr>
-            <w:proofErr w:type="spellStart"/>
-            <w:r>
-              <w:rPr>
-                <w:color w:val="000000"/>
-                <w:sz w:val="20"/>
-                <w:szCs w:val="20"/>
-              </w:rPr>
-              <w:t>from_icao</w:t>
-            </w:r>
-            <w:proofErr w:type="spellEnd"/>
-            <w:r>
-              <w:rPr>
-                <w:color w:val="000000"/>
-                <w:sz w:val="20"/>
-                <w:szCs w:val="20"/>
-              </w:rPr>
-              <w:t xml:space="preserve">, </w:t>
-            </w:r>
-            <w:proofErr w:type="spellStart"/>
-            <w:r>
-              <w:rPr>
-                <w:color w:val="000000"/>
-                <w:sz w:val="20"/>
-                <w:szCs w:val="20"/>
-              </w:rPr>
-              <w:t>to_icao</w:t>
-            </w:r>
-            <w:proofErr w:type="spellEnd"/>
-            <w:r>
-              <w:rPr>
-                <w:color w:val="000000"/>
-                <w:sz w:val="20"/>
-                <w:szCs w:val="20"/>
-              </w:rPr>
-              <w:t xml:space="preserve"> (required); </w:t>
-            </w:r>
-            <w:proofErr w:type="spellStart"/>
-            <w:r>
-              <w:rPr>
-                <w:color w:val="000000"/>
-                <w:sz w:val="20"/>
-                <w:szCs w:val="20"/>
-              </w:rPr>
-              <w:t>wind_dir_deg</w:t>
-            </w:r>
-            <w:proofErr w:type="spellEnd"/>
-            <w:r>
-              <w:rPr>
-                <w:color w:val="000000"/>
-                <w:sz w:val="20"/>
-                <w:szCs w:val="20"/>
-              </w:rPr>
-              <w:t xml:space="preserve">, </w:t>
-            </w:r>
-            <w:proofErr w:type="spellStart"/>
-            <w:r>
-              <w:rPr>
-                <w:color w:val="000000"/>
-                <w:sz w:val="20"/>
-                <w:szCs w:val="20"/>
-              </w:rPr>
-              <w:t>wind_speed_kt</w:t>
-            </w:r>
-            <w:proofErr w:type="spellEnd"/>
-            <w:r>
-              <w:rPr>
-                <w:color w:val="000000"/>
-                <w:sz w:val="20"/>
-                <w:szCs w:val="20"/>
-              </w:rPr>
-              <w:t xml:space="preserve"> (optional)</w:t>
+            <w:r>
+              <w:rPr>
+                <w:color w:val="000000"/>
+                <w:sz w:val="20"/>
+                <w:szCs w:val="20"/>
+              </w:rPr>
+              <w:t>from_icao, to_icao (required); wind_dir_deg, wind_speed_kt (optional)</w:t>
             </w:r>
           </w:p>
         </w:tc>
@@ -9146,51 +8323,7 @@
                 <w:sz w:val="22"/>
                 <w:szCs w:val="22"/>
               </w:rPr>
-              <w:t xml:space="preserve">Design principle: tools are narrow, deterministic and honest. </w:t>
-            </w:r>
-            <w:proofErr w:type="spellStart"/>
-            <w:r>
-              <w:rPr>
-                <w:i/>
-                <w:iCs/>
-                <w:color w:val="003635"/>
-                <w:sz w:val="22"/>
-                <w:szCs w:val="22"/>
-              </w:rPr>
-              <w:t>get_weather</w:t>
-            </w:r>
-            <w:proofErr w:type="spellEnd"/>
-            <w:r>
-              <w:rPr>
-                <w:i/>
-                <w:iCs/>
-                <w:color w:val="003635"/>
-                <w:sz w:val="22"/>
-                <w:szCs w:val="22"/>
-              </w:rPr>
-              <w:t xml:space="preserve"> does not pretend to know the weather when the feed is empty; </w:t>
-            </w:r>
-            <w:proofErr w:type="spellStart"/>
-            <w:r>
-              <w:rPr>
-                <w:i/>
-                <w:iCs/>
-                <w:color w:val="003635"/>
-                <w:sz w:val="22"/>
-                <w:szCs w:val="22"/>
-              </w:rPr>
-              <w:t>calculate_leg</w:t>
-            </w:r>
-            <w:proofErr w:type="spellEnd"/>
-            <w:r>
-              <w:rPr>
-                <w:i/>
-                <w:iCs/>
-                <w:color w:val="003635"/>
-                <w:sz w:val="22"/>
-                <w:szCs w:val="22"/>
-              </w:rPr>
-              <w:t xml:space="preserve"> does not attempt a full triangle of velocities it cannot justify. The model is told what each tool does and trusted to compose them. Adding a tool is one JSON definition and one case in the dispatch switch.</w:t>
+              <w:t>Design principle: tools are narrow, deterministic and honest. get_weather does not pretend to know the weather when the feed is empty; calculate_leg does not attempt a full triangle of velocities it cannot justify. The model is told what each tool does and trusted to compose them. Adding a tool is one JSON definition and one case in the dispatch switch.</w:t>
             </w:r>
           </w:p>
         </w:tc>
@@ -9200,8 +8333,8 @@
       <w:pPr>
         <w:pStyle w:val="Heading1"/>
       </w:pPr>
-      <w:bookmarkStart w:id="36" w:name="_Toc237904686"/>
-      <w:bookmarkStart w:id="37" w:name="_Toc237904756"/>
+      <w:bookmarkStart w:id="36" w:name="_Toc237906389"/>
+      <w:bookmarkStart w:id="37" w:name="_Toc237906459"/>
       <w:r>
         <w:t>9. Anthropic Messages API Integration</w:t>
       </w:r>
@@ -9364,25 +8497,7 @@
                 <w:sz w:val="20"/>
                 <w:szCs w:val="20"/>
               </w:rPr>
-              <w:t>POST https://api.anthropic.com/v1/messages with x-</w:t>
-            </w:r>
-            <w:proofErr w:type="spellStart"/>
-            <w:r>
-              <w:rPr>
-                <w:color w:val="000000"/>
-                <w:sz w:val="20"/>
-                <w:szCs w:val="20"/>
-              </w:rPr>
-              <w:t>api</w:t>
-            </w:r>
-            <w:proofErr w:type="spellEnd"/>
-            <w:r>
-              <w:rPr>
-                <w:color w:val="000000"/>
-                <w:sz w:val="20"/>
-                <w:szCs w:val="20"/>
-              </w:rPr>
-              <w:t>-key and anthropic-version: 2023-06-01 headers.</w:t>
+              <w:t>POST https://api.anthropic.com/v1/messages with x-api-key and anthropic-version: 2023-06-01 headers.</w:t>
             </w:r>
           </w:p>
         </w:tc>
@@ -9452,25 +8567,7 @@
                 <w:sz w:val="20"/>
                 <w:szCs w:val="20"/>
               </w:rPr>
-              <w:t xml:space="preserve">{ model, </w:t>
-            </w:r>
-            <w:proofErr w:type="spellStart"/>
-            <w:r>
-              <w:rPr>
-                <w:color w:val="000000"/>
-                <w:sz w:val="20"/>
-                <w:szCs w:val="20"/>
-              </w:rPr>
-              <w:t>max_tokens</w:t>
-            </w:r>
-            <w:proofErr w:type="spellEnd"/>
-            <w:r>
-              <w:rPr>
-                <w:color w:val="000000"/>
-                <w:sz w:val="20"/>
-                <w:szCs w:val="20"/>
-              </w:rPr>
-              <w:t>: 1500, system, tools[], messages[] }. The tools array is sent on every iteration; the messages array grows by two entries per iteration (assistant turn, tool-result turn).</w:t>
+              <w:t>{ model, max_tokens: 1500, system, tools[], messages[] }. The tools array is sent on every iteration; the messages array grows by two entries per iteration (assistant turn, tool-result turn).</w:t>
             </w:r>
           </w:p>
         </w:tc>
@@ -9510,6 +8607,7 @@
                 <w:sz w:val="20"/>
                 <w:szCs w:val="20"/>
               </w:rPr>
+              <w:lastRenderedPageBreak/>
               <w:t>System prompt</w:t>
             </w:r>
           </w:p>
@@ -9610,61 +8708,7 @@
                 <w:sz w:val="20"/>
                 <w:szCs w:val="20"/>
               </w:rPr>
-              <w:t xml:space="preserve">content[] is inspected for </w:t>
-            </w:r>
-            <w:proofErr w:type="spellStart"/>
-            <w:r>
-              <w:rPr>
-                <w:color w:val="000000"/>
-                <w:sz w:val="20"/>
-                <w:szCs w:val="20"/>
-              </w:rPr>
-              <w:t>tool_use</w:t>
-            </w:r>
-            <w:proofErr w:type="spellEnd"/>
-            <w:r>
-              <w:rPr>
-                <w:color w:val="000000"/>
-                <w:sz w:val="20"/>
-                <w:szCs w:val="20"/>
-              </w:rPr>
-              <w:t xml:space="preserve"> blocks. </w:t>
-            </w:r>
-            <w:proofErr w:type="spellStart"/>
-            <w:r>
-              <w:rPr>
-                <w:color w:val="000000"/>
-                <w:sz w:val="20"/>
-                <w:szCs w:val="20"/>
-              </w:rPr>
-              <w:t>stop_reason</w:t>
-            </w:r>
-            <w:proofErr w:type="spellEnd"/>
-            <w:r>
-              <w:rPr>
-                <w:color w:val="000000"/>
-                <w:sz w:val="20"/>
-                <w:szCs w:val="20"/>
-              </w:rPr>
-              <w:t xml:space="preserve"> is read but the loop is driven by presence of </w:t>
-            </w:r>
-            <w:proofErr w:type="spellStart"/>
-            <w:r>
-              <w:rPr>
-                <w:color w:val="000000"/>
-                <w:sz w:val="20"/>
-                <w:szCs w:val="20"/>
-              </w:rPr>
-              <w:t>tool_use</w:t>
-            </w:r>
-            <w:proofErr w:type="spellEnd"/>
-            <w:r>
-              <w:rPr>
-                <w:color w:val="000000"/>
-                <w:sz w:val="20"/>
-                <w:szCs w:val="20"/>
-              </w:rPr>
-              <w:t>, which is the reliable signal.</w:t>
+              <w:t>content[] is inspected for tool_use blocks. stop_reason is read but the loop is driven by presence of tool_use, which is the reliable signal.</w:t>
             </w:r>
           </w:p>
         </w:tc>
@@ -9734,25 +8778,7 @@
                 <w:sz w:val="20"/>
                 <w:szCs w:val="20"/>
               </w:rPr>
-              <w:t xml:space="preserve">Non-2xx from Anthropic returns the status and body verbatim in </w:t>
-            </w:r>
-            <w:proofErr w:type="spellStart"/>
-            <w:r>
-              <w:rPr>
-                <w:color w:val="000000"/>
-                <w:sz w:val="20"/>
-                <w:szCs w:val="20"/>
-              </w:rPr>
-              <w:t>AgentRunResult.Error</w:t>
-            </w:r>
-            <w:proofErr w:type="spellEnd"/>
-            <w:r>
-              <w:rPr>
-                <w:color w:val="000000"/>
-                <w:sz w:val="20"/>
-                <w:szCs w:val="20"/>
-              </w:rPr>
-              <w:t>, so a bad key or model name is diagnosable from the page.</w:t>
+              <w:t>Non-2xx from Anthropic returns the status and body verbatim in AgentRunResult.Error, so a bad key or model name is diagnosable from the page.</w:t>
             </w:r>
           </w:p>
         </w:tc>
@@ -9832,8 +8858,8 @@
       <w:pPr>
         <w:pStyle w:val="Heading1"/>
       </w:pPr>
-      <w:bookmarkStart w:id="38" w:name="_Toc237904687"/>
-      <w:bookmarkStart w:id="39" w:name="_Toc237904757"/>
+      <w:bookmarkStart w:id="38" w:name="_Toc237906390"/>
+      <w:bookmarkStart w:id="39" w:name="_Toc237906460"/>
       <w:r>
         <w:t>10. Reference Data and Performance Model</w:t>
       </w:r>
@@ -9845,11 +8871,7 @@
         <w:spacing w:after="140"/>
       </w:pPr>
       <w:r>
-        <w:t xml:space="preserve">The airfields are twelve Scottish GA and regional fields chosen for spread across the country: EGPT Perth, EGPG Cumbernauld, EGPJ Fife, EGPN Dundee, EGPE Inverness, EGPD </w:t>
-      </w:r>
-      <w:r>
-        <w:lastRenderedPageBreak/>
-        <w:t>Aberdeen, EGPK Prestwick, EGEO Oban, EGPI Islay, EGPR Barra, EGPC Wick, EGPO Stornoway. Coordinates and elevations are approximate. Runway and notes fields are one-liners for the model to quote.</w:t>
+        <w:t>The airfields are twelve Scottish GA and regional fields chosen for spread across the country: EGPT Perth, EGPG Cumbernauld, EGPJ Fife, EGPN Dundee, EGPE Inverness, EGPD Aberdeen, EGPK Prestwick, EGEO Oban, EGPI Islay, EGPR Barra, EGPC Wick, EGPO Stornoway. Coordinates and elevations are approximate. Runway and notes fields are one-liners for the model to quote.</w:t>
       </w:r>
     </w:p>
     <w:tbl>
@@ -10479,25 +9501,7 @@
                 <w:sz w:val="20"/>
                 <w:szCs w:val="20"/>
               </w:rPr>
-              <w:t xml:space="preserve">Ground speed = TAS − </w:t>
-            </w:r>
-            <w:proofErr w:type="spellStart"/>
-            <w:r>
-              <w:rPr>
-                <w:color w:val="000000"/>
-                <w:sz w:val="20"/>
-                <w:szCs w:val="20"/>
-              </w:rPr>
-              <w:t>wind·cos</w:t>
-            </w:r>
-            <w:proofErr w:type="spellEnd"/>
-            <w:r>
-              <w:rPr>
-                <w:color w:val="000000"/>
-                <w:sz w:val="20"/>
-                <w:szCs w:val="20"/>
-              </w:rPr>
-              <w:t>(angle). No drift/crab angle. Floored at 20 kt to avoid absurd ETEs.</w:t>
+              <w:t>Ground speed = TAS − wind·cos(angle). No drift/crab angle. Floored at 20 kt to avoid absurd ETEs.</w:t>
             </w:r>
           </w:p>
         </w:tc>
@@ -10561,29 +9565,7 @@
                 <w:sz w:val="22"/>
                 <w:szCs w:val="22"/>
               </w:rPr>
-              <w:t xml:space="preserve">These figures live in Pa28WarriorPerformance in </w:t>
-            </w:r>
-            <w:proofErr w:type="spellStart"/>
-            <w:r>
-              <w:rPr>
-                <w:i/>
-                <w:iCs/>
-                <w:color w:val="003635"/>
-                <w:sz w:val="22"/>
-                <w:szCs w:val="22"/>
-              </w:rPr>
-              <w:t>NavCalculator.cs</w:t>
-            </w:r>
-            <w:proofErr w:type="spellEnd"/>
-            <w:r>
-              <w:rPr>
-                <w:i/>
-                <w:iCs/>
-                <w:color w:val="003635"/>
-                <w:sz w:val="22"/>
-                <w:szCs w:val="22"/>
-              </w:rPr>
-              <w:t xml:space="preserve"> and are labelled illustrative in the code. The owner's own aircraft numbers should replace them if the demo is ever shown to pilots who will read the nav log critically — but the disclaimer that this is not for real planning stands regardless.</w:t>
+              <w:t>These figures live in Pa28WarriorPerformance in NavCalculator.cs and are labelled illustrative in the code. The owner's own aircraft numbers should replace them if the demo is ever shown to pilots who will read the nav log critically — but the disclaimer that this is not for real planning stands regardless.</w:t>
             </w:r>
           </w:p>
         </w:tc>
@@ -10593,8 +9575,8 @@
       <w:pPr>
         <w:pStyle w:val="Heading1"/>
       </w:pPr>
-      <w:bookmarkStart w:id="40" w:name="_Toc237904688"/>
-      <w:bookmarkStart w:id="41" w:name="_Toc237904758"/>
+      <w:bookmarkStart w:id="40" w:name="_Toc237906391"/>
+      <w:bookmarkStart w:id="41" w:name="_Toc237906461"/>
       <w:r>
         <w:t>11. Configuration Reference</w:t>
       </w:r>
@@ -10860,7 +9842,6 @@
             <w:pPr>
               <w:spacing w:after="60"/>
             </w:pPr>
-            <w:proofErr w:type="spellStart"/>
             <w:r>
               <w:rPr>
                 <w:b/>
@@ -10871,7 +9852,6 @@
               </w:rPr>
               <w:t>ClaudeAgentService.Model</w:t>
             </w:r>
-            <w:proofErr w:type="spellEnd"/>
           </w:p>
         </w:tc>
         <w:tc>
@@ -10894,7 +9874,6 @@
             <w:pPr>
               <w:spacing w:after="60"/>
             </w:pPr>
-            <w:proofErr w:type="spellStart"/>
             <w:r>
               <w:rPr>
                 <w:color w:val="000000"/>
@@ -10903,7 +9882,6 @@
               </w:rPr>
               <w:t>ClaudeAgentService.cs</w:t>
             </w:r>
-            <w:proofErr w:type="spellEnd"/>
           </w:p>
         </w:tc>
         <w:tc>
@@ -10964,7 +9942,6 @@
             <w:pPr>
               <w:spacing w:after="60"/>
             </w:pPr>
-            <w:proofErr w:type="spellStart"/>
             <w:r>
               <w:rPr>
                 <w:b/>
@@ -10973,9 +9950,9 @@
                 <w:sz w:val="20"/>
                 <w:szCs w:val="20"/>
               </w:rPr>
+              <w:lastRenderedPageBreak/>
               <w:t>ClaudeAgentService.MaxIterations</w:t>
             </w:r>
-            <w:proofErr w:type="spellEnd"/>
           </w:p>
         </w:tc>
         <w:tc>
@@ -10998,7 +9975,6 @@
             <w:pPr>
               <w:spacing w:after="60"/>
             </w:pPr>
-            <w:proofErr w:type="spellStart"/>
             <w:r>
               <w:rPr>
                 <w:color w:val="000000"/>
@@ -11007,7 +9983,6 @@
               </w:rPr>
               <w:t>ClaudeAgentService.cs</w:t>
             </w:r>
-            <w:proofErr w:type="spellEnd"/>
           </w:p>
         </w:tc>
         <w:tc>
@@ -11100,7 +10075,6 @@
             <w:pPr>
               <w:spacing w:after="60"/>
             </w:pPr>
-            <w:proofErr w:type="spellStart"/>
             <w:r>
               <w:rPr>
                 <w:color w:val="000000"/>
@@ -11109,7 +10083,6 @@
               </w:rPr>
               <w:t>NavCalculator.cs</w:t>
             </w:r>
-            <w:proofErr w:type="spellEnd"/>
           </w:p>
         </w:tc>
         <w:tc>
@@ -11170,7 +10143,6 @@
             <w:pPr>
               <w:spacing w:after="60"/>
             </w:pPr>
-            <w:proofErr w:type="spellStart"/>
             <w:r>
               <w:rPr>
                 <w:b/>
@@ -11181,7 +10153,6 @@
               </w:rPr>
               <w:t>ScottishAirfields.All</w:t>
             </w:r>
-            <w:proofErr w:type="spellEnd"/>
           </w:p>
         </w:tc>
         <w:tc>
@@ -11204,7 +10175,6 @@
             <w:pPr>
               <w:spacing w:after="60"/>
             </w:pPr>
-            <w:proofErr w:type="spellStart"/>
             <w:r>
               <w:rPr>
                 <w:color w:val="000000"/>
@@ -11213,7 +10183,6 @@
               </w:rPr>
               <w:t>ScottishAirfields.cs</w:t>
             </w:r>
-            <w:proofErr w:type="spellEnd"/>
           </w:p>
         </w:tc>
         <w:tc>
@@ -11342,7 +10311,7 @@
                 <w:sz w:val="20"/>
                 <w:szCs w:val="20"/>
               </w:rPr>
-              <w:t>450 ms between steps</w:t>
+              <w:t>~420 ms between strips</w:t>
             </w:r>
           </w:p>
         </w:tc>
@@ -11406,29 +10375,7 @@
                 <w:sz w:val="22"/>
                 <w:szCs w:val="22"/>
               </w:rPr>
-              <w:t xml:space="preserve">Same principle as the owner's other tools: one environment variable, everything else in code, so a deployment cannot drift from source </w:t>
-            </w:r>
-            <w:proofErr w:type="gramStart"/>
-            <w:r>
-              <w:rPr>
-                <w:i/>
-                <w:iCs/>
-                <w:color w:val="003635"/>
-                <w:sz w:val="22"/>
-                <w:szCs w:val="22"/>
-              </w:rPr>
-              <w:t>control</w:t>
-            </w:r>
-            <w:proofErr w:type="gramEnd"/>
-            <w:r>
-              <w:rPr>
-                <w:i/>
-                <w:iCs/>
-                <w:color w:val="003635"/>
-                <w:sz w:val="22"/>
-                <w:szCs w:val="22"/>
-              </w:rPr>
-              <w:t xml:space="preserve"> and every behavioural change is a commit.</w:t>
+              <w:t>Same principle as the owner's other tools: one environment variable, everything else in code, so a deployment cannot drift from source control and every behavioural change is a commit.</w:t>
             </w:r>
           </w:p>
         </w:tc>
@@ -11438,8 +10385,8 @@
       <w:pPr>
         <w:pStyle w:val="Heading1"/>
       </w:pPr>
-      <w:bookmarkStart w:id="42" w:name="_Toc237904689"/>
-      <w:bookmarkStart w:id="43" w:name="_Toc237904759"/>
+      <w:bookmarkStart w:id="42" w:name="_Toc237906392"/>
+      <w:bookmarkStart w:id="43" w:name="_Toc237906462"/>
       <w:r>
         <w:t>12. Known Issues and Build Learnings</w:t>
       </w:r>
@@ -11514,7 +10461,6 @@
                 <w:sz w:val="20"/>
                 <w:szCs w:val="20"/>
               </w:rPr>
-              <w:lastRenderedPageBreak/>
               <w:t>Issue</w:t>
             </w:r>
           </w:p>
@@ -11618,61 +10564,7 @@
                 <w:sz w:val="20"/>
                 <w:szCs w:val="20"/>
               </w:rPr>
-              <w:t xml:space="preserve">Razor Pages validates an </w:t>
-            </w:r>
-            <w:proofErr w:type="spellStart"/>
-            <w:r>
-              <w:rPr>
-                <w:color w:val="000000"/>
-                <w:sz w:val="20"/>
-                <w:szCs w:val="20"/>
-              </w:rPr>
-              <w:t>antiforgery</w:t>
-            </w:r>
-            <w:proofErr w:type="spellEnd"/>
-            <w:r>
-              <w:rPr>
-                <w:color w:val="000000"/>
-                <w:sz w:val="20"/>
-                <w:szCs w:val="20"/>
-              </w:rPr>
-              <w:t xml:space="preserve"> token on every POST by default. A fetch call carries none, so the handler was never </w:t>
-            </w:r>
-            <w:proofErr w:type="gramStart"/>
-            <w:r>
-              <w:rPr>
-                <w:color w:val="000000"/>
-                <w:sz w:val="20"/>
-                <w:szCs w:val="20"/>
-              </w:rPr>
-              <w:t>reached</w:t>
-            </w:r>
-            <w:proofErr w:type="gramEnd"/>
-            <w:r>
-              <w:rPr>
-                <w:color w:val="000000"/>
-                <w:sz w:val="20"/>
-                <w:szCs w:val="20"/>
-              </w:rPr>
-              <w:t xml:space="preserve"> and the browser received an empty body. First fix — [</w:t>
-            </w:r>
-            <w:proofErr w:type="spellStart"/>
-            <w:r>
-              <w:rPr>
-                <w:color w:val="000000"/>
-                <w:sz w:val="20"/>
-                <w:szCs w:val="20"/>
-              </w:rPr>
-              <w:t>IgnoreAntiforgeryToken</w:t>
-            </w:r>
-            <w:proofErr w:type="spellEnd"/>
-            <w:r>
-              <w:rPr>
-                <w:color w:val="000000"/>
-                <w:sz w:val="20"/>
-                <w:szCs w:val="20"/>
-              </w:rPr>
-              <w:t>] on the handler method — did nothing: in Razor Pages that attribute is honoured on the PageModel class, not on individual handlers. Moved to the class.</w:t>
+              <w:t>Razor Pages validates an antiforgery token on every POST by default. A fetch call carries none, so the handler was never reached and the browser received an empty body. First fix — [IgnoreAntiforgeryToken] on the handler method — did nothing: in Razor Pages that attribute is honoured on the PageModel class, not on individual handlers. Moved to the class.</w:t>
             </w:r>
           </w:p>
         </w:tc>
@@ -11742,25 +10634,7 @@
                 <w:sz w:val="20"/>
                 <w:szCs w:val="20"/>
               </w:rPr>
-              <w:t xml:space="preserve">The browser was still running the previous agent.js from cache, so a rewritten error path could not show anything new. Fixed with asp-append-version="true" on the script and stylesheet tags (and the tag-helper import that makes it work), plus one hard refresh. Same lesson as </w:t>
-            </w:r>
-            <w:proofErr w:type="spellStart"/>
-            <w:r>
-              <w:rPr>
-                <w:color w:val="000000"/>
-                <w:sz w:val="20"/>
-                <w:szCs w:val="20"/>
-              </w:rPr>
-              <w:t>VoiceChat</w:t>
-            </w:r>
-            <w:proofErr w:type="spellEnd"/>
-            <w:r>
-              <w:rPr>
-                <w:color w:val="000000"/>
-                <w:sz w:val="20"/>
-                <w:szCs w:val="20"/>
-              </w:rPr>
-              <w:t xml:space="preserve"> v1.1.</w:t>
+              <w:t>The browser was still running the previous agent.js from cache, so a rewritten error path could not show anything new. Fixed with asp-append-version="true" on the script and stylesheet tags (and the tag-helper import that makes it work), plus one hard refresh. Same lesson as VoiceChat v1.1.</w:t>
             </w:r>
           </w:p>
         </w:tc>
@@ -11824,23 +10698,13 @@
             <w:pPr>
               <w:spacing w:after="60"/>
             </w:pPr>
-            <w:proofErr w:type="spellStart"/>
-            <w:r>
-              <w:rPr>
-                <w:color w:val="000000"/>
-                <w:sz w:val="20"/>
-                <w:szCs w:val="20"/>
-              </w:rPr>
-              <w:t>response.json</w:t>
-            </w:r>
-            <w:proofErr w:type="spellEnd"/>
-            <w:r>
-              <w:rPr>
-                <w:color w:val="000000"/>
-                <w:sz w:val="20"/>
-                <w:szCs w:val="20"/>
-              </w:rPr>
-              <w:t>() on a non-JSON body throws 'Unexpected end of JSON input', which says nothing about the cause. Rewritten to read the body as text first, report the HTTP status and raw body on non-2xx, and only then parse. Rule adopted: never call .json() on a response you have not checked.</w:t>
+            <w:r>
+              <w:rPr>
+                <w:color w:val="000000"/>
+                <w:sz w:val="20"/>
+                <w:szCs w:val="20"/>
+              </w:rPr>
+              <w:t>response.json() on a non-JSON body throws 'Unexpected end of JSON input', which says nothing about the cause. Rewritten to read the body as text first, report the HTTP status and raw body on non-2xx, and only then parse. Rule adopted: never call .json() on a response you have not checked.</w:t>
             </w:r>
           </w:p>
         </w:tc>
@@ -11910,43 +10774,7 @@
                 <w:sz w:val="20"/>
                 <w:szCs w:val="20"/>
               </w:rPr>
-              <w:t xml:space="preserve">The model naturally writes markdown; setting it as </w:t>
-            </w:r>
-            <w:proofErr w:type="spellStart"/>
-            <w:r>
-              <w:rPr>
-                <w:color w:val="000000"/>
-                <w:sz w:val="20"/>
-                <w:szCs w:val="20"/>
-              </w:rPr>
-              <w:t>textContent</w:t>
-            </w:r>
-            <w:proofErr w:type="spellEnd"/>
-            <w:r>
-              <w:rPr>
-                <w:color w:val="000000"/>
-                <w:sz w:val="20"/>
-                <w:szCs w:val="20"/>
-              </w:rPr>
-              <w:t xml:space="preserve"> showed the asterisks and hashes. Rendered through marked.js into </w:t>
-            </w:r>
-            <w:proofErr w:type="spellStart"/>
-            <w:r>
-              <w:rPr>
-                <w:color w:val="000000"/>
-                <w:sz w:val="20"/>
-                <w:szCs w:val="20"/>
-              </w:rPr>
-              <w:t>innerHTML</w:t>
-            </w:r>
-            <w:proofErr w:type="spellEnd"/>
-            <w:r>
-              <w:rPr>
-                <w:color w:val="000000"/>
-                <w:sz w:val="20"/>
-                <w:szCs w:val="20"/>
-              </w:rPr>
-              <w:t xml:space="preserve"> with a small typography stylesheet. Steps likewise showed raw JSON; now summarised per tool in plain English with the JSON behind a details toggle.</w:t>
+              <w:t>The model naturally writes markdown; setting it as textContent showed the asterisks and hashes. Rendered through marked.js into innerHTML with a small typography stylesheet. Steps likewise showed raw JSON; now summarised per tool in plain English with the JSON behind a details toggle.</w:t>
             </w:r>
           </w:p>
         </w:tc>
@@ -12056,6 +10884,217 @@
                 <w:sz w:val="20"/>
                 <w:szCs w:val="20"/>
               </w:rPr>
+              <w:t>Push rejected by GitHub secret scanning</w:t>
+            </w:r>
+          </w:p>
+        </w:tc>
+        <w:tc>
+          <w:tcPr>
+            <w:tcW w:w="6017" w:type="dxa"/>
+            <w:tcBorders>
+              <w:top w:val="single" w:sz="4" w:space="0" w:color="BFD3D0"/>
+              <w:left w:val="single" w:sz="4" w:space="0" w:color="BFD3D0"/>
+              <w:bottom w:val="single" w:sz="4" w:space="0" w:color="BFD3D0"/>
+              <w:right w:val="single" w:sz="4" w:space="0" w:color="BFD3D0"/>
+            </w:tcBorders>
+            <w:tcMar>
+              <w:top w:w="80" w:type="dxa"/>
+              <w:left w:w="120" w:type="dxa"/>
+              <w:bottom w:w="80" w:type="dxa"/>
+              <w:right w:w="120" w:type="dxa"/>
+            </w:tcMar>
+          </w:tcPr>
+          <w:p>
+            <w:pPr>
+              <w:spacing w:after="60"/>
+            </w:pPr>
+            <w:r>
+              <w:rPr>
+                <w:color w:val="000000"/>
+                <w:sz w:val="20"/>
+                <w:szCs w:val="20"/>
+              </w:rPr>
+              <w:t>The first push contained an 'API Key/API Key.txt' file that had been left in the project folder. GitHub push protection blocked it and named the file. Fixed with git rm --cached, a .gitignore entry, and an amended commit so the key never reached the remote; the key was rotated regardless. Lesson: never keep a secret in a text file inside a repo folder, however temporary.</w:t>
+            </w:r>
+          </w:p>
+        </w:tc>
+      </w:tr>
+      <w:tr>
+        <w:tblPrEx>
+          <w:tblCellMar>
+            <w:top w:w="0" w:type="dxa"/>
+            <w:bottom w:w="0" w:type="dxa"/>
+          </w:tblCellMar>
+        </w:tblPrEx>
+        <w:tc>
+          <w:tcPr>
+            <w:tcW w:w="3009" w:type="dxa"/>
+            <w:tcBorders>
+              <w:top w:val="single" w:sz="4" w:space="0" w:color="BFD3D0"/>
+              <w:left w:val="single" w:sz="4" w:space="0" w:color="BFD3D0"/>
+              <w:bottom w:val="single" w:sz="4" w:space="0" w:color="BFD3D0"/>
+              <w:right w:val="single" w:sz="4" w:space="0" w:color="BFD3D0"/>
+            </w:tcBorders>
+            <w:tcMar>
+              <w:top w:w="80" w:type="dxa"/>
+              <w:left w:w="120" w:type="dxa"/>
+              <w:bottom w:w="80" w:type="dxa"/>
+              <w:right w:w="120" w:type="dxa"/>
+            </w:tcMar>
+          </w:tcPr>
+          <w:p>
+            <w:pPr>
+              <w:spacing w:after="60"/>
+            </w:pPr>
+            <w:r>
+              <w:rPr>
+                <w:b/>
+                <w:bCs/>
+                <w:color w:val="000000"/>
+                <w:sz w:val="20"/>
+                <w:szCs w:val="20"/>
+              </w:rPr>
+              <w:lastRenderedPageBreak/>
+              <w:t>Render showed 'Not Found' after first deploy</w:t>
+            </w:r>
+          </w:p>
+        </w:tc>
+        <w:tc>
+          <w:tcPr>
+            <w:tcW w:w="6017" w:type="dxa"/>
+            <w:tcBorders>
+              <w:top w:val="single" w:sz="4" w:space="0" w:color="BFD3D0"/>
+              <w:left w:val="single" w:sz="4" w:space="0" w:color="BFD3D0"/>
+              <w:bottom w:val="single" w:sz="4" w:space="0" w:color="BFD3D0"/>
+              <w:right w:val="single" w:sz="4" w:space="0" w:color="BFD3D0"/>
+            </w:tcBorders>
+            <w:tcMar>
+              <w:top w:w="80" w:type="dxa"/>
+              <w:left w:w="120" w:type="dxa"/>
+              <w:bottom w:w="80" w:type="dxa"/>
+              <w:right w:w="120" w:type="dxa"/>
+            </w:tcMar>
+          </w:tcPr>
+          <w:p>
+            <w:pPr>
+              <w:spacing w:after="60"/>
+            </w:pPr>
+            <w:r>
+              <w:rPr>
+                <w:color w:val="000000"/>
+                <w:sz w:val="20"/>
+                <w:szCs w:val="20"/>
+              </w:rPr>
+              <w:t>The service reported Live but the URL returned Render's own Not Found page. It resolved on its own within minutes without a code change; the most likely cause is proxy/DNS propagation on a brand-new service rather than the port binding first suspected. Recorded because time was spent chasing a PORT fix that turned out to be unnecessary; the PORT-honouring Program.cs remains a sensible hardening but is not what fixed it.</w:t>
+            </w:r>
+          </w:p>
+        </w:tc>
+      </w:tr>
+      <w:tr>
+        <w:tblPrEx>
+          <w:tblCellMar>
+            <w:top w:w="0" w:type="dxa"/>
+            <w:bottom w:w="0" w:type="dxa"/>
+          </w:tblCellMar>
+        </w:tblPrEx>
+        <w:tc>
+          <w:tcPr>
+            <w:tcW w:w="3009" w:type="dxa"/>
+            <w:tcBorders>
+              <w:top w:val="single" w:sz="4" w:space="0" w:color="BFD3D0"/>
+              <w:left w:val="single" w:sz="4" w:space="0" w:color="BFD3D0"/>
+              <w:bottom w:val="single" w:sz="4" w:space="0" w:color="BFD3D0"/>
+              <w:right w:val="single" w:sz="4" w:space="0" w:color="BFD3D0"/>
+            </w:tcBorders>
+            <w:tcMar>
+              <w:top w:w="80" w:type="dxa"/>
+              <w:left w:w="120" w:type="dxa"/>
+              <w:bottom w:w="80" w:type="dxa"/>
+              <w:right w:w="120" w:type="dxa"/>
+            </w:tcMar>
+          </w:tcPr>
+          <w:p>
+            <w:pPr>
+              <w:spacing w:after="60"/>
+            </w:pPr>
+            <w:r>
+              <w:rPr>
+                <w:b/>
+                <w:bCs/>
+                <w:color w:val="000000"/>
+                <w:sz w:val="20"/>
+                <w:szCs w:val="20"/>
+              </w:rPr>
+              <w:t>'Nothing to commit' after the UI redesign</w:t>
+            </w:r>
+          </w:p>
+        </w:tc>
+        <w:tc>
+          <w:tcPr>
+            <w:tcW w:w="6017" w:type="dxa"/>
+            <w:tcBorders>
+              <w:top w:val="single" w:sz="4" w:space="0" w:color="BFD3D0"/>
+              <w:left w:val="single" w:sz="4" w:space="0" w:color="BFD3D0"/>
+              <w:bottom w:val="single" w:sz="4" w:space="0" w:color="BFD3D0"/>
+              <w:right w:val="single" w:sz="4" w:space="0" w:color="BFD3D0"/>
+            </w:tcBorders>
+            <w:tcMar>
+              <w:top w:w="80" w:type="dxa"/>
+              <w:left w:w="120" w:type="dxa"/>
+              <w:bottom w:w="80" w:type="dxa"/>
+              <w:right w:w="120" w:type="dxa"/>
+            </w:tcMar>
+          </w:tcPr>
+          <w:p>
+            <w:pPr>
+              <w:spacing w:after="60"/>
+            </w:pPr>
+            <w:r>
+              <w:rPr>
+                <w:color w:val="000000"/>
+                <w:sz w:val="20"/>
+                <w:szCs w:val="20"/>
+              </w:rPr>
+              <w:t>git reported a clean tree when trying to push the redesign, which looked like the new files had not landed. They had — the redesign was already pushed in an earlier commit and Render simply had not redeployed or the browser was cached. Lesson: check git log and the Render Deploys tab before assuming files are missing.</w:t>
+            </w:r>
+          </w:p>
+        </w:tc>
+      </w:tr>
+      <w:tr>
+        <w:tblPrEx>
+          <w:tblCellMar>
+            <w:top w:w="0" w:type="dxa"/>
+            <w:bottom w:w="0" w:type="dxa"/>
+          </w:tblCellMar>
+        </w:tblPrEx>
+        <w:tc>
+          <w:tcPr>
+            <w:tcW w:w="3009" w:type="dxa"/>
+            <w:tcBorders>
+              <w:top w:val="single" w:sz="4" w:space="0" w:color="BFD3D0"/>
+              <w:left w:val="single" w:sz="4" w:space="0" w:color="BFD3D0"/>
+              <w:bottom w:val="single" w:sz="4" w:space="0" w:color="BFD3D0"/>
+              <w:right w:val="single" w:sz="4" w:space="0" w:color="BFD3D0"/>
+            </w:tcBorders>
+            <w:tcMar>
+              <w:top w:w="80" w:type="dxa"/>
+              <w:left w:w="120" w:type="dxa"/>
+              <w:bottom w:w="80" w:type="dxa"/>
+              <w:right w:w="120" w:type="dxa"/>
+            </w:tcMar>
+          </w:tcPr>
+          <w:p>
+            <w:pPr>
+              <w:spacing w:after="60"/>
+            </w:pPr>
+            <w:r>
+              <w:rPr>
+                <w:b/>
+                <w:bCs/>
+                <w:color w:val="000000"/>
+                <w:sz w:val="20"/>
+                <w:szCs w:val="20"/>
+              </w:rPr>
               <w:t>Some UK airfields publish no METAR</w:t>
             </w:r>
           </w:p>
@@ -12096,8 +11135,8 @@
       <w:pPr>
         <w:pStyle w:val="Heading1"/>
       </w:pPr>
-      <w:bookmarkStart w:id="44" w:name="_Toc237904690"/>
-      <w:bookmarkStart w:id="45" w:name="_Toc237904760"/>
+      <w:bookmarkStart w:id="44" w:name="_Toc237906393"/>
+      <w:bookmarkStart w:id="45" w:name="_Toc237906463"/>
       <w:r>
         <w:t>13. Deployment</w:t>
       </w:r>
@@ -12260,7 +11299,7 @@
                 <w:sz w:val="20"/>
                 <w:szCs w:val="20"/>
               </w:rPr>
-              <w:t>ASPNETCORE_URLS=http://+:8080 in the image; EXPOSE 8080.</w:t>
+              <w:t>ASPNETCORE_URLS=http://+:8080 in the image; EXPOSE 8080. Render detects the port; no PORT variable is set in the dashboard.</w:t>
             </w:r>
           </w:p>
         </w:tc>
@@ -12330,43 +11369,7 @@
                 <w:sz w:val="20"/>
                 <w:szCs w:val="20"/>
               </w:rPr>
-              <w:t xml:space="preserve">To be terminated at Render's edge. </w:t>
-            </w:r>
-            <w:proofErr w:type="spellStart"/>
-            <w:r>
-              <w:rPr>
-                <w:color w:val="000000"/>
-                <w:sz w:val="20"/>
-                <w:szCs w:val="20"/>
-              </w:rPr>
-              <w:t>UseHttpsRedirection</w:t>
-            </w:r>
-            <w:proofErr w:type="spellEnd"/>
-            <w:r>
-              <w:rPr>
-                <w:color w:val="000000"/>
-                <w:sz w:val="20"/>
-                <w:szCs w:val="20"/>
-              </w:rPr>
-              <w:t xml:space="preserve"> is present in Program.cs at v1.0 and should be removed before deploying behind Render's proxy, per the </w:t>
-            </w:r>
-            <w:proofErr w:type="spellStart"/>
-            <w:r>
-              <w:rPr>
-                <w:color w:val="000000"/>
-                <w:sz w:val="20"/>
-                <w:szCs w:val="20"/>
-              </w:rPr>
-              <w:t>VoiceChat</w:t>
-            </w:r>
-            <w:proofErr w:type="spellEnd"/>
-            <w:r>
-              <w:rPr>
-                <w:color w:val="000000"/>
-                <w:sz w:val="20"/>
-                <w:szCs w:val="20"/>
-              </w:rPr>
-              <w:t xml:space="preserve"> learning.</w:t>
+              <w:t>Terminated at Render's edge. UseHttpsRedirection is still present in Program.cs and has not caused a redirect loop in practice on this service; removing it (and honouring PORT explicitly) remains recommended hardening per the VoiceChat learning.</w:t>
             </w:r>
           </w:p>
         </w:tc>
@@ -12436,43 +11439,7 @@
                 <w:sz w:val="20"/>
                 <w:szCs w:val="20"/>
               </w:rPr>
-              <w:t xml:space="preserve">GitHub </w:t>
-            </w:r>
-            <w:proofErr w:type="spellStart"/>
-            <w:r>
-              <w:rPr>
-                <w:color w:val="000000"/>
-                <w:sz w:val="20"/>
-                <w:szCs w:val="20"/>
-              </w:rPr>
-              <w:t>andrewmurrayuk</w:t>
-            </w:r>
-            <w:proofErr w:type="spellEnd"/>
-            <w:r>
-              <w:rPr>
-                <w:color w:val="000000"/>
-                <w:sz w:val="20"/>
-                <w:szCs w:val="20"/>
-              </w:rPr>
-              <w:t>/</w:t>
-            </w:r>
-            <w:proofErr w:type="spellStart"/>
-            <w:r>
-              <w:rPr>
-                <w:color w:val="000000"/>
-                <w:sz w:val="20"/>
-                <w:szCs w:val="20"/>
-              </w:rPr>
-              <w:t>FlightPlanAgent</w:t>
-            </w:r>
-            <w:proofErr w:type="spellEnd"/>
-            <w:r>
-              <w:rPr>
-                <w:color w:val="000000"/>
-                <w:sz w:val="20"/>
-                <w:szCs w:val="20"/>
-              </w:rPr>
-              <w:t>; Render auto-deploy on push to main.</w:t>
+              <w:t>GitHub andrewmurrayuk/FlightPlanAgent; Render auto-deploy on push to main.</w:t>
             </w:r>
           </w:p>
         </w:tc>
@@ -12612,7 +11579,7 @@
                 <w:sz w:val="20"/>
                 <w:szCs w:val="20"/>
               </w:rPr>
-              <w:t>Repository created; Render deployment is the next step and involves no code change beyond the HTTPS-redirect note above.</w:t>
+              <w:t>Live at https://flightplanagent.onrender.com, auto-deployed from main. Free/Starter tier; first request after idle may be slow.</w:t>
             </w:r>
           </w:p>
         </w:tc>
@@ -12622,8 +11589,8 @@
       <w:pPr>
         <w:pStyle w:val="Heading1"/>
       </w:pPr>
-      <w:bookmarkStart w:id="46" w:name="_Toc237904691"/>
-      <w:bookmarkStart w:id="47" w:name="_Toc237904761"/>
+      <w:bookmarkStart w:id="46" w:name="_Toc237906394"/>
+      <w:bookmarkStart w:id="47" w:name="_Toc237906464"/>
       <w:r>
         <w:t>14. Setup and Running</w:t>
       </w:r>
@@ -12634,10 +11601,9 @@
       <w:pPr>
         <w:pStyle w:val="Heading2"/>
       </w:pPr>
-      <w:bookmarkStart w:id="48" w:name="_Toc237904692"/>
-      <w:bookmarkStart w:id="49" w:name="_Toc237904762"/>
+      <w:bookmarkStart w:id="48" w:name="_Toc237906395"/>
+      <w:bookmarkStart w:id="49" w:name="_Toc237906465"/>
       <w:r>
-        <w:lastRenderedPageBreak/>
         <w:t>14.1 Prerequisites</w:t>
       </w:r>
       <w:bookmarkEnd w:id="48"/>
@@ -12686,8 +11652,8 @@
       <w:pPr>
         <w:pStyle w:val="Heading2"/>
       </w:pPr>
-      <w:bookmarkStart w:id="50" w:name="_Toc237904693"/>
-      <w:bookmarkStart w:id="51" w:name="_Toc237904763"/>
+      <w:bookmarkStart w:id="50" w:name="_Toc237906396"/>
+      <w:bookmarkStart w:id="51" w:name="_Toc237906466"/>
       <w:r>
         <w:t>14.2 Run locally</w:t>
       </w:r>
@@ -12705,61 +11671,7 @@
           <w:sz w:val="20"/>
           <w:szCs w:val="20"/>
         </w:rPr>
-        <w:t>$</w:t>
-      </w:r>
-      <w:proofErr w:type="spellStart"/>
-      <w:r>
-        <w:rPr>
-          <w:rFonts w:ascii="Consolas" w:eastAsia="Consolas" w:hAnsi="Consolas" w:cs="Consolas"/>
-          <w:sz w:val="20"/>
-          <w:szCs w:val="20"/>
-        </w:rPr>
-        <w:t>env:ANTHROPIC_API_KEY</w:t>
-      </w:r>
-      <w:proofErr w:type="spellEnd"/>
-      <w:r>
-        <w:rPr>
-          <w:rFonts w:ascii="Consolas" w:eastAsia="Consolas" w:hAnsi="Consolas" w:cs="Consolas"/>
-          <w:sz w:val="20"/>
-          <w:szCs w:val="20"/>
-        </w:rPr>
-        <w:t>="</w:t>
-      </w:r>
-      <w:proofErr w:type="spellStart"/>
-      <w:r>
-        <w:rPr>
-          <w:rFonts w:ascii="Consolas" w:eastAsia="Consolas" w:hAnsi="Consolas" w:cs="Consolas"/>
-          <w:sz w:val="20"/>
-          <w:szCs w:val="20"/>
-        </w:rPr>
-        <w:t>sk</w:t>
-      </w:r>
-      <w:proofErr w:type="spellEnd"/>
-      <w:r>
-        <w:rPr>
-          <w:rFonts w:ascii="Consolas" w:eastAsia="Consolas" w:hAnsi="Consolas" w:cs="Consolas"/>
-          <w:sz w:val="20"/>
-          <w:szCs w:val="20"/>
-        </w:rPr>
-        <w:t xml:space="preserve">-ant-..."     (PowerShell; </w:t>
-      </w:r>
-      <w:proofErr w:type="spellStart"/>
-      <w:r>
-        <w:rPr>
-          <w:rFonts w:ascii="Consolas" w:eastAsia="Consolas" w:hAnsi="Consolas" w:cs="Consolas"/>
-          <w:sz w:val="20"/>
-          <w:szCs w:val="20"/>
-        </w:rPr>
-        <w:t>cmd</w:t>
-      </w:r>
-      <w:proofErr w:type="spellEnd"/>
-      <w:r>
-        <w:rPr>
-          <w:rFonts w:ascii="Consolas" w:eastAsia="Consolas" w:hAnsi="Consolas" w:cs="Consolas"/>
-          <w:sz w:val="20"/>
-          <w:szCs w:val="20"/>
-        </w:rPr>
-        <w:t>: set ANTHROPIC_API_KEY=...)</w:t>
+        <w:t>$env:ANTHROPIC_API_KEY="sk-ant-..."     (PowerShell; cmd: set ANTHROPIC_API_KEY=...)</w:t>
       </w:r>
     </w:p>
     <w:p>
@@ -12781,6 +11693,7 @@
         <w:spacing w:after="140"/>
       </w:pPr>
       <w:r>
+        <w:lastRenderedPageBreak/>
         <w:t>Open the URL shown in the console (typically https://localhost:5001). Hard-refresh once after any change to static assets.</w:t>
       </w:r>
     </w:p>
@@ -12788,8 +11701,8 @@
       <w:pPr>
         <w:pStyle w:val="Heading2"/>
       </w:pPr>
-      <w:bookmarkStart w:id="52" w:name="_Toc237904694"/>
-      <w:bookmarkStart w:id="53" w:name="_Toc237904764"/>
+      <w:bookmarkStart w:id="52" w:name="_Toc237906397"/>
+      <w:bookmarkStart w:id="53" w:name="_Toc237906467"/>
       <w:r>
         <w:t>14.3 Run locally in Docker</w:t>
       </w:r>
@@ -12807,25 +11720,7 @@
           <w:sz w:val="20"/>
           <w:szCs w:val="20"/>
         </w:rPr>
-        <w:t xml:space="preserve">docker build -t </w:t>
-      </w:r>
-      <w:proofErr w:type="spellStart"/>
-      <w:r>
-        <w:rPr>
-          <w:rFonts w:ascii="Consolas" w:eastAsia="Consolas" w:hAnsi="Consolas" w:cs="Consolas"/>
-          <w:sz w:val="20"/>
-          <w:szCs w:val="20"/>
-        </w:rPr>
-        <w:t>flightplanagent</w:t>
-      </w:r>
-      <w:proofErr w:type="spellEnd"/>
-      <w:r>
-        <w:rPr>
-          <w:rFonts w:ascii="Consolas" w:eastAsia="Consolas" w:hAnsi="Consolas" w:cs="Consolas"/>
-          <w:sz w:val="20"/>
-          <w:szCs w:val="20"/>
-        </w:rPr>
-        <w:t xml:space="preserve"> .</w:t>
+        <w:t>docker build -t flightplanagent .</w:t>
       </w:r>
     </w:p>
     <w:p>
@@ -12839,43 +11734,15 @@
           <w:sz w:val="20"/>
           <w:szCs w:val="20"/>
         </w:rPr>
-        <w:t>docker run -p 8080:8080 -e ANTHROPIC_API_KEY=</w:t>
+        <w:t>docker run -p 8080:8080 -e ANTHROPIC_API_KEY=sk-ant-... flightplanagent</w:t>
       </w:r>
-      <w:proofErr w:type="spellStart"/>
-      <w:r>
-        <w:rPr>
-          <w:rFonts w:ascii="Consolas" w:eastAsia="Consolas" w:hAnsi="Consolas" w:cs="Consolas"/>
-          <w:sz w:val="20"/>
-          <w:szCs w:val="20"/>
-        </w:rPr>
-        <w:t>sk</w:t>
-      </w:r>
-      <w:proofErr w:type="spellEnd"/>
-      <w:r>
-        <w:rPr>
-          <w:rFonts w:ascii="Consolas" w:eastAsia="Consolas" w:hAnsi="Consolas" w:cs="Consolas"/>
-          <w:sz w:val="20"/>
-          <w:szCs w:val="20"/>
-        </w:rPr>
-        <w:t xml:space="preserve">-ant-... </w:t>
-      </w:r>
-      <w:proofErr w:type="spellStart"/>
-      <w:r>
-        <w:rPr>
-          <w:rFonts w:ascii="Consolas" w:eastAsia="Consolas" w:hAnsi="Consolas" w:cs="Consolas"/>
-          <w:sz w:val="20"/>
-          <w:szCs w:val="20"/>
-        </w:rPr>
-        <w:t>flightplanagent</w:t>
-      </w:r>
-      <w:proofErr w:type="spellEnd"/>
     </w:p>
     <w:p>
       <w:pPr>
         <w:pStyle w:val="Heading2"/>
       </w:pPr>
-      <w:bookmarkStart w:id="54" w:name="_Toc237904695"/>
-      <w:bookmarkStart w:id="55" w:name="_Toc237904765"/>
+      <w:bookmarkStart w:id="54" w:name="_Toc237906398"/>
+      <w:bookmarkStart w:id="55" w:name="_Toc237906468"/>
       <w:r>
         <w:t>14.4 Deploy</w:t>
       </w:r>
@@ -12894,8 +11761,8 @@
       <w:pPr>
         <w:pStyle w:val="Heading1"/>
       </w:pPr>
-      <w:bookmarkStart w:id="56" w:name="_Toc237904696"/>
-      <w:bookmarkStart w:id="57" w:name="_Toc237904766"/>
+      <w:bookmarkStart w:id="56" w:name="_Toc237906399"/>
+      <w:bookmarkStart w:id="57" w:name="_Toc237906469"/>
       <w:r>
         <w:t>15. Assumptions and Constraints</w:t>
       </w:r>
@@ -12906,8 +11773,8 @@
       <w:pPr>
         <w:pStyle w:val="Heading2"/>
       </w:pPr>
-      <w:bookmarkStart w:id="58" w:name="_Toc237904697"/>
-      <w:bookmarkStart w:id="59" w:name="_Toc237904767"/>
+      <w:bookmarkStart w:id="58" w:name="_Toc237906400"/>
+      <w:bookmarkStart w:id="59" w:name="_Toc237906470"/>
       <w:r>
         <w:t>15.1 Assumptions</w:t>
       </w:r>
@@ -12957,8 +11824,8 @@
       <w:pPr>
         <w:pStyle w:val="Heading2"/>
       </w:pPr>
-      <w:bookmarkStart w:id="60" w:name="_Toc237904698"/>
-      <w:bookmarkStart w:id="61" w:name="_Toc237904768"/>
+      <w:bookmarkStart w:id="60" w:name="_Toc237906401"/>
+      <w:bookmarkStart w:id="61" w:name="_Toc237906471"/>
       <w:r>
         <w:t>15.2 Constraints</w:t>
       </w:r>
@@ -13014,15 +11881,7 @@
         <w:spacing w:after="100"/>
       </w:pPr>
       <w:r>
-        <w:t xml:space="preserve">Weather coverage depends on </w:t>
-      </w:r>
-      <w:proofErr w:type="spellStart"/>
-      <w:r>
-        <w:t>aviationweather.gov's</w:t>
-      </w:r>
-      <w:proofErr w:type="spellEnd"/>
-      <w:r>
-        <w:t xml:space="preserve"> feed for UK fields; several GA strips publish nothing.</w:t>
+        <w:t>Weather coverage depends on aviationweather.gov's feed for UK fields; several GA strips publish nothing.</w:t>
       </w:r>
     </w:p>
     <w:p>
@@ -13035,7 +11894,7 @@
         <w:spacing w:after="100"/>
       </w:pPr>
       <w:r>
-        <w:t>The page shows nothing until the loop completes. Streaming would improve the demo (Section 16).</w:t>
+        <w:t>The page shows only an elapsed-seconds indicator until the loop completes. Streaming would improve the demo (Section 16).</w:t>
       </w:r>
     </w:p>
     <w:p>
@@ -13055,10 +11914,9 @@
       <w:pPr>
         <w:pStyle w:val="Heading1"/>
       </w:pPr>
-      <w:bookmarkStart w:id="62" w:name="_Toc237904699"/>
-      <w:bookmarkStart w:id="63" w:name="_Toc237904769"/>
+      <w:bookmarkStart w:id="62" w:name="_Toc237906402"/>
+      <w:bookmarkStart w:id="63" w:name="_Toc237906472"/>
       <w:r>
-        <w:lastRenderedPageBreak/>
         <w:t>16. Future Extension Path</w:t>
       </w:r>
       <w:bookmarkEnd w:id="62"/>
@@ -13229,131 +12087,13 @@
             <w:pPr>
               <w:spacing w:after="60"/>
             </w:pPr>
-            <w:proofErr w:type="spellStart"/>
-            <w:r>
-              <w:rPr>
-                <w:color w:val="000000"/>
-                <w:sz w:val="20"/>
-                <w:szCs w:val="20"/>
-              </w:rPr>
-              <w:t>check_ppr</w:t>
-            </w:r>
-            <w:proofErr w:type="spellEnd"/>
-            <w:r>
-              <w:rPr>
-                <w:color w:val="000000"/>
-                <w:sz w:val="20"/>
-                <w:szCs w:val="20"/>
-              </w:rPr>
-              <w:t>(</w:t>
-            </w:r>
-            <w:proofErr w:type="spellStart"/>
-            <w:r>
-              <w:rPr>
-                <w:color w:val="000000"/>
-                <w:sz w:val="20"/>
-                <w:szCs w:val="20"/>
-              </w:rPr>
-              <w:t>icao</w:t>
-            </w:r>
-            <w:proofErr w:type="spellEnd"/>
-            <w:r>
-              <w:rPr>
-                <w:color w:val="000000"/>
-                <w:sz w:val="20"/>
-                <w:szCs w:val="20"/>
-              </w:rPr>
-              <w:t xml:space="preserve">) returning open/closed/PPR-required, </w:t>
-            </w:r>
-            <w:proofErr w:type="spellStart"/>
-            <w:r>
-              <w:rPr>
-                <w:color w:val="000000"/>
-                <w:sz w:val="20"/>
-                <w:szCs w:val="20"/>
-              </w:rPr>
-              <w:t>get_notams</w:t>
-            </w:r>
-            <w:proofErr w:type="spellEnd"/>
-            <w:r>
-              <w:rPr>
-                <w:color w:val="000000"/>
-                <w:sz w:val="20"/>
-                <w:szCs w:val="20"/>
-              </w:rPr>
-              <w:t>(</w:t>
-            </w:r>
-            <w:proofErr w:type="spellStart"/>
-            <w:r>
-              <w:rPr>
-                <w:color w:val="000000"/>
-                <w:sz w:val="20"/>
-                <w:szCs w:val="20"/>
-              </w:rPr>
-              <w:t>icao</w:t>
-            </w:r>
-            <w:proofErr w:type="spellEnd"/>
-            <w:r>
-              <w:rPr>
-                <w:color w:val="000000"/>
-                <w:sz w:val="20"/>
-                <w:szCs w:val="20"/>
-              </w:rPr>
-              <w:t xml:space="preserve">) with a </w:t>
-            </w:r>
-            <w:proofErr w:type="gramStart"/>
-            <w:r>
-              <w:rPr>
-                <w:color w:val="000000"/>
-                <w:sz w:val="20"/>
-                <w:szCs w:val="20"/>
-              </w:rPr>
-              <w:t>small canned</w:t>
-            </w:r>
-            <w:proofErr w:type="gramEnd"/>
-            <w:r>
-              <w:rPr>
-                <w:color w:val="000000"/>
-                <w:sz w:val="20"/>
-                <w:szCs w:val="20"/>
-              </w:rPr>
-              <w:t xml:space="preserve"> set, </w:t>
-            </w:r>
-            <w:proofErr w:type="spellStart"/>
-            <w:r>
-              <w:rPr>
-                <w:color w:val="000000"/>
-                <w:sz w:val="20"/>
-                <w:szCs w:val="20"/>
-              </w:rPr>
-              <w:t>get_fuel_availability</w:t>
-            </w:r>
-            <w:proofErr w:type="spellEnd"/>
-            <w:r>
-              <w:rPr>
-                <w:color w:val="000000"/>
-                <w:sz w:val="20"/>
-                <w:szCs w:val="20"/>
-              </w:rPr>
-              <w:t>(</w:t>
-            </w:r>
-            <w:proofErr w:type="spellStart"/>
-            <w:r>
-              <w:rPr>
-                <w:color w:val="000000"/>
-                <w:sz w:val="20"/>
-                <w:szCs w:val="20"/>
-              </w:rPr>
-              <w:t>icao</w:t>
-            </w:r>
-            <w:proofErr w:type="spellEnd"/>
-            <w:r>
-              <w:rPr>
-                <w:color w:val="000000"/>
-                <w:sz w:val="20"/>
-                <w:szCs w:val="20"/>
-              </w:rPr>
-              <w:t>). Each gives the model something that can say no, which forces re-planning and makes the agent behaviour unmistakable.</w:t>
+            <w:r>
+              <w:rPr>
+                <w:color w:val="000000"/>
+                <w:sz w:val="20"/>
+                <w:szCs w:val="20"/>
+              </w:rPr>
+              <w:t>check_ppr(icao) returning open/closed/PPR-required, get_notams(icao) with a small canned set, get_fuel_availability(icao). Each gives the model something that can say no, which forces re-planning and makes the agent behaviour unmistakable.</w:t>
             </w:r>
           </w:p>
         </w:tc>
@@ -13393,6 +12133,7 @@
                 <w:sz w:val="20"/>
                 <w:szCs w:val="20"/>
               </w:rPr>
+              <w:lastRenderedPageBreak/>
               <w:t>Streaming steps</w:t>
             </w:r>
           </w:p>
@@ -13563,25 +12304,7 @@
                 <w:sz w:val="20"/>
                 <w:szCs w:val="20"/>
               </w:rPr>
-              <w:t xml:space="preserve">A tool (or a model instruction) that extracts the forecast wind from the fetched TAF and passes it into </w:t>
-            </w:r>
-            <w:proofErr w:type="spellStart"/>
-            <w:r>
-              <w:rPr>
-                <w:color w:val="000000"/>
-                <w:sz w:val="20"/>
-                <w:szCs w:val="20"/>
-              </w:rPr>
-              <w:t>calculate_leg</w:t>
-            </w:r>
-            <w:proofErr w:type="spellEnd"/>
-            <w:r>
-              <w:rPr>
-                <w:color w:val="000000"/>
-                <w:sz w:val="20"/>
-                <w:szCs w:val="20"/>
-              </w:rPr>
-              <w:t>, closing the loop between the weather and the nav log.</w:t>
+              <w:t>A tool (or a model instruction) that extracts the forecast wind from the fetched TAF and passes it into calculate_leg, closing the loop between the weather and the nav log.</w:t>
             </w:r>
           </w:p>
         </w:tc>
@@ -13791,43 +12514,77 @@
                 <w:sz w:val="20"/>
                 <w:szCs w:val="20"/>
               </w:rPr>
-              <w:t xml:space="preserve">Persist </w:t>
-            </w:r>
-            <w:proofErr w:type="spellStart"/>
-            <w:r>
-              <w:rPr>
-                <w:color w:val="000000"/>
-                <w:sz w:val="20"/>
-                <w:szCs w:val="20"/>
-              </w:rPr>
-              <w:t>AgentRunResult</w:t>
-            </w:r>
-            <w:proofErr w:type="spellEnd"/>
-            <w:r>
-              <w:rPr>
-                <w:color w:val="000000"/>
-                <w:sz w:val="20"/>
-                <w:szCs w:val="20"/>
-              </w:rPr>
-              <w:t xml:space="preserve"> per run so a demonstration can replay an interesting trace without spending API calls. Azure Blob or Table, matching the </w:t>
-            </w:r>
-            <w:proofErr w:type="spellStart"/>
-            <w:r>
-              <w:rPr>
-                <w:color w:val="000000"/>
-                <w:sz w:val="20"/>
-                <w:szCs w:val="20"/>
-              </w:rPr>
-              <w:t>VoiceChat</w:t>
-            </w:r>
-            <w:proofErr w:type="spellEnd"/>
-            <w:r>
-              <w:rPr>
-                <w:color w:val="000000"/>
-                <w:sz w:val="20"/>
-                <w:szCs w:val="20"/>
-              </w:rPr>
-              <w:t xml:space="preserve"> roadmap.</w:t>
+              <w:t>Persist AgentRunResult per run so a demonstration can replay an interesting trace without spending API calls. Azure Blob or Table, matching the VoiceChat roadmap.</w:t>
+            </w:r>
+          </w:p>
+        </w:tc>
+      </w:tr>
+      <w:tr>
+        <w:tblPrEx>
+          <w:tblCellMar>
+            <w:top w:w="0" w:type="dxa"/>
+            <w:bottom w:w="0" w:type="dxa"/>
+          </w:tblCellMar>
+        </w:tblPrEx>
+        <w:tc>
+          <w:tcPr>
+            <w:tcW w:w="2608" w:type="dxa"/>
+            <w:tcBorders>
+              <w:top w:val="single" w:sz="4" w:space="0" w:color="BFD3D0"/>
+              <w:left w:val="single" w:sz="4" w:space="0" w:color="BFD3D0"/>
+              <w:bottom w:val="single" w:sz="4" w:space="0" w:color="BFD3D0"/>
+              <w:right w:val="single" w:sz="4" w:space="0" w:color="BFD3D0"/>
+            </w:tcBorders>
+            <w:tcMar>
+              <w:top w:w="80" w:type="dxa"/>
+              <w:left w:w="120" w:type="dxa"/>
+              <w:bottom w:w="80" w:type="dxa"/>
+              <w:right w:w="120" w:type="dxa"/>
+            </w:tcMar>
+          </w:tcPr>
+          <w:p>
+            <w:pPr>
+              <w:spacing w:after="60"/>
+            </w:pPr>
+            <w:r>
+              <w:rPr>
+                <w:b/>
+                <w:bCs/>
+                <w:color w:val="000000"/>
+                <w:sz w:val="20"/>
+                <w:szCs w:val="20"/>
+              </w:rPr>
+              <w:t>Exclude docs from the image</w:t>
+            </w:r>
+          </w:p>
+        </w:tc>
+        <w:tc>
+          <w:tcPr>
+            <w:tcW w:w="6418" w:type="dxa"/>
+            <w:tcBorders>
+              <w:top w:val="single" w:sz="4" w:space="0" w:color="BFD3D0"/>
+              <w:left w:val="single" w:sz="4" w:space="0" w:color="BFD3D0"/>
+              <w:bottom w:val="single" w:sz="4" w:space="0" w:color="BFD3D0"/>
+              <w:right w:val="single" w:sz="4" w:space="0" w:color="BFD3D0"/>
+            </w:tcBorders>
+            <w:tcMar>
+              <w:top w:w="80" w:type="dxa"/>
+              <w:left w:w="120" w:type="dxa"/>
+              <w:bottom w:w="80" w:type="dxa"/>
+              <w:right w:w="120" w:type="dxa"/>
+            </w:tcMar>
+          </w:tcPr>
+          <w:p>
+            <w:pPr>
+              <w:spacing w:after="60"/>
+            </w:pPr>
+            <w:r>
+              <w:rPr>
+                <w:color w:val="000000"/>
+                <w:sz w:val="20"/>
+                <w:szCs w:val="20"/>
+              </w:rPr>
+              <w:t>Add Architecture/ to .dockerignore so the document is versioned in GitHub but not shipped in the container, as VoiceChat does.</w:t>
             </w:r>
           </w:p>
         </w:tc>
@@ -13964,7 +12721,7 @@
         <w:sz w:val="18"/>
         <w:szCs w:val="18"/>
       </w:rPr>
-      <w:t xml:space="preserve">FLIGHTAGENT-SA-v1.0  ·  Page </w:t>
+      <w:t xml:space="preserve">FLIGHTAGENT-SA-v1.1  ·  Page </w:t>
     </w:r>
     <w:r>
       <w:rPr>
@@ -14033,64 +12790,10 @@
 <file path=word/numbering.xml><?xml version="1.0" encoding="utf-8"?>
 <w:numbering xmlns:wpc="http://schemas.microsoft.com/office/word/2010/wordprocessingCanvas" xmlns:cx="http://schemas.microsoft.com/office/drawing/2014/chartex" xmlns:cx1="http://schemas.microsoft.com/office/drawing/2015/9/8/chartex" xmlns:cx2="http://schemas.microsoft.com/office/drawing/2015/10/21/chartex" xmlns:cx3="http://schemas.microsoft.com/office/drawing/2016/5/9/chartex" xmlns:cx4="http://schemas.microsoft.com/office/drawing/2016/5/10/chartex" xmlns:cx5="http://schemas.microsoft.com/office/drawing/2016/5/11/chartex" xmlns:cx6="http://schemas.microsoft.com/office/drawing/2016/5/12/chartex" xmlns:cx7="http://schemas.microsoft.com/office/drawing/2016/5/13/chartex" xmlns:cx8="http://schemas.microsoft.com/office/drawing/2016/5/14/chartex" xmlns:mc="http://schemas.openxmlformats.org/markup-compatibility/2006" xmlns:aink="http://schemas.microsoft.com/office/drawing/2016/ink" xmlns:am3d="http://schemas.microsoft.com/office/drawing/2017/model3d" xmlns:o="urn:schemas-microsoft-com:office:office" xmlns:oel="http://schemas.microsoft.com/office/2019/extlst" xmlns:r="http://schemas.openxmlformats.org/officeDocument/2006/relationships" xmlns:m="http://schemas.openxmlformats.org/officeDocument/2006/math" xmlns:v="urn:schemas-microsoft-com:vml" xmlns:wp14="http://schemas.microsoft.com/office/word/2010/wordprocessingDrawing" xmlns:wp="http://schemas.openxmlformats.org/drawingml/2006/wordprocessingDrawing" xmlns:w10="urn:schemas-microsoft-com:office:word" xmlns:w="http://schemas.openxmlformats.org/wordprocessingml/2006/main" xmlns:w14="http://schemas.microsoft.com/office/word/2010/wordml" xmlns:w15="http://schemas.microsoft.com/office/word/2012/wordml" xmlns:w16cei="http://schemas.microsoft.com/office/word/2026/wordml/cei" xmlns:w16cex="http://schemas.microsoft.com/office/word/2018/wordml/cex" xmlns:w16cid="http://schemas.microsoft.com/office/word/2016/wordml/cid" xmlns:w16="http://schemas.microsoft.com/office/word/2018/wordml" xmlns:w16du="http://schemas.microsoft.com/office/word/2023/wordml/word16du" xmlns:w16sdtdh="http://schemas.microsoft.com/office/word/2020/wordml/sdtdatahash" xmlns:w16sdtfl="http://schemas.microsoft.com/office/word/2024/wordml/sdtformatlock" xmlns:w16se="http://schemas.microsoft.com/office/word/2015/wordml/symex" xmlns:wpg="http://schemas.microsoft.com/office/word/2010/wordprocessingGroup" xmlns:wpi="http://schemas.microsoft.com/office/word/2010/wordprocessingInk" xmlns:wne="http://schemas.microsoft.com/office/word/2006/wordml" xmlns:wps="http://schemas.microsoft.com/office/word/2010/wordprocessingShape" mc:Ignorable="w14 w15 w16se w16cid w16 w16cex w16sdtdh w16sdtfl w16du wp14">
   <w:abstractNum w:abstractNumId="0" w15:restartNumberingAfterBreak="0">
-    <w:nsid w:val="114B222B"/>
+    <w:nsid w:val="17E13F1F"/>
     <w:multiLevelType w:val="hybridMultilevel"/>
-    <w:tmpl w:val="05169852"/>
-    <w:lvl w:ilvl="0" w:tplc="3104E6DA">
-      <w:start w:val="1"/>
-      <w:numFmt w:val="bullet"/>
-      <w:lvlText w:val="•"/>
-      <w:lvlJc w:val="left"/>
-      <w:pPr>
-        <w:ind w:left="720" w:hanging="360"/>
-      </w:pPr>
-    </w:lvl>
-    <w:lvl w:ilvl="1" w:tplc="DE865BD0">
-      <w:numFmt w:val="decimal"/>
-      <w:lvlText w:val=""/>
-      <w:lvlJc w:val="left"/>
-    </w:lvl>
-    <w:lvl w:ilvl="2" w:tplc="D71A9086">
-      <w:numFmt w:val="decimal"/>
-      <w:lvlText w:val=""/>
-      <w:lvlJc w:val="left"/>
-    </w:lvl>
-    <w:lvl w:ilvl="3" w:tplc="DB141162">
-      <w:numFmt w:val="decimal"/>
-      <w:lvlText w:val=""/>
-      <w:lvlJc w:val="left"/>
-    </w:lvl>
-    <w:lvl w:ilvl="4" w:tplc="5ABA01B2">
-      <w:numFmt w:val="decimal"/>
-      <w:lvlText w:val=""/>
-      <w:lvlJc w:val="left"/>
-    </w:lvl>
-    <w:lvl w:ilvl="5" w:tplc="817C0B48">
-      <w:numFmt w:val="decimal"/>
-      <w:lvlText w:val=""/>
-      <w:lvlJc w:val="left"/>
-    </w:lvl>
-    <w:lvl w:ilvl="6" w:tplc="2A3C9572">
-      <w:numFmt w:val="decimal"/>
-      <w:lvlText w:val=""/>
-      <w:lvlJc w:val="left"/>
-    </w:lvl>
-    <w:lvl w:ilvl="7" w:tplc="BF34BECA">
-      <w:numFmt w:val="decimal"/>
-      <w:lvlText w:val=""/>
-      <w:lvlJc w:val="left"/>
-    </w:lvl>
-    <w:lvl w:ilvl="8" w:tplc="E2349B10">
-      <w:numFmt w:val="decimal"/>
-      <w:lvlText w:val=""/>
-      <w:lvlJc w:val="left"/>
-    </w:lvl>
-  </w:abstractNum>
-  <w:abstractNum w:abstractNumId="1" w15:restartNumberingAfterBreak="0">
-    <w:nsid w:val="51EF03C4"/>
-    <w:multiLevelType w:val="hybridMultilevel"/>
-    <w:tmpl w:val="A0CC2E86"/>
-    <w:lvl w:ilvl="0" w:tplc="0ECE3B64">
+    <w:tmpl w:val="2FD2F088"/>
+    <w:lvl w:ilvl="0" w:tplc="23444F20">
       <w:start w:val="1"/>
       <w:numFmt w:val="bullet"/>
       <w:lvlText w:val="●"/>
@@ -14099,7 +12802,7 @@
         <w:ind w:left="720" w:hanging="360"/>
       </w:pPr>
     </w:lvl>
-    <w:lvl w:ilvl="1" w:tplc="F45C10EE">
+    <w:lvl w:ilvl="1" w:tplc="064E19C0">
       <w:start w:val="1"/>
       <w:numFmt w:val="bullet"/>
       <w:lvlText w:val="○"/>
@@ -14108,7 +12811,7 @@
         <w:ind w:left="1440" w:hanging="360"/>
       </w:pPr>
     </w:lvl>
-    <w:lvl w:ilvl="2" w:tplc="D3F4D58E">
+    <w:lvl w:ilvl="2" w:tplc="4C525CF6">
       <w:start w:val="1"/>
       <w:numFmt w:val="bullet"/>
       <w:lvlText w:val="■"/>
@@ -14117,7 +12820,7 @@
         <w:ind w:left="2160" w:hanging="360"/>
       </w:pPr>
     </w:lvl>
-    <w:lvl w:ilvl="3" w:tplc="2CD68D08">
+    <w:lvl w:ilvl="3" w:tplc="BFB65B5E">
       <w:start w:val="1"/>
       <w:numFmt w:val="bullet"/>
       <w:lvlText w:val="●"/>
@@ -14126,7 +12829,7 @@
         <w:ind w:left="2880" w:hanging="360"/>
       </w:pPr>
     </w:lvl>
-    <w:lvl w:ilvl="4" w:tplc="F5486A00">
+    <w:lvl w:ilvl="4" w:tplc="8CF6508E">
       <w:start w:val="1"/>
       <w:numFmt w:val="bullet"/>
       <w:lvlText w:val="○"/>
@@ -14135,7 +12838,7 @@
         <w:ind w:left="3600" w:hanging="360"/>
       </w:pPr>
     </w:lvl>
-    <w:lvl w:ilvl="5" w:tplc="17CE9970">
+    <w:lvl w:ilvl="5" w:tplc="F11209F4">
       <w:start w:val="1"/>
       <w:numFmt w:val="bullet"/>
       <w:lvlText w:val="■"/>
@@ -14144,7 +12847,7 @@
         <w:ind w:left="4320" w:hanging="360"/>
       </w:pPr>
     </w:lvl>
-    <w:lvl w:ilvl="6" w:tplc="F2A67C70">
+    <w:lvl w:ilvl="6" w:tplc="599C2A66">
       <w:start w:val="1"/>
       <w:numFmt w:val="bullet"/>
       <w:lvlText w:val="●"/>
@@ -14153,7 +12856,7 @@
         <w:ind w:left="5040" w:hanging="360"/>
       </w:pPr>
     </w:lvl>
-    <w:lvl w:ilvl="7" w:tplc="34065928">
+    <w:lvl w:ilvl="7" w:tplc="0AB40B68">
       <w:start w:val="1"/>
       <w:numFmt w:val="bullet"/>
       <w:lvlText w:val="●"/>
@@ -14162,7 +12865,7 @@
         <w:ind w:left="5760" w:hanging="360"/>
       </w:pPr>
     </w:lvl>
-    <w:lvl w:ilvl="8" w:tplc="EE248866">
+    <w:lvl w:ilvl="8" w:tplc="E1227976">
       <w:start w:val="1"/>
       <w:numFmt w:val="bullet"/>
       <w:lvlText w:val="●"/>
@@ -14172,14 +12875,68 @@
       </w:pPr>
     </w:lvl>
   </w:abstractNum>
-  <w:num w:numId="1" w16cid:durableId="1244995150">
-    <w:abstractNumId w:val="1"/>
+  <w:abstractNum w:abstractNumId="1" w15:restartNumberingAfterBreak="0">
+    <w:nsid w:val="36FB777E"/>
+    <w:multiLevelType w:val="hybridMultilevel"/>
+    <w:tmpl w:val="D360B2AE"/>
+    <w:lvl w:ilvl="0" w:tplc="6C50AEA6">
+      <w:start w:val="1"/>
+      <w:numFmt w:val="bullet"/>
+      <w:lvlText w:val="•"/>
+      <w:lvlJc w:val="left"/>
+      <w:pPr>
+        <w:ind w:left="720" w:hanging="360"/>
+      </w:pPr>
+    </w:lvl>
+    <w:lvl w:ilvl="1" w:tplc="C6B47788">
+      <w:numFmt w:val="decimal"/>
+      <w:lvlText w:val=""/>
+      <w:lvlJc w:val="left"/>
+    </w:lvl>
+    <w:lvl w:ilvl="2" w:tplc="30FEFAC0">
+      <w:numFmt w:val="decimal"/>
+      <w:lvlText w:val=""/>
+      <w:lvlJc w:val="left"/>
+    </w:lvl>
+    <w:lvl w:ilvl="3" w:tplc="1B84DCC2">
+      <w:numFmt w:val="decimal"/>
+      <w:lvlText w:val=""/>
+      <w:lvlJc w:val="left"/>
+    </w:lvl>
+    <w:lvl w:ilvl="4" w:tplc="82740112">
+      <w:numFmt w:val="decimal"/>
+      <w:lvlText w:val=""/>
+      <w:lvlJc w:val="left"/>
+    </w:lvl>
+    <w:lvl w:ilvl="5" w:tplc="6936A82A">
+      <w:numFmt w:val="decimal"/>
+      <w:lvlText w:val=""/>
+      <w:lvlJc w:val="left"/>
+    </w:lvl>
+    <w:lvl w:ilvl="6" w:tplc="DC1E1500">
+      <w:numFmt w:val="decimal"/>
+      <w:lvlText w:val=""/>
+      <w:lvlJc w:val="left"/>
+    </w:lvl>
+    <w:lvl w:ilvl="7" w:tplc="0E8433C4">
+      <w:numFmt w:val="decimal"/>
+      <w:lvlText w:val=""/>
+      <w:lvlJc w:val="left"/>
+    </w:lvl>
+    <w:lvl w:ilvl="8" w:tplc="627832D6">
+      <w:numFmt w:val="decimal"/>
+      <w:lvlText w:val=""/>
+      <w:lvlJc w:val="left"/>
+    </w:lvl>
+  </w:abstractNum>
+  <w:num w:numId="1" w16cid:durableId="437871947">
+    <w:abstractNumId w:val="0"/>
     <w:lvlOverride w:ilvl="0">
       <w:startOverride w:val="1"/>
     </w:lvlOverride>
   </w:num>
-  <w:num w:numId="2" w16cid:durableId="294794002">
-    <w:abstractNumId w:val="0"/>
+  <w:num w:numId="2" w16cid:durableId="461852948">
+    <w:abstractNumId w:val="1"/>
     <w:lvlOverride w:ilvl="0">
       <w:startOverride w:val="1"/>
     </w:lvlOverride>
@@ -14795,7 +13552,7 @@
     <w:autoRedefine/>
     <w:uiPriority w:val="39"/>
     <w:unhideWhenUsed/>
-    <w:rsid w:val="001041CE"/>
+    <w:rsid w:val="006E2C81"/>
     <w:pPr>
       <w:spacing w:after="100"/>
     </w:pPr>
@@ -14807,7 +13564,7 @@
     <w:autoRedefine/>
     <w:uiPriority w:val="39"/>
     <w:unhideWhenUsed/>
-    <w:rsid w:val="001041CE"/>
+    <w:rsid w:val="006E2C81"/>
     <w:pPr>
       <w:spacing w:after="100"/>
       <w:ind w:left="240"/>
@@ -14820,7 +13577,7 @@
     <w:uiPriority w:val="39"/>
     <w:unhideWhenUsed/>
     <w:qFormat/>
-    <w:rsid w:val="001041CE"/>
+    <w:rsid w:val="006E2C81"/>
     <w:pPr>
       <w:keepNext/>
       <w:keepLines/>
@@ -15158,7 +13915,7 @@
 </file>
 
 <file path=customXml/itemProps1.xml><?xml version="1.0" encoding="utf-8"?>
-<ds:datastoreItem xmlns:ds="http://schemas.openxmlformats.org/officeDocument/2006/customXml" ds:itemID="{B43D1687-4924-421F-98B1-98A43E5291F9}">
+<ds:datastoreItem xmlns:ds="http://schemas.openxmlformats.org/officeDocument/2006/customXml" ds:itemID="{482F093E-9664-4FD0-AB44-B13C4457EB36}">
   <ds:schemaRefs>
     <ds:schemaRef ds:uri="http://schemas.openxmlformats.org/officeDocument/2006/bibliography"/>
   </ds:schemaRefs>
